--- a/rotinas/DocumentacaoSite.docx
+++ b/rotinas/DocumentacaoSite.docx
@@ -11533,6 +11533,16 @@
     </w:p>
     <w:p>
       <w:pPr>
+        <w:pStyle w:val="Heading3"/>
+        <w:rPr/>
+      </w:pPr>
+      <w:r>
+        <w:rPr/>
+        <w:t>5. Explorar Duvid – inserir um card Atividades.</w:t>
+      </w:r>
+    </w:p>
+    <w:p>
+      <w:pPr>
         <w:pStyle w:val="BodyText"/>
         <w:tabs>
           <w:tab w:val="clear" w:pos="708"/>
@@ -11552,11 +11562,25 @@
           <w:lang w:val="pt-BR" w:eastAsia="en-US" w:bidi="ar-SA"/>
           <w14:ligatures w14:val="standardContextual"/>
         </w:rPr>
-        <w:t xml:space="preserve">5. Explorar Duvid – inserir um card Atividades. Vai abrir uma página com todas as </w:t>
-      </w:r>
-      <w:r>
-        <w:rPr/>
-        <w:t>atividades práticas para os professores imprimirem em pdf., que existem nas aulas.</w:t>
+        <w:t>Vai abrir uma página com todas as</w:t>
+      </w:r>
+      <w:r>
+        <w:rPr/>
+        <w:t xml:space="preserve"> atividades práticas para os professores imprimirem em pdf., que existem nas aulas</w:t>
+      </w:r>
+      <w:r>
+        <w:rPr/>
+        <w:t>.</w:t>
+      </w:r>
+    </w:p>
+    <w:p>
+      <w:pPr>
+        <w:pStyle w:val="Heading3"/>
+        <w:rPr/>
+      </w:pPr>
+      <w:r>
+        <w:rPr/>
+        <w:t>6. Inserir mais dados via API</w:t>
       </w:r>
     </w:p>
     <w:p>
@@ -11572,6 +11596,25 @@
       </w:pPr>
       <w:r>
         <w:rPr/>
+        <w:t xml:space="preserve">– </w:t>
+      </w:r>
+      <w:r>
+        <w:rPr/>
+        <w:t>População brasileira, índice IBOVESPA.</w:t>
+      </w:r>
+    </w:p>
+    <w:p>
+      <w:pPr>
+        <w:pStyle w:val="Heading3"/>
+        <w:rPr/>
+      </w:pPr>
+      <w:r>
+        <w:rPr/>
+        <w:t xml:space="preserve">7. </w:t>
+      </w:r>
+      <w:r>
+        <w:rPr/>
+        <w:t xml:space="preserve">Pesquisar sobre segurança de API Keys e Variáveis de Ambiente" </w:t>
       </w:r>
     </w:p>
     <w:p>
@@ -11850,7 +11893,7 @@
           <w:spacing w:val="0"/>
           <w:sz w:val="24"/>
         </w:rPr>
-        <w:t>Redesenhe o ícone em anexo em pixel art nítido, de alta resolução (640x430 px) com um fundo contextual. O estilo deve ser 'pixel art polido' (polished pixel art), com cores ricas e sombras definidas (sem borrão) para criar volume e profundidade. O objeto deve ser claramente reconhecível, com detalhes aprimorados em relação a versões simples. Fundo transparente .</w:t>
+        <w:t>Redesenhe o ícone em anexo em pixel art nítido, de alta resolução (640x430 px) com um fundo contextual. O estilo deve ser 'pixel art polido' (polished pixel art), com cores ricas e sombras definidas (sem borrão) para criar volume e profundidade. O objeto deve ser claramente reconhecível, com detalhes aprimorados em relação a versões simples. Fundo transparente.</w:t>
       </w:r>
     </w:p>
     <w:p>

--- a/rotinas/DocumentacaoSite.docx
+++ b/rotinas/DocumentacaoSite.docx
@@ -914,6 +914,26 @@
             </w:tabs>
             <w:rPr/>
           </w:pPr>
+          <w:hyperlink w:anchor="__RefHeading___Toc1627_291806104" w:tooltip="Acessando o PHP:">
+            <w:r>
+              <w:rPr>
+                <w:rStyle w:val="Vnculodendice"/>
+              </w:rPr>
+              <w:t>Acessando o PHP:</w:t>
+              <w:tab/>
+              <w:t>18</w:t>
+            </w:r>
+          </w:hyperlink>
+        </w:p>
+        <w:p>
+          <w:pPr>
+            <w:pStyle w:val="TOC2"/>
+            <w:tabs>
+              <w:tab w:val="clear" w:pos="8221"/>
+              <w:tab w:val="right" w:pos="8503" w:leader="dot"/>
+            </w:tabs>
+            <w:rPr/>
+          </w:pPr>
           <w:hyperlink w:anchor="__RefHeading___Toc633_2288496956" w:tooltip="duvid-core.js">
             <w:r>
               <w:rPr>
@@ -921,7 +941,7 @@
               </w:rPr>
               <w:t>duvid-core.js</w:t>
               <w:tab/>
-              <w:t>18</w:t>
+              <w:t>19</w:t>
             </w:r>
           </w:hyperlink>
         </w:p>
@@ -941,7 +961,7 @@
               </w:rPr>
               <w:t>Modelo json questões:</w:t>
               <w:tab/>
-              <w:t>20</w:t>
+              <w:t>21</w:t>
             </w:r>
           </w:hyperlink>
         </w:p>
@@ -1152,12 +1172,12 @@
             </w:tabs>
             <w:rPr/>
           </w:pPr>
-          <w:hyperlink w:anchor="__RefHeading___Toc976_3689506473" w:tooltip="2. O &quot;Dicionário de Milton Santos&quot; (Glossário Interativo)">
+          <w:hyperlink w:anchor="__RefHeading___Toc976_3689506473" w:tooltip="2. O &quot;Dicionário&quot; (Glossário Interativo)">
             <w:r>
               <w:rPr>
                 <w:rStyle w:val="Vnculodendice"/>
               </w:rPr>
-              <w:t>2. O "Dicionário de Milton Santos" (Glossário Interativo)</w:t>
+              <w:t>2. O "Dicionário" (Glossário Interativo)</w:t>
               <w:tab/>
               <w:t>26</w:t>
             </w:r>
@@ -1205,6 +1225,66 @@
         </w:p>
         <w:p>
           <w:pPr>
+            <w:pStyle w:val="TOC3"/>
+            <w:tabs>
+              <w:tab w:val="clear" w:pos="7937"/>
+              <w:tab w:val="right" w:pos="8503" w:leader="dot"/>
+            </w:tabs>
+            <w:rPr/>
+          </w:pPr>
+          <w:hyperlink w:anchor="__RefHeading___Toc13762_3315236242" w:tooltip="5. Explorar Duvid – inserir um card Atividades.">
+            <w:r>
+              <w:rPr>
+                <w:rStyle w:val="Vnculodendice"/>
+              </w:rPr>
+              <w:t>5. Explorar Duvid – inserir um card Atividades.</w:t>
+              <w:tab/>
+              <w:t>26</w:t>
+            </w:r>
+          </w:hyperlink>
+        </w:p>
+        <w:p>
+          <w:pPr>
+            <w:pStyle w:val="TOC3"/>
+            <w:tabs>
+              <w:tab w:val="clear" w:pos="7937"/>
+              <w:tab w:val="right" w:pos="8503" w:leader="dot"/>
+            </w:tabs>
+            <w:rPr/>
+          </w:pPr>
+          <w:hyperlink w:anchor="__RefHeading___Toc13764_3315236242" w:tooltip="6. Inserir mais dados via API">
+            <w:r>
+              <w:rPr>
+                <w:rStyle w:val="Vnculodendice"/>
+              </w:rPr>
+              <w:t>6. Inserir mais dados via API</w:t>
+              <w:tab/>
+              <w:t>26</w:t>
+            </w:r>
+          </w:hyperlink>
+        </w:p>
+        <w:p>
+          <w:pPr>
+            <w:pStyle w:val="TOC3"/>
+            <w:tabs>
+              <w:tab w:val="clear" w:pos="7937"/>
+              <w:tab w:val="right" w:pos="8503" w:leader="dot"/>
+            </w:tabs>
+            <w:rPr/>
+          </w:pPr>
+          <w:hyperlink w:anchor="__RefHeading___Toc13766_3315236242" w:tooltip="7. Pesquisar sobre segurança de API Keys e Variáveis de Ambiente&quot;">
+            <w:r>
+              <w:rPr>
+                <w:rStyle w:val="Vnculodendice"/>
+              </w:rPr>
+              <w:t>7. Pesquisar sobre segurança de API Keys e Variáveis de Ambiente"</w:t>
+              <w:tab/>
+              <w:t>26</w:t>
+            </w:r>
+          </w:hyperlink>
+        </w:p>
+        <w:p>
+          <w:pPr>
             <w:pStyle w:val="TOC2"/>
             <w:tabs>
               <w:tab w:val="clear" w:pos="8221"/>
@@ -1219,26 +1299,6 @@
               </w:rPr>
               <w:t>Prompts</w:t>
               <w:tab/>
-              <w:t>27</w:t>
-            </w:r>
-          </w:hyperlink>
-        </w:p>
-        <w:p>
-          <w:pPr>
-            <w:pStyle w:val="TOC2"/>
-            <w:tabs>
-              <w:tab w:val="clear" w:pos="8221"/>
-              <w:tab w:val="right" w:pos="8503" w:leader="dot"/>
-            </w:tabs>
-            <w:rPr/>
-          </w:pPr>
-          <w:hyperlink w:anchor="__RefHeading___Toc1888_3396507" w:tooltip="Ideias para implementar">
-            <w:r>
-              <w:rPr>
-                <w:rStyle w:val="Vnculodendice"/>
-              </w:rPr>
-              <w:t>Ideias para implementar</w:t>
-              <w:tab/>
               <w:t>28</w:t>
             </w:r>
           </w:hyperlink>
@@ -1488,7 +1548,7 @@
       </w:r>
       <w:r>
         <w:rPr>
-          <w:rStyle w:val="Cdigo-fonteuser"/>
+          <w:rStyle w:val="Cdigo-fonte"/>
         </w:rPr>
         <w:t>DuvidDB</w:t>
       </w:r>
@@ -1682,7 +1742,7 @@
           </w:tcPr>
           <w:p>
             <w:pPr>
-              <w:pStyle w:val="Contedodatabelauser"/>
+              <w:pStyle w:val="Contedodatabela"/>
               <w:spacing w:lineRule="auto" w:line="274" w:before="0" w:after="0"/>
               <w:ind w:hanging="0" w:start="0" w:end="0"/>
               <w:rPr/>
@@ -1709,7 +1769,7 @@
           </w:tcPr>
           <w:p>
             <w:pPr>
-              <w:pStyle w:val="Contedodatabelauser"/>
+              <w:pStyle w:val="Contedodatabela"/>
               <w:spacing w:lineRule="auto" w:line="274" w:before="0" w:after="0"/>
               <w:ind w:hanging="0" w:start="0" w:end="0"/>
               <w:rPr/>
@@ -1736,7 +1796,7 @@
           </w:tcPr>
           <w:p>
             <w:pPr>
-              <w:pStyle w:val="Contedodatabelauser"/>
+              <w:pStyle w:val="Contedodatabela"/>
               <w:spacing w:lineRule="auto" w:line="274" w:before="0" w:after="0"/>
               <w:ind w:hanging="0" w:start="0" w:end="0"/>
               <w:rPr/>
@@ -1766,14 +1826,14 @@
           </w:tcPr>
           <w:p>
             <w:pPr>
-              <w:pStyle w:val="Contedodatabelauser"/>
+              <w:pStyle w:val="Contedodatabela"/>
               <w:spacing w:lineRule="auto" w:line="274" w:before="0" w:after="140"/>
               <w:ind w:hanging="0" w:start="0" w:end="0"/>
               <w:rPr/>
             </w:pPr>
             <w:r>
               <w:rPr>
-                <w:rStyle w:val="Cdigo-fonteuser"/>
+                <w:rStyle w:val="Cdigo-fonte"/>
                 <w:rFonts w:ascii="Google Sans Text;sans-serif" w:hAnsi="Google Sans Text;sans-serif"/>
                 <w:b/>
               </w:rPr>
@@ -1794,7 +1854,7 @@
           </w:tcPr>
           <w:p>
             <w:pPr>
-              <w:pStyle w:val="Contedodatabelauser"/>
+              <w:pStyle w:val="Contedodatabela"/>
               <w:spacing w:lineRule="auto" w:line="274" w:before="0" w:after="140"/>
               <w:ind w:hanging="0" w:start="0" w:end="0"/>
               <w:rPr>
@@ -1822,7 +1882,7 @@
           </w:tcPr>
           <w:p>
             <w:pPr>
-              <w:pStyle w:val="Contedodatabelauser"/>
+              <w:pStyle w:val="Contedodatabela"/>
               <w:spacing w:lineRule="auto" w:line="274" w:before="0" w:after="140"/>
               <w:ind w:hanging="0" w:start="0" w:end="0"/>
               <w:rPr>
@@ -1855,14 +1915,14 @@
           </w:tcPr>
           <w:p>
             <w:pPr>
-              <w:pStyle w:val="Contedodatabelauser"/>
+              <w:pStyle w:val="Contedodatabela"/>
               <w:spacing w:lineRule="auto" w:line="274" w:before="0" w:after="140"/>
               <w:ind w:hanging="0" w:start="0" w:end="0"/>
               <w:rPr/>
             </w:pPr>
             <w:r>
               <w:rPr>
-                <w:rStyle w:val="Cdigo-fonteuser"/>
+                <w:rStyle w:val="Cdigo-fonte"/>
                 <w:rFonts w:ascii="Google Sans Text;sans-serif" w:hAnsi="Google Sans Text;sans-serif"/>
                 <w:b/>
               </w:rPr>
@@ -1883,7 +1943,7 @@
           </w:tcPr>
           <w:p>
             <w:pPr>
-              <w:pStyle w:val="Contedodatabelauser"/>
+              <w:pStyle w:val="Contedodatabela"/>
               <w:spacing w:lineRule="auto" w:line="274" w:before="0" w:after="140"/>
               <w:ind w:hanging="0" w:start="0" w:end="0"/>
               <w:rPr/>
@@ -1896,7 +1956,7 @@
             </w:r>
             <w:r>
               <w:rPr>
-                <w:rStyle w:val="Cdigo-fonteuser"/>
+                <w:rStyle w:val="Cdigo-fonte"/>
                 <w:rFonts w:ascii="Google Sans Text;sans-serif" w:hAnsi="Google Sans Text;sans-serif"/>
               </w:rPr>
               <w:t>DuvidDB</w:t>
@@ -1922,7 +1982,7 @@
           </w:tcPr>
           <w:p>
             <w:pPr>
-              <w:pStyle w:val="Contedodatabelauser"/>
+              <w:pStyle w:val="Contedodatabela"/>
               <w:spacing w:lineRule="auto" w:line="274" w:before="0" w:after="140"/>
               <w:ind w:hanging="0" w:start="0" w:end="0"/>
               <w:rPr>
@@ -1955,14 +2015,14 @@
           </w:tcPr>
           <w:p>
             <w:pPr>
-              <w:pStyle w:val="Contedodatabelauser"/>
+              <w:pStyle w:val="Contedodatabela"/>
               <w:spacing w:lineRule="auto" w:line="274" w:before="0" w:after="140"/>
               <w:ind w:hanging="0" w:start="0" w:end="0"/>
               <w:rPr/>
             </w:pPr>
             <w:r>
               <w:rPr>
-                <w:rStyle w:val="Cdigo-fonteuser"/>
+                <w:rStyle w:val="Cdigo-fonte"/>
                 <w:rFonts w:ascii="Google Sans Text;sans-serif" w:hAnsi="Google Sans Text;sans-serif"/>
                 <w:b/>
               </w:rPr>
@@ -1983,7 +2043,7 @@
           </w:tcPr>
           <w:p>
             <w:pPr>
-              <w:pStyle w:val="Contedodatabelauser"/>
+              <w:pStyle w:val="Contedodatabela"/>
               <w:spacing w:lineRule="auto" w:line="274" w:before="0" w:after="140"/>
               <w:ind w:hanging="0" w:start="0" w:end="0"/>
               <w:rPr>
@@ -2011,7 +2071,7 @@
           </w:tcPr>
           <w:p>
             <w:pPr>
-              <w:pStyle w:val="Contedodatabelauser"/>
+              <w:pStyle w:val="Contedodatabela"/>
               <w:spacing w:lineRule="auto" w:line="274" w:before="0" w:after="140"/>
               <w:ind w:hanging="0" w:start="0" w:end="0"/>
               <w:rPr>
@@ -2044,18 +2104,42 @@
           </w:tcPr>
           <w:p>
             <w:pPr>
-              <w:pStyle w:val="Contedodatabelauser"/>
+              <w:pStyle w:val="Contedodatabela"/>
               <w:spacing w:lineRule="auto" w:line="274" w:before="0" w:after="140"/>
               <w:ind w:hanging="0" w:start="0" w:end="0"/>
               <w:rPr/>
             </w:pPr>
             <w:r>
               <w:rPr>
-                <w:rStyle w:val="Cdigo-fonteuser"/>
+                <w:rStyle w:val="Cdigo-fonte"/>
                 <w:rFonts w:ascii="Google Sans Text;sans-serif" w:hAnsi="Google Sans Text;sans-serif"/>
                 <w:b/>
               </w:rPr>
-              <w:t>get_clima.php</w:t>
+              <w:t>duvid</w:t>
+            </w:r>
+            <w:r>
+              <w:rPr>
+                <w:rStyle w:val="Cdigo-fonte"/>
+                <w:rFonts w:ascii="Google Sans Text;sans-serif" w:hAnsi="Google Sans Text;sans-serif"/>
+                <w:b/>
+              </w:rPr>
+              <w:t>_</w:t>
+            </w:r>
+            <w:r>
+              <w:rPr>
+                <w:rStyle w:val="Cdigo-fonte"/>
+                <w:rFonts w:ascii="Google Sans Text;sans-serif" w:hAnsi="Google Sans Text;sans-serif"/>
+                <w:b/>
+              </w:rPr>
+              <w:t>api</w:t>
+            </w:r>
+            <w:r>
+              <w:rPr>
+                <w:rStyle w:val="Cdigo-fonte"/>
+                <w:rFonts w:ascii="Google Sans Text;sans-serif" w:hAnsi="Google Sans Text;sans-serif"/>
+                <w:b/>
+              </w:rPr>
+              <w:t>.php</w:t>
             </w:r>
           </w:p>
         </w:tc>
@@ -2072,7 +2156,7 @@
           </w:tcPr>
           <w:p>
             <w:pPr>
-              <w:pStyle w:val="Contedodatabelauser"/>
+              <w:pStyle w:val="Contedodatabela"/>
               <w:spacing w:lineRule="auto" w:line="274" w:before="0" w:after="140"/>
               <w:ind w:hanging="0" w:start="0" w:end="0"/>
               <w:rPr>
@@ -2100,7 +2184,7 @@
           </w:tcPr>
           <w:p>
             <w:pPr>
-              <w:pStyle w:val="Contedodatabelauser"/>
+              <w:pStyle w:val="Contedodatabela"/>
               <w:spacing w:lineRule="auto" w:line="274" w:before="0" w:after="140"/>
               <w:ind w:hanging="0" w:start="0" w:end="0"/>
               <w:rPr>
@@ -2133,14 +2217,14 @@
           </w:tcPr>
           <w:p>
             <w:pPr>
-              <w:pStyle w:val="Contedodatabelauser"/>
+              <w:pStyle w:val="Contedodatabela"/>
               <w:spacing w:lineRule="auto" w:line="274" w:before="0" w:after="140"/>
               <w:ind w:hanging="0" w:start="0" w:end="0"/>
               <w:rPr/>
             </w:pPr>
             <w:r>
               <w:rPr>
-                <w:rStyle w:val="Cdigo-fonteuser"/>
+                <w:rStyle w:val="Cdigo-fonte"/>
                 <w:rFonts w:ascii="Google Sans Text;sans-serif" w:hAnsi="Google Sans Text;sans-serif"/>
                 <w:b/>
               </w:rPr>
@@ -2161,7 +2245,7 @@
           </w:tcPr>
           <w:p>
             <w:pPr>
-              <w:pStyle w:val="Contedodatabelauser"/>
+              <w:pStyle w:val="Contedodatabela"/>
               <w:spacing w:lineRule="auto" w:line="274" w:before="0" w:after="140"/>
               <w:ind w:hanging="0" w:start="0" w:end="0"/>
               <w:rPr/>
@@ -2174,7 +2258,7 @@
             </w:r>
             <w:r>
               <w:rPr>
-                <w:rStyle w:val="Cdigo-fonteuser"/>
+                <w:rStyle w:val="Cdigo-fonte"/>
                 <w:rFonts w:ascii="Google Sans Text;sans-serif" w:hAnsi="Google Sans Text;sans-serif"/>
               </w:rPr>
               <w:t>image-rendering</w:t>
@@ -2200,7 +2284,7 @@
           </w:tcPr>
           <w:p>
             <w:pPr>
-              <w:pStyle w:val="Contedodatabelauser"/>
+              <w:pStyle w:val="Contedodatabela"/>
               <w:spacing w:lineRule="auto" w:line="274" w:before="0" w:after="140"/>
               <w:ind w:hanging="0" w:start="0" w:end="0"/>
               <w:rPr>
@@ -2221,7 +2305,7 @@
     </w:tbl>
     <w:p>
       <w:pPr>
-        <w:pStyle w:val="Linhahorizontaluser"/>
+        <w:pStyle w:val="Linhahorizontal"/>
         <w:spacing w:before="0" w:after="160"/>
         <w:rPr>
           <w:sz w:val="24"/>
@@ -2335,7 +2419,7 @@
           </w:tcPr>
           <w:p>
             <w:pPr>
-              <w:pStyle w:val="Contedodatabelauser"/>
+              <w:pStyle w:val="Contedodatabela"/>
               <w:spacing w:lineRule="auto" w:line="274" w:before="0" w:after="0"/>
               <w:ind w:hanging="0" w:start="0" w:end="0"/>
               <w:rPr/>
@@ -2362,7 +2446,7 @@
           </w:tcPr>
           <w:p>
             <w:pPr>
-              <w:pStyle w:val="Contedodatabelauser"/>
+              <w:pStyle w:val="Contedodatabela"/>
               <w:spacing w:lineRule="auto" w:line="274" w:before="0" w:after="0"/>
               <w:ind w:hanging="0" w:start="0" w:end="0"/>
               <w:rPr/>
@@ -2389,7 +2473,7 @@
           </w:tcPr>
           <w:p>
             <w:pPr>
-              <w:pStyle w:val="Contedodatabelauser"/>
+              <w:pStyle w:val="Contedodatabela"/>
               <w:spacing w:lineRule="auto" w:line="274" w:before="0" w:after="0"/>
               <w:ind w:hanging="0" w:start="0" w:end="0"/>
               <w:rPr/>
@@ -2419,14 +2503,14 @@
           </w:tcPr>
           <w:p>
             <w:pPr>
-              <w:pStyle w:val="Contedodatabelauser"/>
+              <w:pStyle w:val="Contedodatabela"/>
               <w:spacing w:lineRule="auto" w:line="274" w:before="0" w:after="140"/>
               <w:ind w:hanging="0" w:start="0" w:end="0"/>
               <w:rPr/>
             </w:pPr>
             <w:r>
               <w:rPr>
-                <w:rStyle w:val="Cdigo-fonteuser"/>
+                <w:rStyle w:val="Cdigo-fonte"/>
                 <w:rFonts w:ascii="Google Sans Text;sans-serif" w:hAnsi="Google Sans Text;sans-serif"/>
                 <w:b/>
               </w:rPr>
@@ -2447,7 +2531,7 @@
           </w:tcPr>
           <w:p>
             <w:pPr>
-              <w:pStyle w:val="Contedodatabelauser"/>
+              <w:pStyle w:val="Contedodatabela"/>
               <w:spacing w:lineRule="auto" w:line="274" w:before="0" w:after="140"/>
               <w:ind w:hanging="0" w:start="0" w:end="0"/>
               <w:rPr>
@@ -2475,7 +2559,7 @@
           </w:tcPr>
           <w:p>
             <w:pPr>
-              <w:pStyle w:val="Contedodatabelauser"/>
+              <w:pStyle w:val="Contedodatabela"/>
               <w:spacing w:lineRule="auto" w:line="274" w:before="0" w:after="140"/>
               <w:ind w:hanging="0" w:start="0" w:end="0"/>
               <w:rPr>
@@ -2506,14 +2590,14 @@
           </w:tcPr>
           <w:p>
             <w:pPr>
-              <w:pStyle w:val="Contedodatabelauser"/>
+              <w:pStyle w:val="Contedodatabela"/>
               <w:spacing w:lineRule="auto" w:line="274" w:before="0" w:after="140"/>
               <w:ind w:hanging="0" w:start="0" w:end="0"/>
               <w:rPr/>
             </w:pPr>
             <w:r>
               <w:rPr>
-                <w:rStyle w:val="Cdigo-fonteuser"/>
+                <w:rStyle w:val="Cdigo-fonte"/>
                 <w:rFonts w:ascii="Google Sans Text;sans-serif" w:hAnsi="Google Sans Text;sans-serif"/>
                 <w:b/>
               </w:rPr>
@@ -2534,7 +2618,7 @@
           </w:tcPr>
           <w:p>
             <w:pPr>
-              <w:pStyle w:val="Contedodatabelauser"/>
+              <w:pStyle w:val="Contedodatabela"/>
               <w:spacing w:lineRule="auto" w:line="274" w:before="0" w:after="140"/>
               <w:ind w:hanging="0" w:start="0" w:end="0"/>
               <w:rPr/>
@@ -2547,7 +2631,7 @@
             </w:r>
             <w:r>
               <w:rPr>
-                <w:rStyle w:val="Cdigo-fonteuser"/>
+                <w:rStyle w:val="Cdigo-fonte"/>
                 <w:rFonts w:ascii="Google Sans Text;sans-serif" w:hAnsi="Google Sans Text;sans-serif"/>
               </w:rPr>
               <w:t>geopolitica.html</w:t>
@@ -2573,7 +2657,7 @@
           </w:tcPr>
           <w:p>
             <w:pPr>
-              <w:pStyle w:val="Contedodatabelauser"/>
+              <w:pStyle w:val="Contedodatabela"/>
               <w:spacing w:lineRule="auto" w:line="274" w:before="0" w:after="140"/>
               <w:ind w:hanging="0" w:start="0" w:end="0"/>
               <w:rPr>
@@ -2604,14 +2688,14 @@
           </w:tcPr>
           <w:p>
             <w:pPr>
-              <w:pStyle w:val="Contedodatabelauser"/>
+              <w:pStyle w:val="Contedodatabela"/>
               <w:spacing w:lineRule="auto" w:line="274" w:before="0" w:after="140"/>
               <w:ind w:hanging="0" w:start="0" w:end="0"/>
               <w:rPr/>
             </w:pPr>
             <w:r>
               <w:rPr>
-                <w:rStyle w:val="Cdigo-fonteuser"/>
+                <w:rStyle w:val="Cdigo-fonte"/>
                 <w:rFonts w:ascii="Google Sans Text;sans-serif" w:hAnsi="Google Sans Text;sans-serif"/>
                 <w:b/>
               </w:rPr>
@@ -2632,7 +2716,7 @@
           </w:tcPr>
           <w:p>
             <w:pPr>
-              <w:pStyle w:val="Contedodatabelauser"/>
+              <w:pStyle w:val="Contedodatabela"/>
               <w:spacing w:lineRule="auto" w:line="274" w:before="0" w:after="140"/>
               <w:ind w:hanging="0" w:start="0" w:end="0"/>
               <w:rPr>
@@ -2660,7 +2744,7 @@
           </w:tcPr>
           <w:p>
             <w:pPr>
-              <w:pStyle w:val="Contedodatabelauser"/>
+              <w:pStyle w:val="Contedodatabela"/>
               <w:spacing w:lineRule="auto" w:line="274" w:before="0" w:after="140"/>
               <w:ind w:hanging="0" w:start="0" w:end="0"/>
               <w:rPr>
@@ -2679,7 +2763,7 @@
     </w:tbl>
     <w:p>
       <w:pPr>
-        <w:pStyle w:val="Linhahorizontaluser"/>
+        <w:pStyle w:val="Linhahorizontal"/>
         <w:spacing w:before="0" w:after="160"/>
         <w:rPr>
           <w:sz w:val="24"/>
@@ -2762,7 +2846,7 @@
       </w:pPr>
       <w:r>
         <w:rPr>
-          <w:rStyle w:val="Cdigo-fonteuser"/>
+          <w:rStyle w:val="Cdigo-fonte"/>
           <w:rFonts w:ascii="Google Sans Text;sans-serif" w:hAnsi="Google Sans Text;sans-serif"/>
           <w:b/>
         </w:rPr>
@@ -2792,7 +2876,7 @@
       </w:pPr>
       <w:r>
         <w:rPr>
-          <w:rStyle w:val="Cdigo-fonteuser"/>
+          <w:rStyle w:val="Cdigo-fonte"/>
           <w:rFonts w:ascii="Google Sans Text;sans-serif" w:hAnsi="Google Sans Text;sans-serif"/>
           <w:b/>
         </w:rPr>
@@ -2822,7 +2906,7 @@
       </w:pPr>
       <w:r>
         <w:rPr>
-          <w:rStyle w:val="Cdigo-fonteuser"/>
+          <w:rStyle w:val="Cdigo-fonte"/>
           <w:rFonts w:ascii="Google Sans Text;sans-serif" w:hAnsi="Google Sans Text;sans-serif"/>
           <w:b/>
         </w:rPr>
@@ -2837,7 +2921,7 @@
     </w:p>
     <w:p>
       <w:pPr>
-        <w:pStyle w:val="Linhahorizontaluser"/>
+        <w:pStyle w:val="Linhahorizontal"/>
         <w:spacing w:before="0" w:after="160"/>
         <w:rPr>
           <w:sz w:val="24"/>
@@ -2964,7 +3048,7 @@
       </w:r>
       <w:r>
         <w:rPr>
-          <w:rStyle w:val="Cdigo-fonteuser"/>
+          <w:rStyle w:val="Cdigo-fonte"/>
           <w:rFonts w:ascii="Google Sans Text;sans-serif" w:hAnsi="Google Sans Text;sans-serif"/>
         </w:rPr>
         <w:t>duvid-ui.js</w:t>
@@ -2977,7 +3061,7 @@
       </w:r>
       <w:r>
         <w:rPr>
-          <w:rStyle w:val="Cdigo-fonteuser"/>
+          <w:rStyle w:val="Cdigo-fonte"/>
           <w:rFonts w:ascii="Google Sans Text;sans-serif" w:hAnsi="Google Sans Text;sans-serif"/>
         </w:rPr>
         <w:t>DuvidDB.salvarConclusao()</w:t>
@@ -3019,7 +3103,7 @@
       </w:r>
       <w:r>
         <w:rPr>
-          <w:rStyle w:val="Cdigo-fonteuser"/>
+          <w:rStyle w:val="Cdigo-fonte"/>
           <w:rFonts w:ascii="Google Sans Text;sans-serif" w:hAnsi="Google Sans Text;sans-serif"/>
         </w:rPr>
         <w:t>localStorage</w:t>
@@ -3061,7 +3145,7 @@
       </w:r>
       <w:r>
         <w:rPr>
-          <w:rStyle w:val="Cdigo-fonteuser"/>
+          <w:rStyle w:val="Cdigo-fonte"/>
           <w:rFonts w:ascii="Google Sans Text;sans-serif" w:hAnsi="Google Sans Text;sans-serif"/>
         </w:rPr>
         <w:t>gerarHtmlTrofeus()</w:t>
@@ -3193,7 +3277,7 @@
       </w:pPr>
       <w:r>
         <w:rPr>
-          <w:rStyle w:val="Cdigo-fonteuser"/>
+          <w:rStyle w:val="Cdigo-fonte"/>
           <w:b/>
         </w:rPr>
         <w:t>duvid-db.js</w:t>
@@ -3232,7 +3316,7 @@
       </w:r>
       <w:r>
         <w:rPr>
-          <w:rStyle w:val="Cdigo-fonteuser"/>
+          <w:rStyle w:val="Cdigo-fonte"/>
         </w:rPr>
         <w:t>localStorage</w:t>
       </w:r>
@@ -3268,7 +3352,7 @@
       </w:r>
       <w:r>
         <w:rPr>
-          <w:rStyle w:val="Cdigo-fonteuser"/>
+          <w:rStyle w:val="Cdigo-fonte"/>
         </w:rPr>
         <w:t>getGlobinhos()</w:t>
       </w:r>
@@ -3278,7 +3362,7 @@
       </w:r>
       <w:r>
         <w:rPr>
-          <w:rStyle w:val="Cdigo-fonteuser"/>
+          <w:rStyle w:val="Cdigo-fonte"/>
         </w:rPr>
         <w:t>addGlobinhos(pts)</w:t>
       </w:r>
@@ -3288,7 +3372,7 @@
       </w:r>
       <w:r>
         <w:rPr>
-          <w:rStyle w:val="Cdigo-fonteuser"/>
+          <w:rStyle w:val="Cdigo-fonte"/>
         </w:rPr>
         <w:t>salvarConclusao(id, tipo)</w:t>
       </w:r>
@@ -3298,7 +3382,7 @@
       </w:r>
       <w:r>
         <w:rPr>
-          <w:rStyle w:val="Cdigo-fonteuser"/>
+          <w:rStyle w:val="Cdigo-fonte"/>
         </w:rPr>
         <w:t>getProgressoRPG()</w:t>
       </w:r>
@@ -3334,7 +3418,7 @@
       </w:r>
       <w:r>
         <w:rPr>
-          <w:rStyle w:val="Cdigo-fonteuser"/>
+          <w:rStyle w:val="Cdigo-fonte"/>
         </w:rPr>
         <w:t>RANKING_SISTEMA</w:t>
       </w:r>
@@ -3360,7 +3444,7 @@
       </w:pPr>
       <w:r>
         <w:rPr>
-          <w:rStyle w:val="Cdigo-fonteuser"/>
+          <w:rStyle w:val="Cdigo-fonte"/>
           <w:b/>
         </w:rPr>
         <w:t>duvid-core.js</w:t>
@@ -3399,7 +3483,7 @@
       </w:r>
       <w:r>
         <w:rPr>
-          <w:rStyle w:val="Cdigo-fonteuser"/>
+          <w:rStyle w:val="Cdigo-fonte"/>
         </w:rPr>
         <w:t>DOMContentLoaded</w:t>
       </w:r>
@@ -3435,7 +3519,7 @@
       </w:r>
       <w:r>
         <w:rPr>
-          <w:rStyle w:val="Cdigo-fonteuser"/>
+          <w:rStyle w:val="Cdigo-fonte"/>
         </w:rPr>
         <w:t>verificarStatusAula(id)</w:t>
       </w:r>
@@ -3445,7 +3529,7 @@
       </w:r>
       <w:r>
         <w:rPr>
-          <w:rStyle w:val="Cdigo-fonteuser"/>
+          <w:rStyle w:val="Cdigo-fonte"/>
         </w:rPr>
         <w:t>gerenciarIdentificacaoHome()</w:t>
       </w:r>
@@ -3455,7 +3539,7 @@
       </w:r>
       <w:r>
         <w:rPr>
-          <w:rStyle w:val="Cdigo-fonteuser"/>
+          <w:rStyle w:val="Cdigo-fonte"/>
         </w:rPr>
         <w:t>executarReset()</w:t>
       </w:r>
@@ -3492,7 +3576,7 @@
     </w:p>
     <w:p>
       <w:pPr>
-        <w:pStyle w:val="Linhahorizontaluser"/>
+        <w:pStyle w:val="Linhahorizontal"/>
         <w:spacing w:before="0" w:after="80"/>
         <w:rPr>
           <w:sz w:val="24"/>
@@ -3558,7 +3642,7 @@
       </w:pPr>
       <w:r>
         <w:rPr>
-          <w:rStyle w:val="Cdigo-fonteuser"/>
+          <w:rStyle w:val="Cdigo-fonte"/>
           <w:b/>
         </w:rPr>
         <w:t>duvid-ui.js</w:t>
@@ -3623,7 +3707,7 @@
       </w:r>
       <w:r>
         <w:rPr>
-          <w:rStyle w:val="Cdigo-fonteuser"/>
+          <w:rStyle w:val="Cdigo-fonte"/>
         </w:rPr>
         <w:t>executarGatilhoResultado(correto, pts)</w:t>
       </w:r>
@@ -3649,7 +3733,7 @@
       </w:pPr>
       <w:r>
         <w:rPr>
-          <w:rStyle w:val="Cdigo-fonteuser"/>
+          <w:rStyle w:val="Cdigo-fonte"/>
         </w:rPr>
         <w:t>desenharTrilhaNiveis()</w:t>
       </w:r>
@@ -3675,7 +3759,7 @@
       </w:pPr>
       <w:r>
         <w:rPr>
-          <w:rStyle w:val="Cdigo-fonteuser"/>
+          <w:rStyle w:val="Cdigo-fonte"/>
         </w:rPr>
         <w:t>feedbackVisualAcerto()</w:t>
       </w:r>
@@ -3685,7 +3769,7 @@
       </w:r>
       <w:r>
         <w:rPr>
-          <w:rStyle w:val="Cdigo-fonteuser"/>
+          <w:rStyle w:val="Cdigo-fonte"/>
         </w:rPr>
         <w:t>feedbackVisualErro()</w:t>
       </w:r>
@@ -3711,7 +3795,7 @@
       </w:pPr>
       <w:r>
         <w:rPr>
-          <w:rStyle w:val="Cdigo-fonteuser"/>
+          <w:rStyle w:val="Cdigo-fonte"/>
         </w:rPr>
         <w:t>dispararComemoracao()</w:t>
       </w:r>
@@ -3737,7 +3821,7 @@
       </w:pPr>
       <w:r>
         <w:rPr>
-          <w:rStyle w:val="Cdigo-fonteuser"/>
+          <w:rStyle w:val="Cdigo-fonte"/>
           <w:b/>
         </w:rPr>
         <w:t>duvid-audio.js</w:t>
@@ -3802,7 +3886,7 @@
       </w:r>
       <w:r>
         <w:rPr>
-          <w:rStyle w:val="Cdigo-fonteuser"/>
+          <w:rStyle w:val="Cdigo-fonte"/>
         </w:rPr>
         <w:t>playSom('acerto'|'erro'|'click')</w:t>
       </w:r>
@@ -3812,7 +3896,7 @@
       </w:r>
       <w:r>
         <w:rPr>
-          <w:rStyle w:val="Cdigo-fonteuser"/>
+          <w:rStyle w:val="Cdigo-fonte"/>
         </w:rPr>
         <w:t>playSomFinal(aprovado)</w:t>
       </w:r>
@@ -3823,7 +3907,7 @@
     </w:p>
     <w:p>
       <w:pPr>
-        <w:pStyle w:val="Linhahorizontaluser"/>
+        <w:pStyle w:val="Linhahorizontal"/>
         <w:spacing w:before="0" w:after="80"/>
         <w:rPr>
           <w:sz w:val="24"/>
@@ -3889,7 +3973,7 @@
       </w:pPr>
       <w:r>
         <w:rPr>
-          <w:rStyle w:val="Cdigo-fonteuser"/>
+          <w:rStyle w:val="Cdigo-fonte"/>
           <w:b/>
         </w:rPr>
         <w:t>jstextos-padrao.js</w:t>
@@ -3954,7 +4038,7 @@
       </w:r>
       <w:r>
         <w:rPr>
-          <w:rStyle w:val="Cdigo-fonteuser"/>
+          <w:rStyle w:val="Cdigo-fonte"/>
         </w:rPr>
         <w:t>validarRadio()</w:t>
       </w:r>
@@ -3964,7 +4048,7 @@
       </w:r>
       <w:r>
         <w:rPr>
-          <w:rStyle w:val="Cdigo-fonteuser"/>
+          <w:rStyle w:val="Cdigo-fonte"/>
         </w:rPr>
         <w:t>ProcessarResposta()</w:t>
       </w:r>
@@ -3974,7 +4058,7 @@
       </w:r>
       <w:r>
         <w:rPr>
-          <w:rStyle w:val="Cdigo-fonteuser"/>
+          <w:rStyle w:val="Cdigo-fonte"/>
         </w:rPr>
         <w:t>mostraCinza()</w:t>
       </w:r>
@@ -3984,7 +4068,7 @@
       </w:r>
       <w:r>
         <w:rPr>
-          <w:rStyle w:val="Cdigo-fonteuser"/>
+          <w:rStyle w:val="Cdigo-fonte"/>
         </w:rPr>
         <w:t>injetarMetadadosAula()</w:t>
       </w:r>
@@ -4020,7 +4104,7 @@
       </w:r>
       <w:r>
         <w:rPr>
-          <w:rStyle w:val="Cdigo-fonteuser"/>
+          <w:rStyle w:val="Cdigo-fonte"/>
         </w:rPr>
         <w:t>executarGatilhoResultado</w:t>
       </w:r>
@@ -4046,7 +4130,7 @@
       </w:pPr>
       <w:r>
         <w:rPr>
-          <w:rStyle w:val="Cdigo-fonteuser"/>
+          <w:rStyle w:val="Cdigo-fonte"/>
           <w:b/>
         </w:rPr>
         <w:t>jsquestoes.js</w:t>
@@ -4111,7 +4195,7 @@
       </w:r>
       <w:r>
         <w:rPr>
-          <w:rStyle w:val="Cdigo-fonteuser"/>
+          <w:rStyle w:val="Cdigo-fonte"/>
         </w:rPr>
         <w:t>carregarDados(id)</w:t>
       </w:r>
@@ -4121,7 +4205,7 @@
       </w:r>
       <w:r>
         <w:rPr>
-          <w:rStyle w:val="Cdigo-fonteuser"/>
+          <w:rStyle w:val="Cdigo-fonte"/>
         </w:rPr>
         <w:t>renderizarQuestao()</w:t>
       </w:r>
@@ -4131,7 +4215,7 @@
       </w:r>
       <w:r>
         <w:rPr>
-          <w:rStyle w:val="Cdigo-fonteuser"/>
+          <w:rStyle w:val="Cdigo-fonte"/>
         </w:rPr>
         <w:t>verificar()</w:t>
       </w:r>
@@ -4141,7 +4225,7 @@
       </w:r>
       <w:r>
         <w:rPr>
-          <w:rStyle w:val="Cdigo-fonteuser"/>
+          <w:rStyle w:val="Cdigo-fonte"/>
         </w:rPr>
         <w:t>finalizar()</w:t>
       </w:r>
@@ -4152,7 +4236,7 @@
     </w:p>
     <w:p>
       <w:pPr>
-        <w:pStyle w:val="Linhahorizontaluser"/>
+        <w:pStyle w:val="Linhahorizontal"/>
         <w:spacing w:before="0" w:after="80"/>
         <w:rPr>
           <w:sz w:val="24"/>
@@ -4254,7 +4338,7 @@
       </w:r>
       <w:r>
         <w:rPr>
-          <w:rStyle w:val="Cdigo-fonteuser"/>
+          <w:rStyle w:val="Cdigo-fonte"/>
         </w:rPr>
         <w:t>_</w:t>
       </w:r>
@@ -4264,7 +4348,7 @@
       </w:r>
       <w:r>
         <w:rPr>
-          <w:rStyle w:val="Cdigo-fonteuser"/>
+          <w:rStyle w:val="Cdigo-fonte"/>
         </w:rPr>
         <w:t>_focarNivelAtual</w:t>
       </w:r>
@@ -4300,7 +4384,7 @@
       </w:r>
       <w:r>
         <w:rPr>
-          <w:rStyle w:val="Cdigo-fonteuser"/>
+          <w:rStyle w:val="Cdigo-fonte"/>
         </w:rPr>
         <w:t>duvid-ui.js</w:t>
       </w:r>
@@ -4336,7 +4420,7 @@
       </w:r>
       <w:r>
         <w:rPr>
-          <w:rStyle w:val="Cdigo-fonteuser"/>
+          <w:rStyle w:val="Cdigo-fonte"/>
         </w:rPr>
         <w:t>if (typeof ... === "function")</w:t>
       </w:r>
@@ -4347,7 +4431,7 @@
     </w:p>
     <w:p>
       <w:pPr>
-        <w:pStyle w:val="Linhahorizontaluser"/>
+        <w:pStyle w:val="Linhahorizontal"/>
         <w:spacing w:before="0" w:after="80"/>
         <w:rPr>
           <w:sz w:val="24"/>
@@ -4569,7 +4653,7 @@
       </w:pPr>
       <w:r>
         <w:rPr>
-          <w:rStyle w:val="Cdigo-fonteuser"/>
+          <w:rStyle w:val="Cdigo-fonte"/>
           <w:b/>
         </w:rPr>
         <w:t>artigos.json</w:t>
@@ -4602,7 +4686,7 @@
       </w:pPr>
       <w:r>
         <w:rPr>
-          <w:rStyle w:val="Cdigo-fonteuser"/>
+          <w:rStyle w:val="Cdigo-fonte"/>
           <w:b/>
         </w:rPr>
         <w:t>galeria.json</w:t>
@@ -4635,7 +4719,7 @@
       </w:pPr>
       <w:r>
         <w:rPr>
-          <w:rStyle w:val="Cdigo-fonteuser"/>
+          <w:rStyle w:val="Cdigo-fonte"/>
           <w:b/>
         </w:rPr>
         <w:t>scripts-blog.js</w:t>
@@ -4674,7 +4758,7 @@
       </w:r>
       <w:r>
         <w:rPr>
-          <w:rStyle w:val="Cdigo-fonteuser"/>
+          <w:rStyle w:val="Cdigo-fonte"/>
         </w:rPr>
         <w:t>blog.html</w:t>
       </w:r>
@@ -4710,7 +4794,7 @@
       </w:r>
       <w:r>
         <w:rPr>
-          <w:rStyle w:val="Cdigo-fonteuser"/>
+          <w:rStyle w:val="Cdigo-fonte"/>
         </w:rPr>
         <w:t>fetch()</w:t>
       </w:r>
@@ -4720,7 +4804,7 @@
       </w:r>
       <w:r>
         <w:rPr>
-          <w:rStyle w:val="Cdigo-fonteuser"/>
+          <w:rStyle w:val="Cdigo-fonte"/>
         </w:rPr>
         <w:t>Template Literals</w:t>
       </w:r>
@@ -4746,7 +4830,7 @@
       </w:pPr>
       <w:r>
         <w:rPr>
-          <w:rStyle w:val="Cdigo-fonteuser"/>
+          <w:rStyle w:val="Cdigo-fonte"/>
           <w:b/>
         </w:rPr>
         <w:t>blog-estilo.css</w:t>
@@ -4785,7 +4869,7 @@
       </w:r>
       <w:r>
         <w:rPr>
-          <w:rStyle w:val="Cdigo-fonteuser"/>
+          <w:rStyle w:val="Cdigo-fonte"/>
           <w:b/>
         </w:rPr>
         <w:t>/artigos</w:t>
@@ -4824,7 +4908,7 @@
       </w:r>
       <w:r>
         <w:rPr>
-          <w:rStyle w:val="Cdigo-fonteuser"/>
+          <w:rStyle w:val="Cdigo-fonte"/>
           <w:b/>
         </w:rPr>
         <w:t>/fotos</w:t>
@@ -4943,7 +5027,7 @@
       </w:pPr>
       <w:r>
         <w:rPr>
-          <w:rStyle w:val="Cdigo-fonteuser"/>
+          <w:rStyle w:val="Cdigo-fonte"/>
           <w:b/>
         </w:rPr>
         <w:t>NomeAlunos</w:t>
@@ -4954,7 +5038,7 @@
       </w:r>
       <w:r>
         <w:rPr>
-          <w:rStyle w:val="Cdigo-fonteuser"/>
+          <w:rStyle w:val="Cdigo-fonte"/>
         </w:rPr>
         <w:t>localStorage</w:t>
       </w:r>
@@ -4980,7 +5064,7 @@
       </w:pPr>
       <w:r>
         <w:rPr>
-          <w:rStyle w:val="Cdigo-fonteuser"/>
+          <w:rStyle w:val="Cdigo-fonte"/>
           <w:b/>
         </w:rPr>
         <w:t>exibirSaudacao</w:t>
@@ -4993,7 +5077,7 @@
       </w:r>
       <w:r>
         <w:rPr>
-          <w:rStyle w:val="Cdigo-fonteuser"/>
+          <w:rStyle w:val="Cdigo-fonte"/>
           <w:b/>
         </w:rPr>
         <w:t>resetarNome</w:t>
@@ -5020,7 +5104,7 @@
       </w:pPr>
       <w:r>
         <w:rPr>
-          <w:rStyle w:val="Cdigo-fonteuser"/>
+          <w:rStyle w:val="Cdigo-fonte"/>
           <w:b/>
         </w:rPr>
         <w:t>injetarMetadadosAula</w:t>
@@ -5031,7 +5115,7 @@
       </w:r>
       <w:r>
         <w:rPr>
-          <w:rStyle w:val="Cdigo-fonteuser"/>
+          <w:rStyle w:val="Cdigo-fonte"/>
         </w:rPr>
         <w:t>&lt;h1&gt;</w:t>
       </w:r>
@@ -5041,7 +5125,7 @@
       </w:r>
       <w:r>
         <w:rPr>
-          <w:rStyle w:val="Cdigo-fonteuser"/>
+          <w:rStyle w:val="Cdigo-fonte"/>
         </w:rPr>
         <w:t>&lt;title&gt;</w:t>
       </w:r>
@@ -5091,7 +5175,7 @@
       </w:pPr>
       <w:r>
         <w:rPr>
-          <w:rStyle w:val="Cdigo-fonteuser"/>
+          <w:rStyle w:val="Cdigo-fonte"/>
           <w:b/>
         </w:rPr>
         <w:t>ProcessarResposta</w:t>
@@ -5118,7 +5202,7 @@
       </w:pPr>
       <w:r>
         <w:rPr>
-          <w:rStyle w:val="Cdigo-fonteuser"/>
+          <w:rStyle w:val="Cdigo-fonte"/>
           <w:b/>
         </w:rPr>
         <w:t>validarRadio</w:t>
@@ -5145,7 +5229,7 @@
       </w:pPr>
       <w:r>
         <w:rPr>
-          <w:rStyle w:val="Cdigo-fonteuser"/>
+          <w:rStyle w:val="Cdigo-fonte"/>
           <w:b/>
         </w:rPr>
         <w:t>feedbackVisualAcerto</w:t>
@@ -5172,7 +5256,7 @@
       </w:pPr>
       <w:r>
         <w:rPr>
-          <w:rStyle w:val="Cdigo-fonteuser"/>
+          <w:rStyle w:val="Cdigo-fonte"/>
           <w:b/>
         </w:rPr>
         <w:t>Play</w:t>
@@ -5183,7 +5267,7 @@
       </w:r>
       <w:r>
         <w:rPr>
-          <w:rStyle w:val="Cdigo-fonteuser"/>
+          <w:rStyle w:val="Cdigo-fonte"/>
         </w:rPr>
         <w:t>/audios/</w:t>
       </w:r>
@@ -5233,7 +5317,7 @@
       </w:pPr>
       <w:r>
         <w:rPr>
-          <w:rStyle w:val="Cdigo-fonteuser"/>
+          <w:rStyle w:val="Cdigo-fonte"/>
           <w:b/>
         </w:rPr>
         <w:t>MostrarProximo</w:t>
@@ -5270,7 +5354,7 @@
       </w:pPr>
       <w:r>
         <w:rPr>
-          <w:rStyle w:val="Cdigo-fonteuser"/>
+          <w:rStyle w:val="Cdigo-fonte"/>
           <w:b/>
         </w:rPr>
         <w:t>addProgressBar</w:t>
@@ -5281,7 +5365,7 @@
       </w:r>
       <w:r>
         <w:rPr>
-          <w:rStyle w:val="Cdigo-fonteuser"/>
+          <w:rStyle w:val="Cdigo-fonte"/>
         </w:rPr>
         <w:t>.topico</w:t>
       </w:r>
@@ -5331,7 +5415,7 @@
       </w:pPr>
       <w:r>
         <w:rPr>
-          <w:rStyle w:val="Cdigo-fonteuser"/>
+          <w:rStyle w:val="Cdigo-fonte"/>
           <w:b/>
         </w:rPr>
         <w:t>mostraCinza</w:t>
@@ -5358,7 +5442,7 @@
       </w:pPr>
       <w:r>
         <w:rPr>
-          <w:rStyle w:val="Cdigo-fonteuser"/>
+          <w:rStyle w:val="Cdigo-fonte"/>
           <w:b/>
         </w:rPr>
         <w:t>desativarBotoes</w:t>
@@ -5371,7 +5455,7 @@
       </w:r>
       <w:r>
         <w:rPr>
-          <w:rStyle w:val="Cdigo-fonteuser"/>
+          <w:rStyle w:val="Cdigo-fonte"/>
           <w:b/>
         </w:rPr>
         <w:t>desativarTextos</w:t>
@@ -5384,7 +5468,7 @@
       </w:r>
       <w:r>
         <w:rPr>
-          <w:rStyle w:val="Cdigo-fonteuser"/>
+          <w:rStyle w:val="Cdigo-fonte"/>
           <w:b/>
         </w:rPr>
         <w:t>desativarImagens</w:t>
@@ -5411,7 +5495,7 @@
       </w:pPr>
       <w:r>
         <w:rPr>
-          <w:rStyle w:val="Cdigo-fonteuser"/>
+          <w:rStyle w:val="Cdigo-fonte"/>
           <w:b/>
         </w:rPr>
         <w:t>mostrarNota</w:t>
@@ -5422,7 +5506,7 @@
       </w:r>
       <w:r>
         <w:rPr>
-          <w:rStyle w:val="Cdigo-fonteuser"/>
+          <w:rStyle w:val="Cdigo-fonte"/>
         </w:rPr>
         <w:t>id01</w:t>
       </w:r>
@@ -5433,7 +5517,7 @@
     </w:p>
     <w:p>
       <w:pPr>
-        <w:pStyle w:val="Linhahorizontaluser"/>
+        <w:pStyle w:val="Linhahorizontal"/>
         <w:spacing w:before="0" w:after="160"/>
         <w:rPr/>
       </w:pPr>
@@ -5456,7 +5540,7 @@
     </w:p>
     <w:p>
       <w:pPr>
-        <w:pStyle w:val="Blocodecitaouser"/>
+        <w:pStyle w:val="Blocodecitao"/>
         <w:spacing w:before="0" w:after="160"/>
         <w:rPr/>
       </w:pPr>
@@ -5472,7 +5556,7 @@
       </w:r>
       <w:r>
         <w:rPr>
-          <w:rStyle w:val="Cdigo-fonteuser"/>
+          <w:rStyle w:val="Cdigo-fonte"/>
         </w:rPr>
         <w:t>localStorage</w:t>
       </w:r>
@@ -5482,7 +5566,7 @@
       </w:r>
       <w:r>
         <w:rPr>
-          <w:rStyle w:val="Cdigo-fonteuser"/>
+          <w:rStyle w:val="Cdigo-fonte"/>
         </w:rPr>
         <w:t>concluido_3ano/Textos3/Texto01/tt1.html</w:t>
       </w:r>
@@ -5574,7 +5658,7 @@
       </w:pPr>
       <w:r>
         <w:rPr>
-          <w:rStyle w:val="Cdigo-fonteuser"/>
+          <w:rStyle w:val="Cdigo-fonte"/>
           <w:b/>
         </w:rPr>
         <w:t>carregarAulas(ano)</w:t>
@@ -5585,7 +5669,7 @@
       </w:r>
       <w:r>
         <w:rPr>
-          <w:rStyle w:val="Cdigo-fonteuser"/>
+          <w:rStyle w:val="Cdigo-fonte"/>
         </w:rPr>
         <w:t>fetch</w:t>
       </w:r>
@@ -5621,7 +5705,7 @@
       </w:r>
       <w:r>
         <w:rPr>
-          <w:rStyle w:val="Cdigo-fonteuser"/>
+          <w:rStyle w:val="Cdigo-fonte"/>
         </w:rPr>
         <w:t>map</w:t>
       </w:r>
@@ -5631,7 +5715,7 @@
       </w:r>
       <w:r>
         <w:rPr>
-          <w:rStyle w:val="Cdigo-fonteuser"/>
+          <w:rStyle w:val="Cdigo-fonte"/>
         </w:rPr>
         <w:t>localStorage</w:t>
       </w:r>
@@ -5707,7 +5791,7 @@
       </w:pPr>
       <w:r>
         <w:rPr>
-          <w:rStyle w:val="Cdigo-fonteuser"/>
+          <w:rStyle w:val="Cdigo-fonte"/>
           <w:b/>
         </w:rPr>
         <w:t>mostrarProgressoGlobal(aulas, ano)</w:t>
@@ -5754,7 +5838,7 @@
       </w:r>
       <w:r>
         <w:rPr>
-          <w:rStyle w:val="Cdigo-fonteuser"/>
+          <w:rStyle w:val="Cdigo-fonte"/>
         </w:rPr>
         <w:t>transition: width 1s</w:t>
       </w:r>
@@ -5804,7 +5888,7 @@
       </w:pPr>
       <w:r>
         <w:rPr>
-          <w:rStyle w:val="Cdigo-fonteuser"/>
+          <w:rStyle w:val="Cdigo-fonte"/>
           <w:b/>
         </w:rPr>
         <w:t>atualizarResumoHome()</w:t>
@@ -5841,7 +5925,7 @@
       </w:r>
       <w:r>
         <w:rPr>
-          <w:rStyle w:val="Cdigo-fonteuser"/>
+          <w:rStyle w:val="Cdigo-fonte"/>
         </w:rPr>
         <w:t>notaFinal.mp3</w:t>
       </w:r>
@@ -5891,7 +5975,7 @@
       </w:pPr>
       <w:r>
         <w:rPr>
-          <w:rStyle w:val="Cdigo-fonteuser"/>
+          <w:rStyle w:val="Cdigo-fonte"/>
           <w:b/>
         </w:rPr>
         <w:t>ExpandeDiv</w:t>
@@ -5918,7 +6002,7 @@
       </w:pPr>
       <w:r>
         <w:rPr>
-          <w:rStyle w:val="Cdigo-fonteuser"/>
+          <w:rStyle w:val="Cdigo-fonte"/>
           <w:b/>
         </w:rPr>
         <w:t>window.onclick</w:t>
@@ -5930,7 +6014,7 @@
     </w:p>
     <w:p>
       <w:pPr>
-        <w:pStyle w:val="Linhahorizontaluser"/>
+        <w:pStyle w:val="Linhahorizontal"/>
         <w:spacing w:before="0" w:after="160"/>
         <w:rPr/>
       </w:pPr>
@@ -5953,7 +6037,7 @@
     </w:p>
     <w:p>
       <w:pPr>
-        <w:pStyle w:val="Blocodecitaouser"/>
+        <w:pStyle w:val="Blocodecitao"/>
         <w:spacing w:before="0" w:after="160"/>
         <w:rPr/>
       </w:pPr>
@@ -6052,7 +6136,7 @@
       </w:pPr>
       <w:r>
         <w:rPr>
-          <w:rStyle w:val="Cdigo-fonteuser"/>
+          <w:rStyle w:val="Cdigo-fonte"/>
           <w:b/>
         </w:rPr>
         <w:t>injetarComponentesGlobais</w:t>
@@ -6063,7 +6147,7 @@
       </w:r>
       <w:r>
         <w:rPr>
-          <w:rStyle w:val="Cdigo-fonteuser"/>
+          <w:rStyle w:val="Cdigo-fonte"/>
         </w:rPr>
         <w:t>fetch</w:t>
       </w:r>
@@ -6073,7 +6157,7 @@
       </w:r>
       <w:r>
         <w:rPr>
-          <w:rStyle w:val="Cdigo-fonteuser"/>
+          <w:rStyle w:val="Cdigo-fonte"/>
         </w:rPr>
         <w:t>header.html</w:t>
       </w:r>
@@ -6083,7 +6167,7 @@
       </w:r>
       <w:r>
         <w:rPr>
-          <w:rStyle w:val="Cdigo-fonteuser"/>
+          <w:rStyle w:val="Cdigo-fonte"/>
         </w:rPr>
         <w:t>footer.html</w:t>
       </w:r>
@@ -6129,7 +6213,7 @@
       </w:r>
       <w:r>
         <w:rPr>
-          <w:rStyle w:val="Cdigo-fonteuser"/>
+          <w:rStyle w:val="Cdigo-fonte"/>
         </w:rPr>
         <w:t>verificarSeEhAula()</w:t>
       </w:r>
@@ -6175,7 +6259,7 @@
       </w:r>
       <w:r>
         <w:rPr>
-          <w:rStyle w:val="Cdigo-fonteuser"/>
+          <w:rStyle w:val="Cdigo-fonte"/>
         </w:rPr>
         <w:t>notaFixa</w:t>
       </w:r>
@@ -6231,7 +6315,7 @@
       </w:r>
       <w:r>
         <w:rPr>
-          <w:rStyle w:val="Cdigo-fonteuser"/>
+          <w:rStyle w:val="Cdigo-fonte"/>
           <w:b/>
         </w:rPr>
         <w:t>inicializarControleFonte</w:t>
@@ -6248,7 +6332,7 @@
       </w:r>
       <w:r>
         <w:rPr>
-          <w:rStyle w:val="Cdigo-fonteuser"/>
+          <w:rStyle w:val="Cdigo-fonte"/>
         </w:rPr>
         <w:t>localStorage</w:t>
       </w:r>
@@ -6280,7 +6364,7 @@
       </w:r>
       <w:r>
         <w:rPr>
-          <w:rStyle w:val="Cdigo-fonteuser"/>
+          <w:rStyle w:val="Cdigo-fonte"/>
           <w:b/>
         </w:rPr>
         <w:t>Dark Mode</w:t>
@@ -6297,7 +6381,7 @@
       </w:r>
       <w:r>
         <w:rPr>
-          <w:rStyle w:val="Cdigo-fonteuser"/>
+          <w:rStyle w:val="Cdigo-fonte"/>
         </w:rPr>
         <w:t>body</w:t>
       </w:r>
@@ -6357,7 +6441,7 @@
       </w:r>
       <w:r>
         <w:rPr>
-          <w:rStyle w:val="Cdigo-fonteuser"/>
+          <w:rStyle w:val="Cdigo-fonte"/>
         </w:rPr>
         <w:t>window.onscroll</w:t>
       </w:r>
@@ -6383,7 +6467,7 @@
       </w:pPr>
       <w:r>
         <w:rPr>
-          <w:rStyle w:val="Cdigo-fonteuser"/>
+          <w:rStyle w:val="Cdigo-fonte"/>
           <w:b/>
         </w:rPr>
         <w:t>voltarAoTopo</w:t>
@@ -6443,7 +6527,7 @@
       </w:r>
       <w:r>
         <w:rPr>
-          <w:rStyle w:val="Cdigo-fonteuser"/>
+          <w:rStyle w:val="Cdigo-fonte"/>
         </w:rPr>
         <w:t>ano-atual</w:t>
       </w:r>
@@ -6453,7 +6537,7 @@
       </w:r>
       <w:r>
         <w:rPr>
-          <w:rStyle w:val="Cdigo-fonteuser"/>
+          <w:rStyle w:val="Cdigo-fonte"/>
         </w:rPr>
         <w:t>new Date().getFullYear()</w:t>
       </w:r>
@@ -6464,7 +6548,7 @@
     </w:p>
     <w:p>
       <w:pPr>
-        <w:pStyle w:val="Linhahorizontaluser"/>
+        <w:pStyle w:val="Linhahorizontal"/>
         <w:spacing w:before="0" w:after="160"/>
         <w:rPr/>
       </w:pPr>
@@ -6487,7 +6571,7 @@
     </w:p>
     <w:p>
       <w:pPr>
-        <w:pStyle w:val="Blocodecitaouser"/>
+        <w:pStyle w:val="Blocodecitao"/>
         <w:spacing w:before="0" w:after="160"/>
         <w:rPr/>
       </w:pPr>
@@ -6503,7 +6587,7 @@
       </w:r>
       <w:r>
         <w:rPr>
-          <w:rStyle w:val="Cdigo-fonteuser"/>
+          <w:rStyle w:val="Cdigo-fonte"/>
         </w:rPr>
         <w:t>async/await</w:t>
       </w:r>
@@ -6513,7 +6597,7 @@
       </w:r>
       <w:r>
         <w:rPr>
-          <w:rStyle w:val="Cdigo-fonteuser"/>
+          <w:rStyle w:val="Cdigo-fonte"/>
         </w:rPr>
         <w:t>defer</w:t>
       </w:r>
@@ -6523,7 +6607,7 @@
       </w:r>
       <w:r>
         <w:rPr>
-          <w:rStyle w:val="Cdigo-fonteuser"/>
+          <w:rStyle w:val="Cdigo-fonte"/>
         </w:rPr>
         <w:t>DOMContentLoaded</w:t>
       </w:r>
@@ -6597,7 +6681,7 @@
       </w:r>
       <w:r>
         <w:rPr>
-          <w:rStyle w:val="Cdigo-fonteuser"/>
+          <w:rStyle w:val="Cdigo-fonte"/>
           <w:b/>
         </w:rPr>
         <w:t>container-login</w:t>
@@ -6614,7 +6698,7 @@
       </w:r>
       <w:r>
         <w:rPr>
-          <w:rStyle w:val="Cdigo-fonteuser"/>
+          <w:rStyle w:val="Cdigo-fonte"/>
         </w:rPr>
         <w:t>jstextos-padrao.js</w:t>
       </w:r>
@@ -6624,7 +6708,7 @@
       </w:r>
       <w:r>
         <w:rPr>
-          <w:rStyle w:val="Cdigo-fonteuser"/>
+          <w:rStyle w:val="Cdigo-fonte"/>
         </w:rPr>
         <w:t>head</w:t>
       </w:r>
@@ -6660,7 +6744,7 @@
       </w:r>
       <w:r>
         <w:rPr>
-          <w:rStyle w:val="Cdigo-fonteuser"/>
+          <w:rStyle w:val="Cdigo-fonte"/>
         </w:rPr>
         <w:t>localStorage</w:t>
       </w:r>
@@ -6670,7 +6754,7 @@
       </w:r>
       <w:r>
         <w:rPr>
-          <w:rStyle w:val="Cdigo-fonteuser"/>
+          <w:rStyle w:val="Cdigo-fonte"/>
         </w:rPr>
         <w:t>nomeEstudante</w:t>
       </w:r>
@@ -6693,7 +6777,7 @@
       </w:r>
       <w:r>
         <w:rPr>
-          <w:rStyle w:val="Cdigo-fonteuser"/>
+          <w:rStyle w:val="Cdigo-fonte"/>
         </w:rPr>
         <w:t>resumo-geral</w:t>
       </w:r>
@@ -6740,7 +6824,7 @@
       </w:r>
       <w:r>
         <w:rPr>
-          <w:rStyle w:val="Cdigo-fonteuser"/>
+          <w:rStyle w:val="Cdigo-fonte"/>
         </w:rPr>
         <w:t>atualizarResumoHome()</w:t>
       </w:r>
@@ -6802,7 +6886,7 @@
       </w:r>
       <w:r>
         <w:rPr>
-          <w:rStyle w:val="Cdigo-fonteuser"/>
+          <w:rStyle w:val="Cdigo-fonte"/>
         </w:rPr>
         <w:t>fa-trophy</w:t>
       </w:r>
@@ -6812,7 +6896,7 @@
       </w:r>
       <w:r>
         <w:rPr>
-          <w:rStyle w:val="Cdigo-fonteuser"/>
+          <w:rStyle w:val="Cdigo-fonte"/>
         </w:rPr>
         <w:t>w3-animate-zoom</w:t>
       </w:r>
@@ -6872,7 +6956,7 @@
       </w:r>
       <w:r>
         <w:rPr>
-          <w:rStyle w:val="Cdigo-fonteuser"/>
+          <w:rStyle w:val="Cdigo-fonte"/>
         </w:rPr>
         <w:t>carregarFrase()</w:t>
       </w:r>
@@ -6882,7 +6966,7 @@
       </w:r>
       <w:r>
         <w:rPr>
-          <w:rStyle w:val="Cdigo-fonteuser"/>
+          <w:rStyle w:val="Cdigo-fonte"/>
         </w:rPr>
         <w:t>fetch</w:t>
       </w:r>
@@ -6892,7 +6976,7 @@
       </w:r>
       <w:r>
         <w:rPr>
-          <w:rStyle w:val="Cdigo-fonteuser"/>
+          <w:rStyle w:val="Cdigo-fonte"/>
         </w:rPr>
         <w:t>frases.json</w:t>
       </w:r>
@@ -6928,7 +7012,7 @@
       </w:r>
       <w:r>
         <w:rPr>
-          <w:rStyle w:val="Cdigo-fonteuser"/>
+          <w:rStyle w:val="Cdigo-fonte"/>
         </w:rPr>
         <w:t>setInterval</w:t>
       </w:r>
@@ -6938,7 +7022,7 @@
       </w:r>
       <w:r>
         <w:rPr>
-          <w:rStyle w:val="Cdigo-fonteuser"/>
+          <w:rStyle w:val="Cdigo-fonte"/>
         </w:rPr>
         <w:t>opacity</w:t>
       </w:r>
@@ -6987,7 +7071,7 @@
       </w:r>
       <w:r>
         <w:rPr>
-          <w:rStyle w:val="Cdigo-fonteuser"/>
+          <w:rStyle w:val="Cdigo-fonte"/>
         </w:rPr>
         <w:t>carregar.js</w:t>
       </w:r>
@@ -7023,7 +7107,7 @@
       </w:r>
       <w:r>
         <w:rPr>
-          <w:rStyle w:val="Cdigo-fonteuser"/>
+          <w:rStyle w:val="Cdigo-fonte"/>
         </w:rPr>
         <w:t>verificarSeEhAula()</w:t>
       </w:r>
@@ -7172,7 +7256,7 @@
       </w:r>
       <w:r>
         <w:rPr>
-          <w:rStyle w:val="Cdigo-fonte"/>
+          <w:rStyle w:val="Cdigo-fonteuser"/>
         </w:rPr>
         <w:t>id: 1</w:t>
       </w:r>
@@ -7182,7 +7266,7 @@
       </w:r>
       <w:r>
         <w:rPr>
-          <w:rStyle w:val="Cdigo-fonte"/>
+          <w:rStyle w:val="Cdigo-fonteuser"/>
         </w:rPr>
         <w:t>id: 10</w:t>
       </w:r>
@@ -7218,7 +7302,7 @@
       </w:r>
       <w:r>
         <w:rPr>
-          <w:rStyle w:val="Cdigo-fonte"/>
+          <w:rStyle w:val="Cdigo-fonteuser"/>
         </w:rPr>
         <w:t>102_q1.png</w:t>
       </w:r>
@@ -7670,6 +7754,87 @@
       <w:r>
         <w:rPr/>
         <w:t>]</w:t>
+      </w:r>
+    </w:p>
+    <w:p>
+      <w:pPr>
+        <w:pStyle w:val="Normal"/>
+        <w:rPr/>
+      </w:pPr>
+      <w:r>
+        <w:rPr/>
+      </w:r>
+    </w:p>
+    <w:p>
+      <w:pPr>
+        <w:pStyle w:val="Normal"/>
+        <w:spacing w:lineRule="atLeast" w:line="330" w:before="0" w:after="0"/>
+        <w:ind w:hanging="0" w:start="0" w:end="0"/>
+        <w:rPr>
+          <w:rFonts w:ascii="Consolas;Courier New;monospace" w:hAnsi="Consolas;Courier New;monospace"/>
+          <w:b w:val="false"/>
+          <w:color w:val="D4D4D4"/>
+          <w:sz w:val="24"/>
+          <w:shd w:fill="1E1E1E" w:val="clear"/>
+        </w:rPr>
+      </w:pPr>
+      <w:r>
+        <w:rPr>
+          <w:rFonts w:ascii="Consolas;Courier New;monospace" w:hAnsi="Consolas;Courier New;monospace"/>
+          <w:b w:val="false"/>
+          <w:color w:val="CE9178"/>
+          <w:sz w:val="24"/>
+          <w:shd w:fill="1E1E1E" w:val="clear"/>
+        </w:rPr>
+        <w:t>&lt;/p&gt;</w:t>
+      </w:r>
+      <w:r>
+        <w:rPr>
+          <w:rFonts w:ascii="Consolas;Courier New;monospace" w:hAnsi="Consolas;Courier New;monospace"/>
+          <w:b w:val="false"/>
+          <w:color w:val="D7BA7D"/>
+          <w:sz w:val="24"/>
+          <w:shd w:fill="1E1E1E" w:val="clear"/>
+        </w:rPr>
+        <w:t>\n\n\t\t\t</w:t>
+      </w:r>
+      <w:r>
+        <w:rPr>
+          <w:rFonts w:ascii="Consolas;Courier New;monospace" w:hAnsi="Consolas;Courier New;monospace"/>
+          <w:b w:val="false"/>
+          <w:color w:val="CE9178"/>
+          <w:sz w:val="24"/>
+          <w:shd w:fill="1E1E1E" w:val="clear"/>
+        </w:rPr>
+        <w:t>&lt;p&gt;</w:t>
+      </w:r>
+    </w:p>
+    <w:p>
+      <w:pPr>
+        <w:pStyle w:val="Normal"/>
+        <w:rPr/>
+      </w:pPr>
+      <w:r>
+        <w:rPr/>
+      </w:r>
+    </w:p>
+    <w:p>
+      <w:pPr>
+        <w:pStyle w:val="Normal"/>
+        <w:rPr/>
+      </w:pPr>
+      <w:r>
+        <w:rPr/>
+        <w:t>Espaço para o json das questoes</w:t>
+      </w:r>
+    </w:p>
+    <w:p>
+      <w:pPr>
+        <w:pStyle w:val="Normal"/>
+        <w:rPr/>
+      </w:pPr>
+      <w:r>
+        <w:rPr/>
       </w:r>
     </w:p>
     <w:p>
@@ -7717,7 +7882,7 @@
       </w:r>
       <w:r>
         <w:rPr>
-          <w:rStyle w:val="Cdigo-fonte"/>
+          <w:rStyle w:val="Cdigo-fonteuser"/>
         </w:rPr>
         <w:t>"imagem_apoio": ""</w:t>
       </w:r>
@@ -7727,7 +7892,7 @@
       </w:r>
       <w:r>
         <w:rPr>
-          <w:rStyle w:val="Cdigo-fonte"/>
+          <w:rStyle w:val="Cdigo-fonteuser"/>
         </w:rPr>
         <w:t>null</w:t>
       </w:r>
@@ -7737,7 +7902,7 @@
       </w:r>
       <w:r>
         <w:rPr>
-          <w:rStyle w:val="Cdigo-fonte"/>
+          <w:rStyle w:val="Cdigo-fonteuser"/>
         </w:rPr>
         <w:t>undefined</w:t>
       </w:r>
@@ -7783,7 +7948,7 @@
       </w:r>
       <w:r>
         <w:rPr>
-          <w:rStyle w:val="Cdigo-fonte"/>
+          <w:rStyle w:val="Cdigo-fonteuser"/>
         </w:rPr>
         <w:t>onerror="this.style.display='none'"</w:t>
       </w:r>
@@ -7799,6 +7964,248 @@
       </w:pPr>
       <w:r>
         <w:rPr/>
+      </w:r>
+    </w:p>
+    <w:p>
+      <w:pPr>
+        <w:pStyle w:val="Normal"/>
+        <w:rPr/>
+      </w:pPr>
+      <w:r>
+        <w:rPr/>
+      </w:r>
+    </w:p>
+    <w:p>
+      <w:pPr>
+        <w:pStyle w:val="Heading2"/>
+        <w:rPr/>
+      </w:pPr>
+      <w:bookmarkStart w:id="40" w:name="__RefHeading___Toc1627_291806104"/>
+      <w:bookmarkEnd w:id="40"/>
+      <w:r>
+        <w:rPr/>
+        <w:t>Acessando o PHP:</w:t>
+      </w:r>
+    </w:p>
+    <w:p>
+      <w:pPr>
+        <w:pStyle w:val="Normal"/>
+        <w:rPr>
+          <w:b/>
+          <w:bCs/>
+        </w:rPr>
+      </w:pPr>
+      <w:r>
+        <w:rPr>
+          <w:rFonts w:cs="Segoe UI Emoji" w:ascii="Segoe UI Emoji" w:hAnsi="Segoe UI Emoji"/>
+          <w:b/>
+          <w:bCs/>
+        </w:rPr>
+        <w:t>✅</w:t>
+      </w:r>
+      <w:r>
+        <w:rPr>
+          <w:b/>
+          <w:bCs/>
+        </w:rPr>
+        <w:t xml:space="preserve"> </w:t>
+      </w:r>
+      <w:r>
+        <w:rPr>
+          <w:b/>
+          <w:bCs/>
+        </w:rPr>
+        <w:t>Passo a Passo para rodar o site PHP localmente com XAMPP</w:t>
+      </w:r>
+    </w:p>
+    <w:p>
+      <w:pPr>
+        <w:pStyle w:val="Normal"/>
+        <w:rPr>
+          <w:b/>
+          <w:bCs/>
+        </w:rPr>
+      </w:pPr>
+      <w:r>
+        <w:rPr>
+          <w:b/>
+          <w:bCs/>
+        </w:rPr>
+        <w:t>1. Instalar o XAMPP</w:t>
+      </w:r>
+    </w:p>
+    <w:p>
+      <w:pPr>
+        <w:pStyle w:val="Normal"/>
+        <w:rPr/>
+      </w:pPr>
+      <w:r>
+        <w:rPr/>
+        <w:t>Se ainda não instalou:</w:t>
+      </w:r>
+    </w:p>
+    <w:p>
+      <w:pPr>
+        <w:pStyle w:val="Normal"/>
+        <w:numPr>
+          <w:ilvl w:val="0"/>
+          <w:numId w:val="1"/>
+        </w:numPr>
+        <w:rPr/>
+      </w:pPr>
+      <w:r>
+        <w:rPr/>
+        <w:t>Acesse https://www.apachefriends.org</w:t>
+      </w:r>
+    </w:p>
+    <w:p>
+      <w:pPr>
+        <w:pStyle w:val="Normal"/>
+        <w:numPr>
+          <w:ilvl w:val="0"/>
+          <w:numId w:val="1"/>
+        </w:numPr>
+        <w:rPr/>
+      </w:pPr>
+      <w:r>
+        <w:rPr/>
+        <w:t>Baixe e instale o XAMPP para seu sistema.</w:t>
+      </w:r>
+    </w:p>
+    <w:p>
+      <w:pPr>
+        <w:pStyle w:val="Normal"/>
+        <w:rPr>
+          <w:b/>
+          <w:bCs/>
+        </w:rPr>
+      </w:pPr>
+      <w:r>
+        <w:rPr>
+          <w:b/>
+          <w:bCs/>
+        </w:rPr>
+        <w:t>2. Iniciar os serviços</w:t>
+      </w:r>
+    </w:p>
+    <w:p>
+      <w:pPr>
+        <w:pStyle w:val="Normal"/>
+        <w:rPr/>
+      </w:pPr>
+      <w:r>
+        <w:rPr/>
+        <w:t xml:space="preserve">Abra o </w:t>
+      </w:r>
+      <w:r>
+        <w:rPr>
+          <w:b/>
+          <w:bCs/>
+        </w:rPr>
+        <w:t>Painel de Controle do XAMPP</w:t>
+      </w:r>
+      <w:r>
+        <w:rPr/>
+        <w:t xml:space="preserve"> e </w:t>
+      </w:r>
+      <w:r>
+        <w:rPr>
+          <w:b/>
+          <w:bCs/>
+        </w:rPr>
+        <w:t>inicie os módulos</w:t>
+      </w:r>
+      <w:r>
+        <w:rPr/>
+        <w:t>:</w:t>
+      </w:r>
+    </w:p>
+    <w:p>
+      <w:pPr>
+        <w:pStyle w:val="Normal"/>
+        <w:numPr>
+          <w:ilvl w:val="0"/>
+          <w:numId w:val="2"/>
+        </w:numPr>
+        <w:rPr/>
+      </w:pPr>
+      <w:r>
+        <w:rPr>
+          <w:rFonts w:cs="Segoe UI Emoji" w:ascii="Segoe UI Emoji" w:hAnsi="Segoe UI Emoji"/>
+        </w:rPr>
+        <w:t>✅</w:t>
+      </w:r>
+      <w:r>
+        <w:rPr/>
+        <w:t xml:space="preserve"> </w:t>
+      </w:r>
+      <w:r>
+        <w:rPr/>
+        <w:t>Apache (servidor web)</w:t>
+      </w:r>
+    </w:p>
+    <w:p>
+      <w:pPr>
+        <w:pStyle w:val="Normal"/>
+        <w:numPr>
+          <w:ilvl w:val="0"/>
+          <w:numId w:val="2"/>
+        </w:numPr>
+        <w:rPr/>
+      </w:pPr>
+      <w:r>
+        <w:rPr>
+          <w:rFonts w:cs="Segoe UI Emoji" w:ascii="Segoe UI Emoji" w:hAnsi="Segoe UI Emoji"/>
+        </w:rPr>
+        <w:t>✅</w:t>
+      </w:r>
+      <w:r>
+        <w:rPr/>
+        <w:t xml:space="preserve"> </w:t>
+      </w:r>
+      <w:r>
+        <w:rPr/>
+        <w:t>MySQL (se você usa banco de dados)</w:t>
+      </w:r>
+    </w:p>
+    <w:p>
+      <w:pPr>
+        <w:pStyle w:val="Normal"/>
+        <w:rPr>
+          <w:b/>
+          <w:bCs/>
+        </w:rPr>
+      </w:pPr>
+      <w:r>
+        <w:rPr>
+          <w:b/>
+          <w:bCs/>
+        </w:rPr>
+        <w:t>3. Salvar seu projeto na pasta correta</w:t>
+      </w:r>
+    </w:p>
+    <w:p>
+      <w:pPr>
+        <w:pStyle w:val="Normal"/>
+        <w:numPr>
+          <w:ilvl w:val="0"/>
+          <w:numId w:val="3"/>
+        </w:numPr>
+        <w:rPr/>
+      </w:pPr>
+      <w:r>
+        <w:rPr/>
+        <w:t>Coloque seus arquivos PHP dentro da pasta:</w:t>
+      </w:r>
+    </w:p>
+    <w:p>
+      <w:pPr>
+        <w:pStyle w:val="Normal"/>
+        <w:rPr/>
+      </w:pPr>
+      <w:r>
+        <w:rPr/>
+        <w:t>http://localhost/duvid/</w:t>
       </w:r>
     </w:p>
     <w:p>
@@ -7819,8 +8226,8 @@
         <w:spacing w:before="0" w:after="80"/>
         <w:rPr/>
       </w:pPr>
-      <w:bookmarkStart w:id="40" w:name="__RefHeading___Toc633_2288496956"/>
-      <w:bookmarkEnd w:id="40"/>
+      <w:bookmarkStart w:id="41" w:name="__RefHeading___Toc633_2288496956"/>
+      <w:bookmarkEnd w:id="41"/>
       <w:r>
         <w:rPr/>
         <w:t>duvid-core.js</w:t>
@@ -8471,8 +8878,8 @@
         <w:pStyle w:val="Heading2"/>
         <w:rPr/>
       </w:pPr>
-      <w:bookmarkStart w:id="41" w:name="__RefHeading___Toc998_4280899997"/>
-      <w:bookmarkEnd w:id="41"/>
+      <w:bookmarkStart w:id="42" w:name="__RefHeading___Toc998_4280899997"/>
+      <w:bookmarkEnd w:id="42"/>
       <w:r>
         <w:rPr/>
         <w:t>Modelo json questões:</w:t>
@@ -8495,27 +8902,18 @@
           <w:sz w:val="24"/>
           <w:shd w:fill="auto" w:val="clear"/>
         </w:rPr>
-        <w:t>"id": 1,</w:t>
-      </w:r>
-    </w:p>
-    <w:p>
-      <w:pPr>
-        <w:pStyle w:val="Normal"/>
-        <w:spacing w:lineRule="atLeast" w:line="330" w:before="0" w:after="0"/>
-        <w:ind w:hanging="0" w:start="0" w:end="0"/>
+        <w:t>{</w:t>
+      </w:r>
+    </w:p>
+    <w:p>
+      <w:pPr>
+        <w:pStyle w:val="Normal"/>
         <w:rPr>
           <w:color w:val="000000"/>
           <w:highlight w:val="none"/>
           <w:shd w:fill="auto" w:val="clear"/>
         </w:rPr>
       </w:pPr>
-      <w:r>
-        <w:rPr>
-          <w:color w:val="000000"/>
-          <w:shd w:fill="auto" w:val="clear"/>
-        </w:rPr>
-        <w:t xml:space="preserve">    </w:t>
-      </w:r>
       <w:r>
         <w:rPr>
           <w:rFonts w:ascii="Consolas;Courier New;monospace" w:hAnsi="Consolas;Courier New;monospace"/>
@@ -8524,26 +8922,129 @@
           <w:sz w:val="24"/>
           <w:shd w:fill="auto" w:val="clear"/>
         </w:rPr>
-        <w:t>"ano": "ENEM 2024",</w:t>
-      </w:r>
-    </w:p>
-    <w:p>
-      <w:pPr>
-        <w:pStyle w:val="Normal"/>
-        <w:spacing w:lineRule="atLeast" w:line="330" w:before="0" w:after="0"/>
-        <w:ind w:hanging="0" w:start="0" w:end="0"/>
-        <w:rPr>
-          <w:color w:val="000000"/>
-          <w:highlight w:val="none"/>
-          <w:shd w:fill="auto" w:val="clear"/>
-        </w:rPr>
-      </w:pPr>
-      <w:r>
-        <w:rPr>
+        <w:t>"id": 0,</w:t>
+      </w:r>
+    </w:p>
+    <w:p>
+      <w:pPr>
+        <w:pStyle w:val="Normal"/>
+        <w:rPr>
+          <w:rFonts w:ascii="Consolas;Courier New;monospace" w:hAnsi="Consolas;Courier New;monospace"/>
+          <w:b w:val="false"/>
           <w:color w:val="000000"/>
           <w:shd w:fill="auto" w:val="clear"/>
         </w:rPr>
+      </w:pPr>
+      <w:r>
+        <w:rPr>
+          <w:rFonts w:ascii="Consolas;Courier New;monospace" w:hAnsi="Consolas;Courier New;monospace"/>
+          <w:b w:val="false"/>
+          <w:color w:val="000000"/>
+          <w:shd w:fill="auto" w:val="clear"/>
+        </w:rPr>
+        <w:t>"instituicao": "UERJ",</w:t>
+      </w:r>
+    </w:p>
+    <w:p>
+      <w:pPr>
+        <w:pStyle w:val="Normal"/>
+        <w:rPr>
+          <w:rFonts w:ascii="Consolas;Courier New;monospace" w:hAnsi="Consolas;Courier New;monospace"/>
+          <w:b w:val="false"/>
+          <w:color w:val="000000"/>
+          <w:shd w:fill="auto" w:val="clear"/>
+        </w:rPr>
+      </w:pPr>
+      <w:r>
+        <w:rPr>
+          <w:rFonts w:ascii="Consolas;Courier New;monospace" w:hAnsi="Consolas;Courier New;monospace"/>
+          <w:b w:val="false"/>
+          <w:color w:val="000000"/>
+          <w:shd w:fill="auto" w:val="clear"/>
+        </w:rPr>
+        <w:t>"ano": "(Ano)",</w:t>
+      </w:r>
+    </w:p>
+    <w:p>
+      <w:pPr>
+        <w:pStyle w:val="Normal"/>
+        <w:rPr>
+          <w:rFonts w:ascii="Consolas;Courier New;monospace" w:hAnsi="Consolas;Courier New;monospace"/>
+          <w:b w:val="false"/>
+          <w:color w:val="000000"/>
+          <w:shd w:fill="auto" w:val="clear"/>
+        </w:rPr>
+      </w:pPr>
+      <w:r>
+        <w:rPr>
+          <w:rFonts w:ascii="Consolas;Courier New;monospace" w:hAnsi="Consolas;Courier New;monospace"/>
+          <w:b w:val="false"/>
+          <w:color w:val="000000"/>
+          <w:shd w:fill="auto" w:val="clear"/>
+        </w:rPr>
+        <w:t> </w:t>
+      </w:r>
+      <w:r>
+        <w:rPr>
+          <w:rFonts w:ascii="Consolas;Courier New;monospace" w:hAnsi="Consolas;Courier New;monospace"/>
+          <w:b w:val="false"/>
+          <w:color w:val="000000"/>
+          <w:shd w:fill="auto" w:val="clear"/>
+        </w:rPr>
+        <w:t>"dificuldade": "Difícil",</w:t>
+      </w:r>
+    </w:p>
+    <w:p>
+      <w:pPr>
+        <w:pStyle w:val="Normal"/>
+        <w:rPr>
+          <w:rFonts w:ascii="Consolas;Courier New;monospace" w:hAnsi="Consolas;Courier New;monospace"/>
+          <w:b w:val="false"/>
+          <w:color w:val="000000"/>
+          <w:shd w:fill="auto" w:val="clear"/>
+        </w:rPr>
+      </w:pPr>
+      <w:r>
+        <w:rPr>
+          <w:rFonts w:ascii="Consolas;Courier New;monospace" w:hAnsi="Consolas;Courier New;monospace"/>
+          <w:b w:val="false"/>
+          <w:color w:val="000000"/>
+          <w:shd w:fill="auto" w:val="clear"/>
+        </w:rPr>
         <w:t xml:space="preserve">    </w:t>
+      </w:r>
+      <w:r>
+        <w:rPr>
+          <w:rFonts w:ascii="Consolas;Courier New;monospace" w:hAnsi="Consolas;Courier New;monospace"/>
+          <w:b w:val="false"/>
+          <w:color w:val="000000"/>
+          <w:shd w:fill="auto" w:val="clear"/>
+        </w:rPr>
+        <w:t>"tags": ["Categorias Geográficas", "Milton Santos", "Espaço Geográfico"],</w:t>
+      </w:r>
+    </w:p>
+    <w:p>
+      <w:pPr>
+        <w:pStyle w:val="Normal"/>
+        <w:rPr/>
+      </w:pPr>
+      <w:r>
+        <w:rPr>
+          <w:rFonts w:ascii="Consolas;Courier New;monospace" w:hAnsi="Consolas;Courier New;monospace"/>
+          <w:b w:val="false"/>
+          <w:color w:val="000000"/>
+          <w:shd w:fill="auto" w:val="clear"/>
+        </w:rPr>
+        <w:t xml:space="preserve">  </w:t>
+      </w:r>
+      <w:r>
+        <w:rPr>
+          <w:rFonts w:ascii="Consolas;Courier New;monospace" w:hAnsi="Consolas;Courier New;monospace"/>
+          <w:b w:val="false"/>
+          <w:color w:val="000000"/>
+          <w:shd w:fill="auto" w:val="clear"/>
+        </w:rPr>
+        <w:t>"texto_apoio":</w:t>
       </w:r>
       <w:r>
         <w:rPr>
@@ -8553,27 +9054,18 @@
           <w:sz w:val="24"/>
           <w:shd w:fill="auto" w:val="clear"/>
         </w:rPr>
-        <w:t>"imagem_apoio": "3ano/img/101_q1.png",</w:t>
-      </w:r>
-    </w:p>
-    <w:p>
-      <w:pPr>
-        <w:pStyle w:val="Normal"/>
-        <w:spacing w:lineRule="atLeast" w:line="330" w:before="0" w:after="0"/>
-        <w:ind w:hanging="0" w:start="0" w:end="0"/>
+        <w:t xml:space="preserve"> "&lt;p&gt;Insira aqui o texto base com aspas escapadas ou tags HTML simples.&lt;/p&gt;",</w:t>
+      </w:r>
+    </w:p>
+    <w:p>
+      <w:pPr>
+        <w:pStyle w:val="Normal"/>
         <w:rPr>
           <w:color w:val="000000"/>
           <w:highlight w:val="none"/>
           <w:shd w:fill="auto" w:val="clear"/>
         </w:rPr>
       </w:pPr>
-      <w:r>
-        <w:rPr>
-          <w:color w:val="000000"/>
-          <w:shd w:fill="auto" w:val="clear"/>
-        </w:rPr>
-        <w:t xml:space="preserve">    </w:t>
-      </w:r>
       <w:r>
         <w:rPr>
           <w:rFonts w:ascii="Consolas;Courier New;monospace" w:hAnsi="Consolas;Courier New;monospace"/>
@@ -8582,26 +9074,7 @@
           <w:sz w:val="24"/>
           <w:shd w:fill="auto" w:val="clear"/>
         </w:rPr>
-        <w:t>"pergunta": "Questão com tudo (Imagem e Ajuda):",</w:t>
-      </w:r>
-    </w:p>
-    <w:p>
-      <w:pPr>
-        <w:pStyle w:val="Normal"/>
-        <w:spacing w:lineRule="atLeast" w:line="330" w:before="0" w:after="0"/>
-        <w:ind w:hanging="0" w:start="0" w:end="0"/>
-        <w:rPr>
-          <w:color w:val="000000"/>
-          <w:highlight w:val="none"/>
-          <w:shd w:fill="auto" w:val="clear"/>
-        </w:rPr>
-      </w:pPr>
-      <w:r>
-        <w:rPr>
-          <w:color w:val="000000"/>
-          <w:shd w:fill="auto" w:val="clear"/>
-        </w:rPr>
-        <w:t xml:space="preserve">    </w:t>
+        <w:t xml:space="preserve">  </w:t>
       </w:r>
       <w:r>
         <w:rPr>
@@ -8611,27 +9084,18 @@
           <w:sz w:val="24"/>
           <w:shd w:fill="auto" w:val="clear"/>
         </w:rPr>
-        <w:t>"alternativas": ["a", "b", "c", "d", "e"],</w:t>
-      </w:r>
-    </w:p>
-    <w:p>
-      <w:pPr>
-        <w:pStyle w:val="Normal"/>
-        <w:spacing w:lineRule="atLeast" w:line="330" w:before="0" w:after="0"/>
-        <w:ind w:hanging="0" w:start="0" w:end="0"/>
+        <w:t>"fonte_apoio": "AUTOR, Nome. Título do Livro. Cidade: Editora, Ano, Página.",</w:t>
+      </w:r>
+    </w:p>
+    <w:p>
+      <w:pPr>
+        <w:pStyle w:val="Normal"/>
         <w:rPr>
           <w:color w:val="000000"/>
           <w:highlight w:val="none"/>
           <w:shd w:fill="auto" w:val="clear"/>
         </w:rPr>
       </w:pPr>
-      <w:r>
-        <w:rPr>
-          <w:color w:val="000000"/>
-          <w:shd w:fill="auto" w:val="clear"/>
-        </w:rPr>
-        <w:t xml:space="preserve">    </w:t>
-      </w:r>
       <w:r>
         <w:rPr>
           <w:rFonts w:ascii="Consolas;Courier New;monospace" w:hAnsi="Consolas;Courier New;monospace"/>
@@ -8640,26 +9104,7 @@
           <w:sz w:val="24"/>
           <w:shd w:fill="auto" w:val="clear"/>
         </w:rPr>
-        <w:t>"correta": 0,</w:t>
-      </w:r>
-    </w:p>
-    <w:p>
-      <w:pPr>
-        <w:pStyle w:val="Normal"/>
-        <w:spacing w:lineRule="atLeast" w:line="330" w:before="0" w:after="0"/>
-        <w:ind w:hanging="0" w:start="0" w:end="0"/>
-        <w:rPr>
-          <w:color w:val="000000"/>
-          <w:highlight w:val="none"/>
-          <w:shd w:fill="auto" w:val="clear"/>
-        </w:rPr>
-      </w:pPr>
-      <w:r>
-        <w:rPr>
-          <w:color w:val="000000"/>
-          <w:shd w:fill="auto" w:val="clear"/>
-        </w:rPr>
-        <w:t>   </w:t>
+        <w:t xml:space="preserve">  </w:t>
       </w:r>
       <w:r>
         <w:rPr>
@@ -8669,27 +9114,18 @@
           <w:sz w:val="24"/>
           <w:shd w:fill="auto" w:val="clear"/>
         </w:rPr>
-        <w:t>"comentario": "&lt;p&gt;a) &lt;b&gt;Incorreta.&lt;/b&gt;    Lorem ipsum dolor sit amet consectetur adipisicing elit. Provident earum id distinctio architecto omnis delectus, adipisci maiores eos voluptatum velit accusantium laudantium aspernatur autem eveniet nesciunt doloremque voluptatibus, necessitatibus illum!FIM. &lt;/p&gt;&lt;p&gt;b) &lt;b&gt;Incorreta.&lt;/b&gt;    Lorem ipsum dolor sit amet consectetur adipisicing elit. Provident earum id distinctio architecto omnis delectus, adipisci maiores eos voluptatum velit accusantium laudantium aspernatur autem eveniet nesciunt doloremque voluptatibus, necessitatibus illum! FIM.&lt;/p&gt;&lt;p&gt;c) &lt;b&gt;Correta.&lt;/b&gt;    Lorem ipsum dolor sit amet consectetur adipisicing elit. Provident earum id distinctio architecto omnis delectus, adipisci maiores eos voluptatum velit accusantium laudantium aspernatur autem eveniet nesciunt doloremque voluptatibus, necessitatibus illum! FIM. &lt;/p&gt;&lt;p&gt;d) &lt;b&gt;Incorreta.&lt;/b&gt;    Lorem ipsum dolor sit amet consectetur adipisicing elit. Provident earum id distinctio architecto omnis delectus, adipisci maiores eos voluptatum velit accusantium laudantium aspernatur autem eveniet nesciunt doloremque voluptatibus, necessitatibus illum! FIM.&lt;/p&gt;&lt;p&gt;e) &lt;b&gt;Incorreta.&lt;/b&gt; O uso de OGMs não reduziu.O problema da fome não está relacionado à falta de terra O problema da fome não está relacionado à falta de terra FIM. &lt;/p&gt;",</w:t>
-      </w:r>
-    </w:p>
-    <w:p>
-      <w:pPr>
-        <w:pStyle w:val="Normal"/>
-        <w:spacing w:lineRule="atLeast" w:line="330" w:before="0" w:after="0"/>
-        <w:ind w:hanging="0" w:start="0" w:end="0"/>
+        <w:t>"imagem_apoio": "caminho/da/imagem1.png",</w:t>
+      </w:r>
+    </w:p>
+    <w:p>
+      <w:pPr>
+        <w:pStyle w:val="Normal"/>
         <w:rPr>
           <w:color w:val="000000"/>
           <w:highlight w:val="none"/>
           <w:shd w:fill="auto" w:val="clear"/>
         </w:rPr>
       </w:pPr>
-      <w:r>
-        <w:rPr>
-          <w:color w:val="000000"/>
-          <w:shd w:fill="auto" w:val="clear"/>
-        </w:rPr>
-        <w:t xml:space="preserve">    </w:t>
-      </w:r>
       <w:r>
         <w:rPr>
           <w:rFonts w:ascii="Consolas;Courier New;monospace" w:hAnsi="Consolas;Courier New;monospace"/>
@@ -8698,26 +9134,7 @@
           <w:sz w:val="24"/>
           <w:shd w:fill="auto" w:val="clear"/>
         </w:rPr>
-        <w:t>"ajuda": { "texto": "Dica importante!" }</w:t>
-      </w:r>
-    </w:p>
-    <w:p>
-      <w:pPr>
-        <w:pStyle w:val="Normal"/>
-        <w:spacing w:lineRule="atLeast" w:line="330" w:before="0" w:after="0"/>
-        <w:ind w:hanging="0" w:start="0" w:end="0"/>
-        <w:rPr>
-          <w:color w:val="000000"/>
-          <w:highlight w:val="none"/>
-          <w:shd w:fill="auto" w:val="clear"/>
-        </w:rPr>
-      </w:pPr>
-      <w:r>
-        <w:rPr>
-          <w:color w:val="000000"/>
-          <w:shd w:fill="auto" w:val="clear"/>
-        </w:rPr>
-        <w:t xml:space="preserve">  </w:t>
+        <w:t xml:space="preserve">  </w:t>
       </w:r>
       <w:r>
         <w:rPr>
@@ -8727,27 +9144,18 @@
           <w:sz w:val="24"/>
           <w:shd w:fill="auto" w:val="clear"/>
         </w:rPr>
-        <w:t>},</w:t>
-      </w:r>
-    </w:p>
-    <w:p>
-      <w:pPr>
-        <w:pStyle w:val="Normal"/>
-        <w:spacing w:lineRule="atLeast" w:line="330" w:before="0" w:after="0"/>
-        <w:ind w:hanging="0" w:start="0" w:end="0"/>
+        <w:t>"legenda_imagem": "Figura 1: Descrição técnica da primeira imagem.",</w:t>
+      </w:r>
+    </w:p>
+    <w:p>
+      <w:pPr>
+        <w:pStyle w:val="Normal"/>
         <w:rPr>
           <w:color w:val="000000"/>
           <w:highlight w:val="none"/>
           <w:shd w:fill="auto" w:val="clear"/>
         </w:rPr>
       </w:pPr>
-      <w:r>
-        <w:rPr>
-          <w:color w:val="000000"/>
-          <w:shd w:fill="auto" w:val="clear"/>
-        </w:rPr>
-        <w:t xml:space="preserve">  </w:t>
-      </w:r>
       <w:r>
         <w:rPr>
           <w:rFonts w:ascii="Consolas;Courier New;monospace" w:hAnsi="Consolas;Courier New;monospace"/>
@@ -8756,26 +9164,7 @@
           <w:sz w:val="24"/>
           <w:shd w:fill="auto" w:val="clear"/>
         </w:rPr>
-        <w:t>{</w:t>
-      </w:r>
-    </w:p>
-    <w:p>
-      <w:pPr>
-        <w:pStyle w:val="Normal"/>
-        <w:spacing w:lineRule="atLeast" w:line="330" w:before="0" w:after="0"/>
-        <w:ind w:hanging="0" w:start="0" w:end="0"/>
-        <w:rPr>
-          <w:color w:val="000000"/>
-          <w:highlight w:val="none"/>
-          <w:shd w:fill="auto" w:val="clear"/>
-        </w:rPr>
-      </w:pPr>
-      <w:r>
-        <w:rPr>
-          <w:color w:val="000000"/>
-          <w:shd w:fill="auto" w:val="clear"/>
-        </w:rPr>
-        <w:t xml:space="preserve">    </w:t>
+        <w:t xml:space="preserve">  </w:t>
       </w:r>
       <w:r>
         <w:rPr>
@@ -8785,27 +9174,18 @@
           <w:sz w:val="24"/>
           <w:shd w:fill="auto" w:val="clear"/>
         </w:rPr>
-        <w:t>"id": 2,</w:t>
-      </w:r>
-    </w:p>
-    <w:p>
-      <w:pPr>
-        <w:pStyle w:val="Normal"/>
-        <w:spacing w:lineRule="atLeast" w:line="330" w:before="0" w:after="0"/>
-        <w:ind w:hanging="0" w:start="0" w:end="0"/>
+        <w:t>"imagem_apoio_2": "caminho/da/imagem2.png",</w:t>
+      </w:r>
+    </w:p>
+    <w:p>
+      <w:pPr>
+        <w:pStyle w:val="Normal"/>
         <w:rPr>
           <w:color w:val="000000"/>
           <w:highlight w:val="none"/>
           <w:shd w:fill="auto" w:val="clear"/>
         </w:rPr>
       </w:pPr>
-      <w:r>
-        <w:rPr>
-          <w:color w:val="000000"/>
-          <w:shd w:fill="auto" w:val="clear"/>
-        </w:rPr>
-        <w:t xml:space="preserve">    </w:t>
-      </w:r>
       <w:r>
         <w:rPr>
           <w:rFonts w:ascii="Consolas;Courier New;monospace" w:hAnsi="Consolas;Courier New;monospace"/>
@@ -8814,26 +9194,7 @@
           <w:sz w:val="24"/>
           <w:shd w:fill="auto" w:val="clear"/>
         </w:rPr>
-        <w:t>"ano": "FUVEST",</w:t>
-      </w:r>
-    </w:p>
-    <w:p>
-      <w:pPr>
-        <w:pStyle w:val="Normal"/>
-        <w:spacing w:lineRule="atLeast" w:line="330" w:before="0" w:after="0"/>
-        <w:ind w:hanging="0" w:start="0" w:end="0"/>
-        <w:rPr>
-          <w:color w:val="000000"/>
-          <w:highlight w:val="none"/>
-          <w:shd w:fill="auto" w:val="clear"/>
-        </w:rPr>
-      </w:pPr>
-      <w:r>
-        <w:rPr>
-          <w:color w:val="000000"/>
-          <w:shd w:fill="auto" w:val="clear"/>
-        </w:rPr>
-        <w:t xml:space="preserve">    </w:t>
+        <w:t xml:space="preserve">  </w:t>
       </w:r>
       <w:r>
         <w:rPr>
@@ -8843,27 +9204,18 @@
           <w:sz w:val="24"/>
           <w:shd w:fill="auto" w:val="clear"/>
         </w:rPr>
-        <w:t>"pergunta": "Questão simples (Sem imagem e Sem ajuda):",</w:t>
-      </w:r>
-    </w:p>
-    <w:p>
-      <w:pPr>
-        <w:pStyle w:val="Normal"/>
-        <w:spacing w:lineRule="atLeast" w:line="330" w:before="0" w:after="0"/>
-        <w:ind w:hanging="0" w:start="0" w:end="0"/>
+        <w:t>"legenda_imagem_2": "Figura 2: Descrição técnica da segunda imagem.",</w:t>
+      </w:r>
+    </w:p>
+    <w:p>
+      <w:pPr>
+        <w:pStyle w:val="Normal"/>
         <w:rPr>
           <w:color w:val="000000"/>
           <w:highlight w:val="none"/>
           <w:shd w:fill="auto" w:val="clear"/>
         </w:rPr>
       </w:pPr>
-      <w:r>
-        <w:rPr>
-          <w:color w:val="000000"/>
-          <w:shd w:fill="auto" w:val="clear"/>
-        </w:rPr>
-        <w:t xml:space="preserve">    </w:t>
-      </w:r>
       <w:r>
         <w:rPr>
           <w:rFonts w:ascii="Consolas;Courier New;monospace" w:hAnsi="Consolas;Courier New;monospace"/>
@@ -8872,26 +9224,7 @@
           <w:sz w:val="24"/>
           <w:shd w:fill="auto" w:val="clear"/>
         </w:rPr>
-        <w:t>"alternativas": ["Sim", "Não"],</w:t>
-      </w:r>
-    </w:p>
-    <w:p>
-      <w:pPr>
-        <w:pStyle w:val="Normal"/>
-        <w:spacing w:lineRule="atLeast" w:line="330" w:before="0" w:after="0"/>
-        <w:ind w:hanging="0" w:start="0" w:end="0"/>
-        <w:rPr>
-          <w:color w:val="000000"/>
-          <w:highlight w:val="none"/>
-          <w:shd w:fill="auto" w:val="clear"/>
-        </w:rPr>
-      </w:pPr>
-      <w:r>
-        <w:rPr>
-          <w:color w:val="000000"/>
-          <w:shd w:fill="auto" w:val="clear"/>
-        </w:rPr>
-        <w:t xml:space="preserve">    </w:t>
+        <w:t xml:space="preserve">  </w:t>
       </w:r>
       <w:r>
         <w:rPr>
@@ -8901,27 +9234,18 @@
           <w:sz w:val="24"/>
           <w:shd w:fill="auto" w:val="clear"/>
         </w:rPr>
-        <w:t>"correta": 1,</w:t>
-      </w:r>
-    </w:p>
-    <w:p>
-      <w:pPr>
-        <w:pStyle w:val="Normal"/>
-        <w:spacing w:lineRule="atLeast" w:line="330" w:before="0" w:after="0"/>
-        <w:ind w:hanging="0" w:start="0" w:end="0"/>
+        <w:t>"pergunta": "Enunciado da questão aqui.",</w:t>
+      </w:r>
+    </w:p>
+    <w:p>
+      <w:pPr>
+        <w:pStyle w:val="Normal"/>
         <w:rPr>
           <w:color w:val="000000"/>
           <w:highlight w:val="none"/>
           <w:shd w:fill="auto" w:val="clear"/>
         </w:rPr>
       </w:pPr>
-      <w:r>
-        <w:rPr>
-          <w:color w:val="000000"/>
-          <w:shd w:fill="auto" w:val="clear"/>
-        </w:rPr>
-        <w:t xml:space="preserve">    </w:t>
-      </w:r>
       <w:r>
         <w:rPr>
           <w:rFonts w:ascii="Consolas;Courier New;monospace" w:hAnsi="Consolas;Courier New;monospace"/>
@@ -8930,26 +9254,7 @@
           <w:sz w:val="24"/>
           <w:shd w:fill="auto" w:val="clear"/>
         </w:rPr>
-        <w:t>"comentario": "O script não vai dar erro aqui.",</w:t>
-      </w:r>
-    </w:p>
-    <w:p>
-      <w:pPr>
-        <w:pStyle w:val="Normal"/>
-        <w:spacing w:lineRule="atLeast" w:line="330" w:before="0" w:after="0"/>
-        <w:ind w:hanging="0" w:start="0" w:end="0"/>
-        <w:rPr>
-          <w:color w:val="000000"/>
-          <w:highlight w:val="none"/>
-          <w:shd w:fill="auto" w:val="clear"/>
-        </w:rPr>
-      </w:pPr>
-      <w:r>
-        <w:rPr>
-          <w:color w:val="000000"/>
-          <w:shd w:fill="auto" w:val="clear"/>
-        </w:rPr>
-        <w:t>     </w:t>
+        <w:t xml:space="preserve">  </w:t>
       </w:r>
       <w:r>
         <w:rPr>
@@ -8959,27 +9264,18 @@
           <w:sz w:val="24"/>
           <w:shd w:fill="auto" w:val="clear"/>
         </w:rPr>
-        <w:t>"ajuda": { "texto": "Dica importante!", "imagem": "3ano/img/102_q1.png" }</w:t>
-      </w:r>
-    </w:p>
-    <w:p>
-      <w:pPr>
-        <w:pStyle w:val="Normal"/>
-        <w:spacing w:lineRule="atLeast" w:line="330" w:before="0" w:after="0"/>
-        <w:ind w:hanging="0" w:start="0" w:end="0"/>
+        <w:t>"alternativas": [</w:t>
+      </w:r>
+    </w:p>
+    <w:p>
+      <w:pPr>
+        <w:pStyle w:val="Normal"/>
         <w:rPr>
           <w:color w:val="000000"/>
           <w:highlight w:val="none"/>
           <w:shd w:fill="auto" w:val="clear"/>
         </w:rPr>
       </w:pPr>
-      <w:r>
-        <w:rPr>
-          <w:color w:val="000000"/>
-          <w:shd w:fill="auto" w:val="clear"/>
-        </w:rPr>
-        <w:t xml:space="preserve">  </w:t>
-      </w:r>
       <w:r>
         <w:rPr>
           <w:rFonts w:ascii="Consolas;Courier New;monospace" w:hAnsi="Consolas;Courier New;monospace"/>
@@ -8988,26 +9284,7 @@
           <w:sz w:val="24"/>
           <w:shd w:fill="auto" w:val="clear"/>
         </w:rPr>
-        <w:t>},</w:t>
-      </w:r>
-    </w:p>
-    <w:p>
-      <w:pPr>
-        <w:pStyle w:val="Normal"/>
-        <w:spacing w:lineRule="atLeast" w:line="330" w:before="0" w:after="0"/>
-        <w:ind w:hanging="0" w:start="0" w:end="0"/>
-        <w:rPr>
-          <w:color w:val="000000"/>
-          <w:highlight w:val="none"/>
-          <w:shd w:fill="auto" w:val="clear"/>
-        </w:rPr>
-      </w:pPr>
-      <w:r>
-        <w:rPr>
-          <w:color w:val="000000"/>
-          <w:shd w:fill="auto" w:val="clear"/>
-        </w:rPr>
-        <w:t xml:space="preserve">  </w:t>
+        <w:t xml:space="preserve">    </w:t>
       </w:r>
       <w:r>
         <w:rPr>
@@ -9017,27 +9294,18 @@
           <w:sz w:val="24"/>
           <w:shd w:fill="auto" w:val="clear"/>
         </w:rPr>
-        <w:t>{</w:t>
-      </w:r>
-    </w:p>
-    <w:p>
-      <w:pPr>
-        <w:pStyle w:val="Normal"/>
-        <w:spacing w:lineRule="atLeast" w:line="330" w:before="0" w:after="0"/>
-        <w:ind w:hanging="0" w:start="0" w:end="0"/>
+        <w:t>"Alternativa A",</w:t>
+      </w:r>
+    </w:p>
+    <w:p>
+      <w:pPr>
+        <w:pStyle w:val="Normal"/>
         <w:rPr>
           <w:color w:val="000000"/>
           <w:highlight w:val="none"/>
           <w:shd w:fill="auto" w:val="clear"/>
         </w:rPr>
       </w:pPr>
-      <w:r>
-        <w:rPr>
-          <w:color w:val="000000"/>
-          <w:shd w:fill="auto" w:val="clear"/>
-        </w:rPr>
-        <w:t xml:space="preserve">    </w:t>
-      </w:r>
       <w:r>
         <w:rPr>
           <w:rFonts w:ascii="Consolas;Courier New;monospace" w:hAnsi="Consolas;Courier New;monospace"/>
@@ -9046,26 +9314,7 @@
           <w:sz w:val="24"/>
           <w:shd w:fill="auto" w:val="clear"/>
         </w:rPr>
-        <w:t>"id": 3,</w:t>
-      </w:r>
-    </w:p>
-    <w:p>
-      <w:pPr>
-        <w:pStyle w:val="Normal"/>
-        <w:spacing w:lineRule="atLeast" w:line="330" w:before="0" w:after="0"/>
-        <w:ind w:hanging="0" w:start="0" w:end="0"/>
-        <w:rPr>
-          <w:color w:val="000000"/>
-          <w:highlight w:val="none"/>
-          <w:shd w:fill="auto" w:val="clear"/>
-        </w:rPr>
-      </w:pPr>
-      <w:r>
-        <w:rPr>
-          <w:color w:val="000000"/>
-          <w:shd w:fill="auto" w:val="clear"/>
-        </w:rPr>
-        <w:t xml:space="preserve">    </w:t>
+        <w:t xml:space="preserve">    </w:t>
       </w:r>
       <w:r>
         <w:rPr>
@@ -9075,27 +9324,18 @@
           <w:sz w:val="24"/>
           <w:shd w:fill="auto" w:val="clear"/>
         </w:rPr>
-        <w:t>"ano": "ENEM 2023",</w:t>
-      </w:r>
-    </w:p>
-    <w:p>
-      <w:pPr>
-        <w:pStyle w:val="Normal"/>
-        <w:spacing w:lineRule="atLeast" w:line="330" w:before="0" w:after="0"/>
-        <w:ind w:hanging="0" w:start="0" w:end="0"/>
+        <w:t>"Alternativa B",</w:t>
+      </w:r>
+    </w:p>
+    <w:p>
+      <w:pPr>
+        <w:pStyle w:val="Normal"/>
         <w:rPr>
           <w:color w:val="000000"/>
           <w:highlight w:val="none"/>
           <w:shd w:fill="auto" w:val="clear"/>
         </w:rPr>
       </w:pPr>
-      <w:r>
-        <w:rPr>
-          <w:color w:val="000000"/>
-          <w:shd w:fill="auto" w:val="clear"/>
-        </w:rPr>
-        <w:t xml:space="preserve">    </w:t>
-      </w:r>
       <w:r>
         <w:rPr>
           <w:rFonts w:ascii="Consolas;Courier New;monospace" w:hAnsi="Consolas;Courier New;monospace"/>
@@ -9104,26 +9344,7 @@
           <w:sz w:val="24"/>
           <w:shd w:fill="auto" w:val="clear"/>
         </w:rPr>
-        <w:t>"imagem_apoio": "3ano/img/103_q1.png",</w:t>
-      </w:r>
-    </w:p>
-    <w:p>
-      <w:pPr>
-        <w:pStyle w:val="Normal"/>
-        <w:spacing w:lineRule="atLeast" w:line="330" w:before="0" w:after="0"/>
-        <w:ind w:hanging="0" w:start="0" w:end="0"/>
-        <w:rPr>
-          <w:color w:val="000000"/>
-          <w:highlight w:val="none"/>
-          <w:shd w:fill="auto" w:val="clear"/>
-        </w:rPr>
-      </w:pPr>
-      <w:r>
-        <w:rPr>
-          <w:color w:val="000000"/>
-          <w:shd w:fill="auto" w:val="clear"/>
-        </w:rPr>
-        <w:t xml:space="preserve">    </w:t>
+        <w:t xml:space="preserve">    </w:t>
       </w:r>
       <w:r>
         <w:rPr>
@@ -9133,27 +9354,18 @@
           <w:sz w:val="24"/>
           <w:shd w:fill="auto" w:val="clear"/>
         </w:rPr>
-        <w:t>"pergunta": "Questão com imagem (Sem ajuda):",</w:t>
-      </w:r>
-    </w:p>
-    <w:p>
-      <w:pPr>
-        <w:pStyle w:val="Normal"/>
-        <w:spacing w:lineRule="atLeast" w:line="330" w:before="0" w:after="0"/>
-        <w:ind w:hanging="0" w:start="0" w:end="0"/>
+        <w:t>"Alternativa C",</w:t>
+      </w:r>
+    </w:p>
+    <w:p>
+      <w:pPr>
+        <w:pStyle w:val="Normal"/>
         <w:rPr>
           <w:color w:val="000000"/>
           <w:highlight w:val="none"/>
           <w:shd w:fill="auto" w:val="clear"/>
         </w:rPr>
       </w:pPr>
-      <w:r>
-        <w:rPr>
-          <w:color w:val="000000"/>
-          <w:shd w:fill="auto" w:val="clear"/>
-        </w:rPr>
-        <w:t xml:space="preserve">    </w:t>
-      </w:r>
       <w:r>
         <w:rPr>
           <w:rFonts w:ascii="Consolas;Courier New;monospace" w:hAnsi="Consolas;Courier New;monospace"/>
@@ -9162,26 +9374,7 @@
           <w:sz w:val="24"/>
           <w:shd w:fill="auto" w:val="clear"/>
         </w:rPr>
-        <w:t>"alternativas": ["a", "b", "c", "d", "e"],</w:t>
-      </w:r>
-    </w:p>
-    <w:p>
-      <w:pPr>
-        <w:pStyle w:val="Normal"/>
-        <w:spacing w:lineRule="atLeast" w:line="330" w:before="0" w:after="0"/>
-        <w:ind w:hanging="0" w:start="0" w:end="0"/>
-        <w:rPr>
-          <w:color w:val="000000"/>
-          <w:highlight w:val="none"/>
-          <w:shd w:fill="auto" w:val="clear"/>
-        </w:rPr>
-      </w:pPr>
-      <w:r>
-        <w:rPr>
-          <w:color w:val="000000"/>
-          <w:shd w:fill="auto" w:val="clear"/>
-        </w:rPr>
-        <w:t xml:space="preserve">    </w:t>
+        <w:t xml:space="preserve">    </w:t>
       </w:r>
       <w:r>
         <w:rPr>
@@ -9191,27 +9384,18 @@
           <w:sz w:val="24"/>
           <w:shd w:fill="auto" w:val="clear"/>
         </w:rPr>
-        <w:t>"correta": 2,</w:t>
-      </w:r>
-    </w:p>
-    <w:p>
-      <w:pPr>
-        <w:pStyle w:val="Normal"/>
-        <w:spacing w:lineRule="atLeast" w:line="330" w:before="0" w:after="0"/>
-        <w:ind w:hanging="0" w:start="0" w:end="0"/>
+        <w:t>"Alternativa D",</w:t>
+      </w:r>
+    </w:p>
+    <w:p>
+      <w:pPr>
+        <w:pStyle w:val="Normal"/>
         <w:rPr>
           <w:color w:val="000000"/>
           <w:highlight w:val="none"/>
           <w:shd w:fill="auto" w:val="clear"/>
         </w:rPr>
       </w:pPr>
-      <w:r>
-        <w:rPr>
-          <w:color w:val="000000"/>
-          <w:shd w:fill="auto" w:val="clear"/>
-        </w:rPr>
-        <w:t xml:space="preserve">    </w:t>
-      </w:r>
       <w:r>
         <w:rPr>
           <w:rFonts w:ascii="Consolas;Courier New;monospace" w:hAnsi="Consolas;Courier New;monospace"/>
@@ -9220,26 +9404,7 @@
           <w:sz w:val="24"/>
           <w:shd w:fill="auto" w:val="clear"/>
         </w:rPr>
-        <w:t>"comentario": "Explicação completa.",</w:t>
-      </w:r>
-    </w:p>
-    <w:p>
-      <w:pPr>
-        <w:pStyle w:val="Normal"/>
-        <w:spacing w:lineRule="atLeast" w:line="330" w:before="0" w:after="0"/>
-        <w:ind w:hanging="0" w:start="0" w:end="0"/>
-        <w:rPr>
-          <w:color w:val="000000"/>
-          <w:highlight w:val="none"/>
-          <w:shd w:fill="auto" w:val="clear"/>
-        </w:rPr>
-      </w:pPr>
-      <w:r>
-        <w:rPr>
-          <w:color w:val="000000"/>
-          <w:shd w:fill="auto" w:val="clear"/>
-        </w:rPr>
-        <w:t>     </w:t>
+        <w:t xml:space="preserve">    </w:t>
       </w:r>
       <w:r>
         <w:rPr>
@@ -9249,27 +9414,18 @@
           <w:sz w:val="24"/>
           <w:shd w:fill="auto" w:val="clear"/>
         </w:rPr>
-        <w:t>"ajuda": { "texto": "Dica importante!", "imagem": "3ano/img/103_q1.png" }</w:t>
-      </w:r>
-    </w:p>
-    <w:p>
-      <w:pPr>
-        <w:pStyle w:val="Normal"/>
-        <w:spacing w:lineRule="atLeast" w:line="330" w:before="0" w:after="0"/>
-        <w:ind w:hanging="0" w:start="0" w:end="0"/>
+        <w:t>"Alternativa E"</w:t>
+      </w:r>
+    </w:p>
+    <w:p>
+      <w:pPr>
+        <w:pStyle w:val="Normal"/>
         <w:rPr>
           <w:color w:val="000000"/>
           <w:highlight w:val="none"/>
           <w:shd w:fill="auto" w:val="clear"/>
         </w:rPr>
       </w:pPr>
-      <w:r>
-        <w:rPr>
-          <w:color w:val="000000"/>
-          <w:shd w:fill="auto" w:val="clear"/>
-        </w:rPr>
-        <w:t xml:space="preserve">  </w:t>
-      </w:r>
       <w:r>
         <w:rPr>
           <w:rFonts w:ascii="Consolas;Courier New;monospace" w:hAnsi="Consolas;Courier New;monospace"/>
@@ -9278,56 +9434,8 @@
           <w:sz w:val="24"/>
           <w:shd w:fill="auto" w:val="clear"/>
         </w:rPr>
-        <w:t>}</w:t>
-      </w:r>
-    </w:p>
-    <w:p>
-      <w:pPr>
-        <w:pStyle w:val="Normal"/>
-        <w:spacing w:lineRule="atLeast" w:line="330" w:before="0" w:after="0"/>
-        <w:rPr>
-          <w:color w:val="000000"/>
-          <w:highlight w:val="none"/>
-          <w:shd w:fill="auto" w:val="clear"/>
-        </w:rPr>
-      </w:pPr>
-      <w:r>
-        <w:rPr>
-          <w:color w:val="000000"/>
-          <w:shd w:fill="auto" w:val="clear"/>
-        </w:rPr>
-      </w:r>
-    </w:p>
-    <w:p>
-      <w:pPr>
-        <w:pStyle w:val="Normal"/>
-        <w:spacing w:lineRule="atLeast" w:line="330" w:before="0" w:after="0"/>
-        <w:ind w:hanging="0" w:start="0" w:end="0"/>
-        <w:rPr>
-          <w:color w:val="000000"/>
-          <w:highlight w:val="none"/>
-          <w:shd w:fill="auto" w:val="clear"/>
-        </w:rPr>
-      </w:pPr>
-      <w:r>
-        <w:rPr>
-          <w:color w:val="000000"/>
-          <w:shd w:fill="auto" w:val="clear"/>
-        </w:rPr>
-        <w:t xml:space="preserve">  </w:t>
-      </w:r>
-    </w:p>
-    <w:p>
-      <w:pPr>
-        <w:pStyle w:val="Normal"/>
-        <w:spacing w:lineRule="atLeast" w:line="330" w:before="0" w:after="0"/>
-        <w:ind w:hanging="0" w:start="0" w:end="0"/>
-        <w:rPr>
-          <w:color w:val="000000"/>
-          <w:highlight w:val="none"/>
-          <w:shd w:fill="auto" w:val="clear"/>
-        </w:rPr>
-      </w:pPr>
+        <w:t xml:space="preserve">  </w:t>
+      </w:r>
       <w:r>
         <w:rPr>
           <w:rFonts w:ascii="Consolas;Courier New;monospace" w:hAnsi="Consolas;Courier New;monospace"/>
@@ -9336,7 +9444,7 @@
           <w:sz w:val="24"/>
           <w:shd w:fill="auto" w:val="clear"/>
         </w:rPr>
-        <w:t>]</w:t>
+        <w:t>],</w:t>
       </w:r>
     </w:p>
     <w:p>
@@ -9348,354 +9456,6 @@
           <w:shd w:fill="auto" w:val="clear"/>
         </w:rPr>
       </w:pPr>
-      <w:r>
-        <w:rPr>
-          <w:color w:val="000000"/>
-          <w:shd w:fill="auto" w:val="clear"/>
-        </w:rPr>
-      </w:r>
-    </w:p>
-    <w:p>
-      <w:pPr>
-        <w:pStyle w:val="Normal"/>
-        <w:rPr/>
-      </w:pPr>
-      <w:r>
-        <w:rPr/>
-        <w:t>Teste para questões</w:t>
-      </w:r>
-    </w:p>
-    <w:p>
-      <w:pPr>
-        <w:pStyle w:val="Normal"/>
-        <w:rPr/>
-      </w:pPr>
-      <w:r>
-        <w:rPr/>
-        <w:t>[</w:t>
-      </w:r>
-    </w:p>
-    <w:p>
-      <w:pPr>
-        <w:pStyle w:val="Normal"/>
-        <w:rPr/>
-      </w:pPr>
-      <w:r>
-        <w:rPr/>
-        <w:t xml:space="preserve">  </w:t>
-      </w:r>
-      <w:r>
-        <w:rPr/>
-        <w:t>{</w:t>
-      </w:r>
-    </w:p>
-    <w:p>
-      <w:pPr>
-        <w:pStyle w:val="Normal"/>
-        <w:rPr/>
-      </w:pPr>
-      <w:r>
-        <w:rPr/>
-        <w:t xml:space="preserve">    </w:t>
-      </w:r>
-      <w:r>
-        <w:rPr/>
-        <w:t>"id": 101,</w:t>
-      </w:r>
-    </w:p>
-    <w:p>
-      <w:pPr>
-        <w:pStyle w:val="Normal"/>
-        <w:rPr/>
-      </w:pPr>
-      <w:r>
-        <w:rPr/>
-        <w:t xml:space="preserve">    </w:t>
-      </w:r>
-      <w:r>
-        <w:rPr/>
-        <w:t>"ano": "1º ANO - INTRODUÇÃO",</w:t>
-      </w:r>
-    </w:p>
-    <w:p>
-      <w:pPr>
-        <w:pStyle w:val="Normal"/>
-        <w:rPr/>
-      </w:pPr>
-      <w:r>
-        <w:rPr/>
-        <w:t xml:space="preserve">    </w:t>
-      </w:r>
-      <w:r>
-        <w:rPr/>
-        <w:t>"pergunta": "Qual é o principal objeto de estudo da Geografia?",</w:t>
-      </w:r>
-    </w:p>
-    <w:p>
-      <w:pPr>
-        <w:pStyle w:val="Normal"/>
-        <w:rPr/>
-      </w:pPr>
-      <w:r>
-        <w:rPr/>
-        <w:t xml:space="preserve">    </w:t>
-      </w:r>
-      <w:r>
-        <w:rPr/>
-        <w:t>"texto_apoio": "A Geografia é uma ciência que busca compreender as modificações feitas pelo homem no meio em que vive.",</w:t>
-      </w:r>
-    </w:p>
-    <w:p>
-      <w:pPr>
-        <w:pStyle w:val="Normal"/>
-        <w:rPr/>
-      </w:pPr>
-      <w:r>
-        <w:rPr/>
-        <w:t xml:space="preserve">    </w:t>
-      </w:r>
-      <w:r>
-        <w:rPr/>
-        <w:t>"fonte_apoio": "Manual do Duvid 2026",</w:t>
-      </w:r>
-    </w:p>
-    <w:p>
-      <w:pPr>
-        <w:pStyle w:val="Normal"/>
-        <w:rPr/>
-      </w:pPr>
-      <w:r>
-        <w:rPr/>
-        <w:t xml:space="preserve">    </w:t>
-      </w:r>
-      <w:r>
-        <w:rPr/>
-        <w:t>"imagem_apoio": "https://www.w3schools.com/w3images/map.jpg",</w:t>
-      </w:r>
-    </w:p>
-    <w:p>
-      <w:pPr>
-        <w:pStyle w:val="Normal"/>
-        <w:rPr/>
-      </w:pPr>
-      <w:r>
-        <w:rPr/>
-        <w:t xml:space="preserve">    </w:t>
-      </w:r>
-      <w:r>
-        <w:rPr/>
-        <w:t>"alternativas": [</w:t>
-      </w:r>
-    </w:p>
-    <w:p>
-      <w:pPr>
-        <w:pStyle w:val="Normal"/>
-        <w:rPr/>
-      </w:pPr>
-      <w:r>
-        <w:rPr/>
-        <w:t xml:space="preserve">      </w:t>
-      </w:r>
-      <w:r>
-        <w:rPr/>
-        <w:t>"O estudo exclusivo das rochas e minerais.",</w:t>
-      </w:r>
-    </w:p>
-    <w:p>
-      <w:pPr>
-        <w:pStyle w:val="Normal"/>
-        <w:rPr/>
-      </w:pPr>
-      <w:r>
-        <w:rPr/>
-        <w:t xml:space="preserve">      </w:t>
-      </w:r>
-      <w:r>
-        <w:rPr/>
-        <w:t>"O Espaço Geográfico e as relações entre sociedade e natureza.",</w:t>
-      </w:r>
-    </w:p>
-    <w:p>
-      <w:pPr>
-        <w:pStyle w:val="Normal"/>
-        <w:rPr/>
-      </w:pPr>
-      <w:r>
-        <w:rPr/>
-        <w:t xml:space="preserve">      </w:t>
-      </w:r>
-      <w:r>
-        <w:rPr/>
-        <w:t>"Apenas a memorização de nomes de capitais e rios.",</w:t>
-      </w:r>
-    </w:p>
-    <w:p>
-      <w:pPr>
-        <w:pStyle w:val="Normal"/>
-        <w:rPr/>
-      </w:pPr>
-      <w:r>
-        <w:rPr/>
-        <w:t xml:space="preserve">      </w:t>
-      </w:r>
-      <w:r>
-        <w:rPr/>
-        <w:t>"O movimento dos astros no sistema solar."</w:t>
-      </w:r>
-    </w:p>
-    <w:p>
-      <w:pPr>
-        <w:pStyle w:val="Normal"/>
-        <w:rPr/>
-      </w:pPr>
-      <w:r>
-        <w:rPr/>
-        <w:t xml:space="preserve">    </w:t>
-      </w:r>
-      <w:r>
-        <w:rPr/>
-        <w:t>],</w:t>
-      </w:r>
-    </w:p>
-    <w:p>
-      <w:pPr>
-        <w:pStyle w:val="Normal"/>
-        <w:rPr/>
-      </w:pPr>
-      <w:r>
-        <w:rPr/>
-        <w:t xml:space="preserve">    </w:t>
-      </w:r>
-      <w:r>
-        <w:rPr/>
-        <w:t>"correta": 1,</w:t>
-      </w:r>
-    </w:p>
-    <w:p>
-      <w:pPr>
-        <w:pStyle w:val="Normal"/>
-        <w:rPr/>
-      </w:pPr>
-      <w:r>
-        <w:rPr/>
-        <w:t xml:space="preserve">    </w:t>
-      </w:r>
-      <w:r>
-        <w:rPr/>
-        <w:t>"ajuda": {</w:t>
-      </w:r>
-    </w:p>
-    <w:p>
-      <w:pPr>
-        <w:pStyle w:val="Normal"/>
-        <w:rPr/>
-      </w:pPr>
-      <w:r>
-        <w:rPr/>
-        <w:t xml:space="preserve">      </w:t>
-      </w:r>
-      <w:r>
-        <w:rPr/>
-        <w:t>"texto": "Pense na interação entre as cidades, as plantações e o meio ambiente natural."</w:t>
-      </w:r>
-    </w:p>
-    <w:p>
-      <w:pPr>
-        <w:pStyle w:val="Normal"/>
-        <w:rPr/>
-      </w:pPr>
-      <w:r>
-        <w:rPr/>
-        <w:t xml:space="preserve">    </w:t>
-      </w:r>
-      <w:r>
-        <w:rPr/>
-        <w:t>},</w:t>
-      </w:r>
-    </w:p>
-    <w:p>
-      <w:pPr>
-        <w:pStyle w:val="Normal"/>
-        <w:rPr/>
-      </w:pPr>
-      <w:r>
-        <w:rPr/>
-        <w:t xml:space="preserve">    </w:t>
-      </w:r>
-      <w:r>
-        <w:rPr/>
-        <w:t>"comentario": "Parabéns! O **Espaço Geográfico** é o conceito central, pois engloba tanto a natureza quanto as transformações humanas (espaço humanizado)."</w:t>
-      </w:r>
-    </w:p>
-    <w:p>
-      <w:pPr>
-        <w:pStyle w:val="Normal"/>
-        <w:rPr/>
-      </w:pPr>
-      <w:r>
-        <w:rPr/>
-        <w:t xml:space="preserve">  </w:t>
-      </w:r>
-      <w:r>
-        <w:rPr/>
-        <w:t>}</w:t>
-      </w:r>
-    </w:p>
-    <w:p>
-      <w:pPr>
-        <w:pStyle w:val="Normal"/>
-        <w:rPr/>
-      </w:pPr>
-      <w:r>
-        <w:rPr/>
-        <w:t>]</w:t>
-      </w:r>
-    </w:p>
-    <w:p>
-      <w:pPr>
-        <w:pStyle w:val="Normal"/>
-        <w:rPr/>
-      </w:pPr>
-      <w:r>
-        <w:rPr/>
-      </w:r>
-    </w:p>
-    <w:p>
-      <w:pPr>
-        <w:pStyle w:val="Normal"/>
-        <w:rPr/>
-      </w:pPr>
-      <w:r>
-        <w:rPr/>
-        <w:t>INSERIR NO TOP DOS TEXTOS</w:t>
-      </w:r>
-    </w:p>
-    <w:p>
-      <w:pPr>
-        <w:pStyle w:val="Normal"/>
-        <w:rPr/>
-      </w:pPr>
-      <w:r>
-        <w:rPr/>
-        <w:t>Confetti:</w:t>
-      </w:r>
-    </w:p>
-    <w:p>
-      <w:pPr>
-        <w:pStyle w:val="Normal"/>
-        <w:rPr>
-          <w:color w:val="000000"/>
-          <w:highlight w:val="none"/>
-          <w:shd w:fill="auto" w:val="clear"/>
-        </w:rPr>
-      </w:pPr>
-      <w:r>
-        <w:rPr>
-          <w:color w:val="000000"/>
-          <w:shd w:fill="auto" w:val="clear"/>
-        </w:rPr>
-        <w:t xml:space="preserve">  </w:t>
-      </w:r>
       <w:r>
         <w:rPr>
           <w:rFonts w:ascii="Consolas;Courier New;monospace" w:hAnsi="Consolas;Courier New;monospace"/>
@@ -9704,6 +9464,203 @@
           <w:sz w:val="24"/>
           <w:shd w:fill="auto" w:val="clear"/>
         </w:rPr>
+        <w:t xml:space="preserve">  </w:t>
+      </w:r>
+      <w:r>
+        <w:rPr>
+          <w:rFonts w:ascii="Consolas;Courier New;monospace" w:hAnsi="Consolas;Courier New;monospace"/>
+          <w:b w:val="false"/>
+          <w:color w:val="000000"/>
+          <w:sz w:val="24"/>
+          <w:shd w:fill="auto" w:val="clear"/>
+        </w:rPr>
+        <w:t>"correta": 0,</w:t>
+      </w:r>
+    </w:p>
+    <w:p>
+      <w:pPr>
+        <w:pStyle w:val="Normal"/>
+        <w:rPr>
+          <w:color w:val="000000"/>
+          <w:highlight w:val="none"/>
+          <w:shd w:fill="auto" w:val="clear"/>
+        </w:rPr>
+      </w:pPr>
+      <w:r>
+        <w:rPr>
+          <w:rFonts w:ascii="Consolas;Courier New;monospace" w:hAnsi="Consolas;Courier New;monospace"/>
+          <w:b w:val="false"/>
+          <w:color w:val="000000"/>
+          <w:sz w:val="24"/>
+          <w:shd w:fill="auto" w:val="clear"/>
+        </w:rPr>
+        <w:t xml:space="preserve">  </w:t>
+      </w:r>
+      <w:r>
+        <w:rPr>
+          <w:rFonts w:ascii="Consolas;Courier New;monospace" w:hAnsi="Consolas;Courier New;monospace"/>
+          <w:b w:val="false"/>
+          <w:color w:val="000000"/>
+          <w:sz w:val="24"/>
+          <w:shd w:fill="auto" w:val="clear"/>
+        </w:rPr>
+        <w:t>"ajuda": "Dica curta que estimula o raciocínio sem dar a resposta.",</w:t>
+      </w:r>
+    </w:p>
+    <w:p>
+      <w:pPr>
+        <w:pStyle w:val="Normal"/>
+        <w:rPr>
+          <w:color w:val="000000"/>
+          <w:highlight w:val="none"/>
+          <w:shd w:fill="auto" w:val="clear"/>
+        </w:rPr>
+      </w:pPr>
+      <w:r>
+        <w:rPr>
+          <w:rFonts w:ascii="Consolas;Courier New;monospace" w:hAnsi="Consolas;Courier New;monospace"/>
+          <w:b w:val="false"/>
+          <w:color w:val="000000"/>
+          <w:sz w:val="24"/>
+          <w:shd w:fill="auto" w:val="clear"/>
+        </w:rPr>
+        <w:t xml:space="preserve">  </w:t>
+      </w:r>
+      <w:r>
+        <w:rPr>
+          <w:rFonts w:ascii="Consolas;Courier New;monospace" w:hAnsi="Consolas;Courier New;monospace"/>
+          <w:b w:val="false"/>
+          <w:color w:val="000000"/>
+          <w:sz w:val="24"/>
+          <w:shd w:fill="auto" w:val="clear"/>
+        </w:rPr>
+        <w:t>"comentario": "&lt;p&gt;Explicação detalhada de cada alternativa...&lt;/p&gt;",</w:t>
+      </w:r>
+    </w:p>
+    <w:p>
+      <w:pPr>
+        <w:pStyle w:val="Normal"/>
+        <w:rPr>
+          <w:color w:val="000000"/>
+          <w:highlight w:val="none"/>
+          <w:shd w:fill="auto" w:val="clear"/>
+        </w:rPr>
+      </w:pPr>
+      <w:r>
+        <w:rPr>
+          <w:rFonts w:ascii="Consolas;Courier New;monospace" w:hAnsi="Consolas;Courier New;monospace"/>
+          <w:b w:val="false"/>
+          <w:color w:val="000000"/>
+          <w:sz w:val="24"/>
+          <w:shd w:fill="auto" w:val="clear"/>
+        </w:rPr>
+        <w:t xml:space="preserve">  </w:t>
+      </w:r>
+      <w:r>
+        <w:rPr>
+          <w:rFonts w:ascii="Consolas;Courier New;monospace" w:hAnsi="Consolas;Courier New;monospace"/>
+          <w:b w:val="false"/>
+          <w:color w:val="000000"/>
+          <w:sz w:val="24"/>
+          <w:shd w:fill="auto" w:val="clear"/>
+        </w:rPr>
+        <w:t>"imagem_comentario": "caminho/da/imagem_feedback.png",</w:t>
+      </w:r>
+    </w:p>
+    <w:p>
+      <w:pPr>
+        <w:pStyle w:val="Normal"/>
+        <w:rPr>
+          <w:color w:val="000000"/>
+          <w:highlight w:val="none"/>
+          <w:shd w:fill="auto" w:val="clear"/>
+        </w:rPr>
+      </w:pPr>
+      <w:r>
+        <w:rPr>
+          <w:rFonts w:ascii="Consolas;Courier New;monospace" w:hAnsi="Consolas;Courier New;monospace"/>
+          <w:b w:val="false"/>
+          <w:color w:val="000000"/>
+          <w:sz w:val="24"/>
+          <w:shd w:fill="auto" w:val="clear"/>
+        </w:rPr>
+        <w:t xml:space="preserve">  </w:t>
+      </w:r>
+      <w:r>
+        <w:rPr>
+          <w:rFonts w:ascii="Consolas;Courier New;monospace" w:hAnsi="Consolas;Courier New;monospace"/>
+          <w:b w:val="false"/>
+          <w:color w:val="000000"/>
+          <w:sz w:val="24"/>
+          <w:shd w:fill="auto" w:val="clear"/>
+        </w:rPr>
+        <w:t>"legenda_comentario": "Mapa mental ou esquema resumindo o conteúdo da questão."</w:t>
+      </w:r>
+    </w:p>
+    <w:p>
+      <w:pPr>
+        <w:pStyle w:val="Normal"/>
+        <w:rPr>
+          <w:color w:val="000000"/>
+          <w:highlight w:val="none"/>
+          <w:shd w:fill="auto" w:val="clear"/>
+        </w:rPr>
+      </w:pPr>
+      <w:r>
+        <w:rPr>
+          <w:rFonts w:ascii="Consolas;Courier New;monospace" w:hAnsi="Consolas;Courier New;monospace"/>
+          <w:b w:val="false"/>
+          <w:color w:val="000000"/>
+          <w:sz w:val="24"/>
+          <w:shd w:fill="auto" w:val="clear"/>
+        </w:rPr>
+        <w:t>}</w:t>
+      </w:r>
+    </w:p>
+    <w:p>
+      <w:pPr>
+        <w:pStyle w:val="Normal"/>
+        <w:rPr/>
+      </w:pPr>
+      <w:r>
+        <w:rPr/>
+        <w:t>INSERIR NO TOP DOS TEXTOS</w:t>
+      </w:r>
+    </w:p>
+    <w:p>
+      <w:pPr>
+        <w:pStyle w:val="Normal"/>
+        <w:rPr/>
+      </w:pPr>
+      <w:r>
+        <w:rPr/>
+        <w:t>Confetti:</w:t>
+      </w:r>
+    </w:p>
+    <w:p>
+      <w:pPr>
+        <w:pStyle w:val="Normal"/>
+        <w:rPr>
+          <w:color w:val="000000"/>
+          <w:highlight w:val="none"/>
+          <w:shd w:fill="auto" w:val="clear"/>
+        </w:rPr>
+      </w:pPr>
+      <w:r>
+        <w:rPr>
+          <w:color w:val="000000"/>
+          <w:shd w:fill="auto" w:val="clear"/>
+        </w:rPr>
+        <w:t xml:space="preserve">  </w:t>
+      </w:r>
+      <w:r>
+        <w:rPr>
+          <w:rFonts w:ascii="Consolas;Courier New;monospace" w:hAnsi="Consolas;Courier New;monospace"/>
+          <w:b w:val="false"/>
+          <w:color w:val="000000"/>
+          <w:sz w:val="24"/>
+          <w:shd w:fill="auto" w:val="clear"/>
+        </w:rPr>
         <w:t>&lt;script src="https://cdn.jsdelivr.net/npm/canvas-confetti@1.9.2/dist/confetti.browser.min.js"&gt;&lt;/script&gt;</w:t>
       </w:r>
     </w:p>
@@ -9884,7 +9841,7 @@
       </w:r>
       <w:r>
         <w:rPr>
-          <w:rStyle w:val="Cdigo-fonteuser"/>
+          <w:rStyle w:val="Cdigo-fonte"/>
         </w:rPr>
         <w:t>DuvidDB</w:t>
       </w:r>
@@ -9894,7 +9851,7 @@
       </w:r>
       <w:r>
         <w:rPr>
-          <w:rStyle w:val="Cdigo-fonteuser"/>
+          <w:rStyle w:val="Cdigo-fonte"/>
         </w:rPr>
         <w:t>localStorage</w:t>
       </w:r>
@@ -9904,7 +9861,7 @@
       </w:r>
       <w:r>
         <w:rPr>
-          <w:rStyle w:val="Cdigo-fonteuser"/>
+          <w:rStyle w:val="Cdigo-fonte"/>
         </w:rPr>
         <w:t>getGlobinhos()</w:t>
       </w:r>
@@ -9914,7 +9871,7 @@
       </w:r>
       <w:r>
         <w:rPr>
-          <w:rStyle w:val="Cdigo-fonteuser"/>
+          <w:rStyle w:val="Cdigo-fonte"/>
         </w:rPr>
         <w:t>addGlobinhos(n)</w:t>
       </w:r>
@@ -9924,7 +9881,7 @@
       </w:r>
       <w:r>
         <w:rPr>
-          <w:rStyle w:val="Cdigo-fonteuser"/>
+          <w:rStyle w:val="Cdigo-fonte"/>
         </w:rPr>
         <w:t>salvarConclusao(id, tipo)</w:t>
       </w:r>
@@ -9934,7 +9891,7 @@
       </w:r>
       <w:r>
         <w:rPr>
-          <w:rStyle w:val="Cdigo-fonteuser"/>
+          <w:rStyle w:val="Cdigo-fonte"/>
         </w:rPr>
         <w:t>getNome()</w:t>
       </w:r>
@@ -9970,7 +9927,7 @@
       </w:r>
       <w:r>
         <w:rPr>
-          <w:rStyle w:val="Cdigo-fonteuser"/>
+          <w:rStyle w:val="Cdigo-fonte"/>
         </w:rPr>
         <w:t>ModeloCss.css</w:t>
       </w:r>
@@ -9980,7 +9937,7 @@
       </w:r>
       <w:r>
         <w:rPr>
-          <w:rStyle w:val="Cdigo-fonteuser"/>
+          <w:rStyle w:val="Cdigo-fonte"/>
         </w:rPr>
         <w:t>w3-top</w:t>
       </w:r>
@@ -9990,7 +9947,7 @@
       </w:r>
       <w:r>
         <w:rPr>
-          <w:rStyle w:val="Cdigo-fonteuser"/>
+          <w:rStyle w:val="Cdigo-fonte"/>
         </w:rPr>
         <w:t>body</w:t>
       </w:r>
@@ -10042,7 +9999,7 @@
       </w:pPr>
       <w:r>
         <w:rPr>
-          <w:rStyle w:val="Cdigo-fonteuser"/>
+          <w:rStyle w:val="Cdigo-fonte"/>
         </w:rPr>
         <w:t>#saldoTotalHeader</w:t>
       </w:r>
@@ -10052,7 +10009,7 @@
       </w:r>
       <w:r>
         <w:rPr>
-          <w:rStyle w:val="Cdigo-fonteuser"/>
+          <w:rStyle w:val="Cdigo-fonte"/>
         </w:rPr>
         <w:t>.caixa-total-dourada</w:t>
       </w:r>
@@ -10078,7 +10035,7 @@
       </w:pPr>
       <w:r>
         <w:rPr>
-          <w:rStyle w:val="Cdigo-fonteuser"/>
+          <w:rStyle w:val="Cdigo-fonte"/>
         </w:rPr>
         <w:t>#notaFixa</w:t>
       </w:r>
@@ -10104,7 +10061,7 @@
       </w:pPr>
       <w:r>
         <w:rPr>
-          <w:rStyle w:val="Cdigo-fonteuser"/>
+          <w:rStyle w:val="Cdigo-fonte"/>
         </w:rPr>
         <w:t>#painel-pontos</w:t>
       </w:r>
@@ -10140,7 +10097,7 @@
       </w:r>
       <w:r>
         <w:rPr>
-          <w:rStyle w:val="Cdigo-fonteuser"/>
+          <w:rStyle w:val="Cdigo-fonte"/>
         </w:rPr>
         <w:t>?id=XXX</w:t>
       </w:r>
@@ -10150,7 +10107,7 @@
       </w:r>
       <w:r>
         <w:rPr>
-          <w:rStyle w:val="Cdigo-fonteuser"/>
+          <w:rStyle w:val="Cdigo-fonte"/>
         </w:rPr>
         <w:t>aulaID = new URLSearchParams(window.location.search).get('id')</w:t>
       </w:r>
@@ -10186,7 +10143,7 @@
       </w:r>
       <w:r>
         <w:rPr>
-          <w:rStyle w:val="Cdigo-fonteuser"/>
+          <w:rStyle w:val="Cdigo-fonte"/>
         </w:rPr>
         <w:t>atualizarGlobinhosGeral()</w:t>
       </w:r>
@@ -10196,7 +10153,7 @@
       </w:r>
       <w:r>
         <w:rPr>
-          <w:rStyle w:val="Cdigo-fonteuser"/>
+          <w:rStyle w:val="Cdigo-fonte"/>
         </w:rPr>
         <w:t>duvid-core.js</w:t>
       </w:r>
@@ -10206,7 +10163,7 @@
       </w:r>
       <w:r>
         <w:rPr>
-          <w:rStyle w:val="Cdigo-fonteuser"/>
+          <w:rStyle w:val="Cdigo-fonte"/>
         </w:rPr>
         <w:t>#saldoTotalHeader</w:t>
       </w:r>
@@ -10216,7 +10173,7 @@
       </w:r>
       <w:r>
         <w:rPr>
-          <w:rStyle w:val="Cdigo-fonteuser"/>
+          <w:rStyle w:val="Cdigo-fonte"/>
         </w:rPr>
         <w:t>#valor-total-central</w:t>
       </w:r>
@@ -10252,7 +10209,7 @@
       </w:r>
       <w:r>
         <w:rPr>
-          <w:rStyle w:val="Cdigo-fonteuser"/>
+          <w:rStyle w:val="Cdigo-fonte"/>
         </w:rPr>
         <w:t>finalizar()</w:t>
       </w:r>
@@ -10347,8 +10304,8 @@
           <w14:ligatures w14:val="standardContextual"/>
         </w:rPr>
       </w:pPr>
-      <w:bookmarkStart w:id="42" w:name="__RefHeading___Toc1000_4280899997"/>
-      <w:bookmarkEnd w:id="42"/>
+      <w:bookmarkStart w:id="43" w:name="__RefHeading___Toc1000_4280899997"/>
+      <w:bookmarkEnd w:id="43"/>
       <w:r>
         <w:rPr>
           <w:rFonts w:eastAsia="Aptos" w:cs="" w:cstheme="minorBidi" w:eastAsiaTheme="minorHAnsi"/>
@@ -10391,7 +10348,7 @@
       </w:r>
       <w:r>
         <w:rPr>
-          <w:rStyle w:val="Cdigo-fonteuser"/>
+          <w:rStyle w:val="Cdigo-fonte"/>
         </w:rPr>
         <w:t>Ctrl + H</w:t>
       </w:r>
@@ -10431,7 +10388,7 @@
       </w:r>
       <w:r>
         <w:rPr>
-          <w:rStyle w:val="Cdigo-fonteuser"/>
+          <w:rStyle w:val="Cdigo-fonte"/>
           <w:b/>
         </w:rPr>
         <w:t>.*</w:t>
@@ -10442,7 +10399,7 @@
       </w:r>
       <w:r>
         <w:rPr>
-          <w:rStyle w:val="Cdigo-fonteuser"/>
+          <w:rStyle w:val="Cdigo-fonte"/>
         </w:rPr>
         <w:t>Alt + R</w:t>
       </w:r>
@@ -10492,7 +10449,7 @@
       </w:r>
       <w:r>
         <w:rPr>
-          <w:rStyle w:val="Cdigo-fonteuser"/>
+          <w:rStyle w:val="Cdigo-fonte"/>
         </w:rPr>
         <w:t>"([a-e])[\)\.\-\s]+</w:t>
       </w:r>
@@ -10528,7 +10485,7 @@
       </w:r>
       <w:r>
         <w:rPr>
-          <w:rStyle w:val="Cdigo-fonteuser"/>
+          <w:rStyle w:val="Cdigo-fonte"/>
         </w:rPr>
         <w:t>"</w:t>
       </w:r>
@@ -10565,7 +10522,7 @@
     </w:p>
     <w:p>
       <w:pPr>
-        <w:pStyle w:val="Linhahorizontaluser"/>
+        <w:pStyle w:val="Linhahorizontal"/>
         <w:spacing w:before="0" w:after="160"/>
         <w:rPr>
           <w:sz w:val="24"/>
@@ -10591,8 +10548,8 @@
           <w14:ligatures w14:val="standardContextual"/>
         </w:rPr>
       </w:pPr>
-      <w:bookmarkStart w:id="43" w:name="__RefHeading___Toc1002_4280899997"/>
-      <w:bookmarkEnd w:id="43"/>
+      <w:bookmarkStart w:id="44" w:name="__RefHeading___Toc1002_4280899997"/>
+      <w:bookmarkEnd w:id="44"/>
       <w:r>
         <w:rPr>
           <w:rFonts w:eastAsia="Aptos" w:cs="" w:cstheme="minorBidi" w:eastAsiaTheme="minorHAnsi"/>
@@ -10631,7 +10588,7 @@
       </w:pPr>
       <w:r>
         <w:rPr>
-          <w:rStyle w:val="Cdigo-fonteuser"/>
+          <w:rStyle w:val="Cdigo-fonte"/>
         </w:rPr>
         <w:t>"</w:t>
       </w:r>
@@ -10657,7 +10614,7 @@
       </w:pPr>
       <w:r>
         <w:rPr>
-          <w:rStyle w:val="Cdigo-fonteuser"/>
+          <w:rStyle w:val="Cdigo-fonte"/>
         </w:rPr>
         <w:t>([a-e])</w:t>
       </w:r>
@@ -10683,7 +10640,7 @@
       </w:pPr>
       <w:r>
         <w:rPr>
-          <w:rStyle w:val="Cdigo-fonteuser"/>
+          <w:rStyle w:val="Cdigo-fonte"/>
         </w:rPr>
         <w:t>[\)\.\-\s]+</w:t>
       </w:r>
@@ -10719,7 +10676,7 @@
       </w:r>
       <w:r>
         <w:rPr>
-          <w:rStyle w:val="Cdigo-fonteuser"/>
+          <w:rStyle w:val="Cdigo-fonte"/>
         </w:rPr>
         <w:t xml:space="preserve">"a) </w:t>
       </w:r>
@@ -10729,7 +10686,7 @@
       </w:r>
       <w:r>
         <w:rPr>
-          <w:rStyle w:val="Cdigo-fonteuser"/>
+          <w:rStyle w:val="Cdigo-fonte"/>
         </w:rPr>
         <w:t>"</w:t>
       </w:r>
@@ -10803,8 +10760,8 @@
         <w:pStyle w:val="Heading2"/>
         <w:rPr/>
       </w:pPr>
-      <w:bookmarkStart w:id="44" w:name="__RefHeading___Toc1592_1703596573"/>
-      <w:bookmarkEnd w:id="44"/>
+      <w:bookmarkStart w:id="45" w:name="__RefHeading___Toc1592_1703596573"/>
+      <w:bookmarkEnd w:id="45"/>
       <w:r>
         <w:rPr/>
         <w:t>PRÓXIMAS IMPLEMENTAÇÕES</w:t>
@@ -10822,8 +10779,8 @@
           <w14:ligatures w14:val="standardContextual"/>
         </w:rPr>
       </w:pPr>
-      <w:bookmarkStart w:id="45" w:name="__RefHeading___Toc964_3689506473"/>
-      <w:bookmarkEnd w:id="45"/>
+      <w:bookmarkStart w:id="46" w:name="__RefHeading___Toc964_3689506473"/>
+      <w:bookmarkEnd w:id="46"/>
       <w:r>
         <w:rPr>
           <w:rFonts w:eastAsia="Aptos" w:cs="" w:ascii="Aptos" w:hAnsi="Aptos" w:cstheme="minorBidi" w:eastAsiaTheme="minorHAnsi"/>
@@ -10847,8 +10804,8 @@
           <w14:ligatures w14:val="standardContextual"/>
         </w:rPr>
       </w:pPr>
-      <w:bookmarkStart w:id="46" w:name="__RefHeading___Toc966_3689506473"/>
-      <w:bookmarkEnd w:id="46"/>
+      <w:bookmarkStart w:id="47" w:name="__RefHeading___Toc966_3689506473"/>
+      <w:bookmarkEnd w:id="47"/>
       <w:r>
         <w:rPr>
           <w:rFonts w:eastAsia="Aptos" w:cs="" w:cstheme="minorBidi" w:eastAsiaTheme="minorHAnsi"/>
@@ -10927,8 +10884,8 @@
           <w14:ligatures w14:val="standardContextual"/>
         </w:rPr>
       </w:pPr>
-      <w:bookmarkStart w:id="47" w:name="__RefHeading___Toc968_3689506473"/>
-      <w:bookmarkEnd w:id="47"/>
+      <w:bookmarkStart w:id="48" w:name="__RefHeading___Toc968_3689506473"/>
+      <w:bookmarkEnd w:id="48"/>
       <w:r>
         <w:rPr>
           <w:rFonts w:eastAsia="Aptos" w:cs="" w:cstheme="minorBidi" w:eastAsiaTheme="minorHAnsi"/>
@@ -11030,8 +10987,8 @@
           <w14:ligatures w14:val="standardContextual"/>
         </w:rPr>
       </w:pPr>
-      <w:bookmarkStart w:id="48" w:name="__RefHeading___Toc970_3689506473"/>
-      <w:bookmarkEnd w:id="48"/>
+      <w:bookmarkStart w:id="49" w:name="__RefHeading___Toc970_3689506473"/>
+      <w:bookmarkEnd w:id="49"/>
       <w:r>
         <w:rPr>
           <w:rFonts w:eastAsia="Aptos" w:cs="" w:cstheme="minorBidi" w:eastAsiaTheme="minorHAnsi"/>
@@ -11070,7 +11027,7 @@
       </w:r>
       <w:r>
         <w:rPr>
-          <w:rStyle w:val="Cdigo-fonte"/>
+          <w:rStyle w:val="Cdigo-fonteuser"/>
         </w:rPr>
         <w:t>localStorage</w:t>
       </w:r>
@@ -11133,7 +11090,7 @@
     </w:p>
     <w:p>
       <w:pPr>
-        <w:pStyle w:val="Linhahorizontal"/>
+        <w:pStyle w:val="Linhahorizontaluser"/>
         <w:spacing w:before="0" w:after="160"/>
         <w:rPr>
           <w:sz w:val="24"/>
@@ -11159,8 +11116,8 @@
           <w14:ligatures w14:val="standardContextual"/>
         </w:rPr>
       </w:pPr>
-      <w:bookmarkStart w:id="49" w:name="__RefHeading___Toc972_3689506473"/>
-      <w:bookmarkEnd w:id="49"/>
+      <w:bookmarkStart w:id="50" w:name="__RefHeading___Toc972_3689506473"/>
+      <w:bookmarkEnd w:id="50"/>
       <w:r>
         <w:rPr>
           <w:rFonts w:eastAsia="Aptos" w:cs="" w:ascii="Aptos" w:hAnsi="Aptos" w:cstheme="minorBidi" w:eastAsiaTheme="minorHAnsi"/>
@@ -11205,8 +11162,8 @@
           <w14:ligatures w14:val="standardContextual"/>
         </w:rPr>
       </w:pPr>
-      <w:bookmarkStart w:id="50" w:name="__RefHeading___Toc974_3689506473"/>
-      <w:bookmarkEnd w:id="50"/>
+      <w:bookmarkStart w:id="51" w:name="__RefHeading___Toc974_3689506473"/>
+      <w:bookmarkEnd w:id="51"/>
       <w:r>
         <w:rPr>
           <w:rFonts w:eastAsia="Aptos" w:cs="" w:cstheme="minorBidi" w:eastAsiaTheme="minorHAnsi"/>
@@ -11282,8 +11239,8 @@
           <w14:ligatures w14:val="standardContextual"/>
         </w:rPr>
       </w:pPr>
-      <w:bookmarkStart w:id="51" w:name="__RefHeading___Toc976_3689506473"/>
-      <w:bookmarkEnd w:id="51"/>
+      <w:bookmarkStart w:id="52" w:name="__RefHeading___Toc976_3689506473"/>
+      <w:bookmarkEnd w:id="52"/>
       <w:r>
         <w:rPr>
           <w:rFonts w:eastAsia="Aptos" w:cs="" w:cstheme="minorBidi" w:eastAsiaTheme="minorHAnsi"/>
@@ -11379,8 +11336,8 @@
           <w14:ligatures w14:val="standardContextual"/>
         </w:rPr>
       </w:pPr>
-      <w:bookmarkStart w:id="52" w:name="__RefHeading___Toc978_3689506473"/>
-      <w:bookmarkEnd w:id="52"/>
+      <w:bookmarkStart w:id="53" w:name="__RefHeading___Toc978_3689506473"/>
+      <w:bookmarkEnd w:id="53"/>
       <w:r>
         <w:rPr>
           <w:rFonts w:eastAsia="Aptos" w:cs="" w:cstheme="minorBidi" w:eastAsiaTheme="minorHAnsi"/>
@@ -11456,8 +11413,8 @@
           <w14:ligatures w14:val="standardContextual"/>
         </w:rPr>
       </w:pPr>
-      <w:bookmarkStart w:id="53" w:name="__RefHeading___Toc980_3689506473"/>
-      <w:bookmarkEnd w:id="53"/>
+      <w:bookmarkStart w:id="54" w:name="__RefHeading___Toc980_3689506473"/>
+      <w:bookmarkEnd w:id="54"/>
       <w:r>
         <w:rPr>
           <w:rFonts w:eastAsia="Aptos" w:cs="" w:cstheme="minorBidi" w:eastAsiaTheme="minorHAnsi"/>
@@ -11536,6 +11493,8 @@
         <w:pStyle w:val="Heading3"/>
         <w:rPr/>
       </w:pPr>
+      <w:bookmarkStart w:id="55" w:name="__RefHeading___Toc13762_3315236242"/>
+      <w:bookmarkEnd w:id="55"/>
       <w:r>
         <w:rPr/>
         <w:t>5. Explorar Duvid – inserir um card Atividades.</w:t>
@@ -11566,11 +11525,7 @@
       </w:r>
       <w:r>
         <w:rPr/>
-        <w:t xml:space="preserve"> atividades práticas para os professores imprimirem em pdf., que existem nas aulas</w:t>
-      </w:r>
-      <w:r>
-        <w:rPr/>
-        <w:t>.</w:t>
+        <w:t xml:space="preserve"> atividades práticas para os professores imprimirem em pdf., que existem nas aulas.</w:t>
       </w:r>
     </w:p>
     <w:p>
@@ -11578,6 +11533,8 @@
         <w:pStyle w:val="Heading3"/>
         <w:rPr/>
       </w:pPr>
+      <w:bookmarkStart w:id="56" w:name="__RefHeading___Toc13764_3315236242"/>
+      <w:bookmarkEnd w:id="56"/>
       <w:r>
         <w:rPr/>
         <w:t>6. Inserir mais dados via API</w:t>
@@ -11608,13 +11565,11 @@
         <w:pStyle w:val="Heading3"/>
         <w:rPr/>
       </w:pPr>
-      <w:r>
-        <w:rPr/>
-        <w:t xml:space="preserve">7. </w:t>
-      </w:r>
-      <w:r>
-        <w:rPr/>
-        <w:t xml:space="preserve">Pesquisar sobre segurança de API Keys e Variáveis de Ambiente" </w:t>
+      <w:bookmarkStart w:id="57" w:name="__RefHeading___Toc13766_3315236242"/>
+      <w:bookmarkEnd w:id="57"/>
+      <w:r>
+        <w:rPr/>
+        <w:t xml:space="preserve">7. Pesquisar sobre segurança de API Keys e Variáveis de Ambiente" </w:t>
       </w:r>
     </w:p>
     <w:p>
@@ -11635,26 +11590,1137 @@
     <w:p>
       <w:pPr>
         <w:pStyle w:val="Normal"/>
+        <w:widowControl/>
+        <w:spacing w:before="0" w:after="90"/>
+        <w:ind w:hanging="0" w:start="0" w:end="0"/>
         <w:jc w:val="start"/>
-        <w:rPr/>
-      </w:pPr>
-      <w:r>
-        <w:rPr/>
+        <w:rPr>
+          <w:rFonts w:ascii="Anthropic Sans;apple-system;BlinkMacSystemFont;Segoe UI;sans-serif" w:hAnsi="Anthropic Sans;apple-system;BlinkMacSystemFont;Segoe UI;sans-serif"/>
+          <w:b/>
+          <w:i w:val="false"/>
+          <w:caps/>
+          <w:color w:val="000000"/>
+          <w:spacing w:val="0"/>
+          <w:sz w:val="17"/>
+        </w:rPr>
+      </w:pPr>
+      <w:r>
+        <w:rPr>
+          <w:rFonts w:ascii="Anthropic Sans;apple-system;BlinkMacSystemFont;Segoe UI;sans-serif" w:hAnsi="Anthropic Sans;apple-system;BlinkMacSystemFont;Segoe UI;sans-serif"/>
+          <w:b/>
+          <w:i w:val="false"/>
+          <w:caps/>
+          <w:color w:val="000000"/>
+          <w:spacing w:val="0"/>
+          <w:sz w:val="17"/>
+        </w:rPr>
+        <w:t>Semana 3 — engajamento estilo Duolingo (o que prende o aluno)</w:t>
+      </w:r>
+    </w:p>
+    <w:p>
+      <w:pPr>
+        <w:pStyle w:val="Normal"/>
+        <w:widowControl/>
+        <w:spacing w:before="0" w:after="0"/>
+        <w:ind w:hanging="0" w:start="0" w:end="0"/>
+        <w:rPr>
+          <w:rFonts w:ascii="Anthropic Sans;apple-system;BlinkMacSystemFont;Segoe UI;sans-serif" w:hAnsi="Anthropic Sans;apple-system;BlinkMacSystemFont;Segoe UI;sans-serif"/>
+          <w:b/>
+          <w:i w:val="false"/>
+          <w:caps w:val="false"/>
+          <w:smallCaps w:val="false"/>
+          <w:color w:val="000000"/>
+          <w:spacing w:val="0"/>
+          <w:sz w:val="20"/>
+        </w:rPr>
+      </w:pPr>
+      <w:r>
+        <w:rPr>
+          <w:rFonts w:ascii="Anthropic Sans;apple-system;BlinkMacSystemFont;Segoe UI;sans-serif" w:hAnsi="Anthropic Sans;apple-system;BlinkMacSystemFont;Segoe UI;sans-serif"/>
+          <w:b/>
+          <w:i w:val="false"/>
+          <w:caps w:val="false"/>
+          <w:smallCaps w:val="false"/>
+          <w:color w:val="000000"/>
+          <w:spacing w:val="0"/>
+          <w:sz w:val="20"/>
+        </w:rPr>
+        <w:t>9</w:t>
+      </w:r>
+    </w:p>
+    <w:p>
+      <w:pPr>
+        <w:pStyle w:val="Normal"/>
+        <w:widowControl/>
+        <w:spacing w:before="0" w:after="30"/>
+        <w:ind w:hanging="0" w:start="0" w:end="0"/>
+        <w:rPr>
+          <w:rFonts w:ascii="Anthropic Sans;apple-system;BlinkMacSystemFont;Segoe UI;sans-serif" w:hAnsi="Anthropic Sans;apple-system;BlinkMacSystemFont;Segoe UI;sans-serif"/>
+          <w:b/>
+          <w:i w:val="false"/>
+          <w:caps w:val="false"/>
+          <w:smallCaps w:val="false"/>
+          <w:color w:val="000000"/>
+          <w:spacing w:val="0"/>
+          <w:sz w:val="20"/>
+        </w:rPr>
+      </w:pPr>
+      <w:r>
+        <w:rPr>
+          <w:rFonts w:ascii="Anthropic Sans;apple-system;BlinkMacSystemFont;Segoe UI;sans-serif" w:hAnsi="Anthropic Sans;apple-system;BlinkMacSystemFont;Segoe UI;sans-serif"/>
+          <w:b/>
+          <w:i w:val="false"/>
+          <w:caps w:val="false"/>
+          <w:smallCaps w:val="false"/>
+          <w:color w:val="000000"/>
+          <w:spacing w:val="0"/>
+          <w:sz w:val="20"/>
+        </w:rPr>
+        <w:t>XP flutuante ao acertar</w:t>
+      </w:r>
+    </w:p>
+    <w:p>
+      <w:pPr>
+        <w:pStyle w:val="Normal"/>
+        <w:widowControl/>
+        <w:spacing w:lineRule="auto" w:line="360" w:before="0" w:after="0"/>
+        <w:ind w:hanging="0" w:start="0" w:end="0"/>
+        <w:rPr>
+          <w:rFonts w:ascii="Anthropic Sans;apple-system;BlinkMacSystemFont;Segoe UI;sans-serif" w:hAnsi="Anthropic Sans;apple-system;BlinkMacSystemFont;Segoe UI;sans-serif"/>
+          <w:b w:val="false"/>
+          <w:i w:val="false"/>
+          <w:caps w:val="false"/>
+          <w:smallCaps w:val="false"/>
+          <w:color w:val="000000"/>
+          <w:spacing w:val="0"/>
+          <w:sz w:val="18"/>
+        </w:rPr>
+      </w:pPr>
+      <w:r>
+        <w:rPr>
+          <w:rFonts w:ascii="Anthropic Sans;apple-system;BlinkMacSystemFont;Segoe UI;sans-serif" w:hAnsi="Anthropic Sans;apple-system;BlinkMacSystemFont;Segoe UI;sans-serif"/>
+          <w:b w:val="false"/>
+          <w:i w:val="false"/>
+          <w:caps w:val="false"/>
+          <w:smallCaps w:val="false"/>
+          <w:color w:val="000000"/>
+          <w:spacing w:val="0"/>
+          <w:sz w:val="18"/>
+        </w:rPr>
+        <w:t>"+10 XP" sobe e some sobre o saldo. Feedback imediato é o gatilho de recompensa mais forte do Duolingo. Fácil de implementar.</w:t>
+      </w:r>
+    </w:p>
+    <w:p>
+      <w:pPr>
+        <w:pStyle w:val="Normal"/>
+        <w:widowControl/>
+        <w:spacing w:before="30" w:after="0"/>
+        <w:ind w:hanging="0" w:start="0" w:end="0"/>
+        <w:rPr>
+          <w:rFonts w:ascii="Anthropic Sans;apple-system;BlinkMacSystemFont;Segoe UI;sans-serif" w:hAnsi="Anthropic Sans;apple-system;BlinkMacSystemFont;Segoe UI;sans-serif"/>
+          <w:b/>
+          <w:i w:val="false"/>
+          <w:caps w:val="false"/>
+          <w:smallCaps w:val="false"/>
+          <w:color w:val="000000"/>
+          <w:spacing w:val="0"/>
+          <w:sz w:val="17"/>
+        </w:rPr>
+      </w:pPr>
+      <w:r>
+        <w:rPr>
+          <w:rFonts w:ascii="Anthropic Sans;apple-system;BlinkMacSystemFont;Segoe UI;sans-serif" w:hAnsi="Anthropic Sans;apple-system;BlinkMacSystemFont;Segoe UI;sans-serif"/>
+          <w:b/>
+          <w:i w:val="false"/>
+          <w:caps w:val="false"/>
+          <w:smallCaps w:val="false"/>
+          <w:color w:val="000000"/>
+          <w:spacing w:val="0"/>
+          <w:sz w:val="17"/>
+        </w:rPr>
+        <w:t>Duolingo</w:t>
+      </w:r>
+    </w:p>
+    <w:p>
+      <w:pPr>
+        <w:pStyle w:val="Normal"/>
+        <w:widowControl/>
+        <w:spacing w:before="0" w:after="0"/>
+        <w:ind w:hanging="0" w:start="0" w:end="0"/>
+        <w:rPr>
+          <w:rFonts w:ascii="Anthropic Sans;apple-system;BlinkMacSystemFont;Segoe UI;sans-serif" w:hAnsi="Anthropic Sans;apple-system;BlinkMacSystemFont;Segoe UI;sans-serif"/>
+          <w:b/>
+          <w:i w:val="false"/>
+          <w:caps w:val="false"/>
+          <w:smallCaps w:val="false"/>
+          <w:color w:val="000000"/>
+          <w:spacing w:val="0"/>
+          <w:sz w:val="20"/>
+        </w:rPr>
+      </w:pPr>
+      <w:r>
+        <w:rPr>
+          <w:rFonts w:ascii="Anthropic Sans;apple-system;BlinkMacSystemFont;Segoe UI;sans-serif" w:hAnsi="Anthropic Sans;apple-system;BlinkMacSystemFont;Segoe UI;sans-serif"/>
+          <w:b/>
+          <w:i w:val="false"/>
+          <w:caps w:val="false"/>
+          <w:smallCaps w:val="false"/>
+          <w:color w:val="000000"/>
+          <w:spacing w:val="0"/>
+          <w:sz w:val="20"/>
+        </w:rPr>
+        <w:t>10</w:t>
+      </w:r>
+    </w:p>
+    <w:p>
+      <w:pPr>
+        <w:pStyle w:val="Normal"/>
+        <w:widowControl/>
+        <w:spacing w:before="0" w:after="0"/>
+        <w:ind w:hanging="0" w:start="0" w:end="0"/>
+        <w:rPr>
+          <w:rFonts w:ascii="Anthropic Sans;apple-system;BlinkMacSystemFont;Segoe UI;sans-serif" w:hAnsi="Anthropic Sans;apple-system;BlinkMacSystemFont;Segoe UI;sans-serif"/>
+          <w:b/>
+          <w:i w:val="false"/>
+          <w:caps w:val="false"/>
+          <w:smallCaps w:val="false"/>
+          <w:color w:val="000000"/>
+          <w:spacing w:val="0"/>
+          <w:sz w:val="20"/>
+        </w:rPr>
+      </w:pPr>
+      <w:r>
+        <w:rPr>
+          <w:rFonts w:ascii="ui-monospace;monospace" w:hAnsi="ui-monospace;monospace"/>
+          <w:b/>
+          <w:i w:val="false"/>
+          <w:caps w:val="false"/>
+          <w:smallCaps w:val="false"/>
+          <w:color w:val="000000"/>
+          <w:spacing w:val="0"/>
+          <w:sz w:val="17"/>
+        </w:rPr>
+        <w:t>revelarParentese</w:t>
+      </w:r>
+      <w:r>
+        <w:rPr>
+          <w:rFonts w:ascii="Anthropic Sans;apple-system;BlinkMacSystemFont;Segoe UI;sans-serif" w:hAnsi="Anthropic Sans;apple-system;BlinkMacSystemFont;Segoe UI;sans-serif"/>
+          <w:b/>
+          <w:i w:val="false"/>
+          <w:caps w:val="false"/>
+          <w:smallCaps w:val="false"/>
+          <w:color w:val="000000"/>
+          <w:spacing w:val="0"/>
+          <w:sz w:val="20"/>
+        </w:rPr>
+        <w:t> — expandir o uso</w:t>
+      </w:r>
+    </w:p>
+    <w:p>
+      <w:pPr>
+        <w:pStyle w:val="Normal"/>
+        <w:widowControl/>
+        <w:spacing w:lineRule="auto" w:line="360" w:before="0" w:after="0"/>
+        <w:ind w:hanging="0" w:start="0" w:end="0"/>
+        <w:rPr>
+          <w:rFonts w:ascii="Anthropic Sans;apple-system;BlinkMacSystemFont;Segoe UI;sans-serif" w:hAnsi="Anthropic Sans;apple-system;BlinkMacSystemFont;Segoe UI;sans-serif"/>
+          <w:b w:val="false"/>
+          <w:i w:val="false"/>
+          <w:caps w:val="false"/>
+          <w:smallCaps w:val="false"/>
+          <w:color w:val="000000"/>
+          <w:spacing w:val="0"/>
+          <w:sz w:val="18"/>
+        </w:rPr>
+      </w:pPr>
+      <w:r>
+        <w:rPr>
+          <w:rFonts w:ascii="Anthropic Sans;apple-system;BlinkMacSystemFont;Segoe UI;sans-serif" w:hAnsi="Anthropic Sans;apple-system;BlinkMacSystemFont;Segoe UI;sans-serif"/>
+          <w:b w:val="false"/>
+          <w:i w:val="false"/>
+          <w:caps w:val="false"/>
+          <w:smallCaps w:val="false"/>
+          <w:color w:val="000000"/>
+          <w:spacing w:val="0"/>
+          <w:sz w:val="18"/>
+        </w:rPr>
+        <w:t>O mecanismo mais original do projeto. Transformar em padrão obrigatório nos textos novos, com animação própria e XP maior.</w:t>
+      </w:r>
+    </w:p>
+    <w:p>
+      <w:pPr>
+        <w:pStyle w:val="Normal"/>
+        <w:widowControl/>
+        <w:spacing w:before="30" w:after="0"/>
+        <w:ind w:hanging="0" w:start="0" w:end="0"/>
+        <w:rPr>
+          <w:rFonts w:ascii="Anthropic Sans;apple-system;BlinkMacSystemFont;Segoe UI;sans-serif" w:hAnsi="Anthropic Sans;apple-system;BlinkMacSystemFont;Segoe UI;sans-serif"/>
+          <w:b/>
+          <w:i w:val="false"/>
+          <w:caps w:val="false"/>
+          <w:smallCaps w:val="false"/>
+          <w:color w:val="000000"/>
+          <w:spacing w:val="0"/>
+          <w:sz w:val="17"/>
+        </w:rPr>
+      </w:pPr>
+      <w:r>
+        <w:rPr>
+          <w:rFonts w:ascii="Anthropic Sans;apple-system;BlinkMacSystemFont;Segoe UI;sans-serif" w:hAnsi="Anthropic Sans;apple-system;BlinkMacSystemFont;Segoe UI;sans-serif"/>
+          <w:b/>
+          <w:i w:val="false"/>
+          <w:caps w:val="false"/>
+          <w:smallCaps w:val="false"/>
+          <w:color w:val="000000"/>
+          <w:spacing w:val="0"/>
+          <w:sz w:val="17"/>
+        </w:rPr>
+        <w:t>Duolingo</w:t>
+      </w:r>
+    </w:p>
+    <w:p>
+      <w:pPr>
+        <w:pStyle w:val="Normal"/>
+        <w:widowControl/>
+        <w:spacing w:before="0" w:after="0"/>
+        <w:ind w:hanging="0" w:start="0" w:end="0"/>
+        <w:rPr>
+          <w:rFonts w:ascii="Anthropic Sans;apple-system;BlinkMacSystemFont;Segoe UI;sans-serif" w:hAnsi="Anthropic Sans;apple-system;BlinkMacSystemFont;Segoe UI;sans-serif"/>
+          <w:b/>
+          <w:i w:val="false"/>
+          <w:caps w:val="false"/>
+          <w:smallCaps w:val="false"/>
+          <w:color w:val="000000"/>
+          <w:spacing w:val="0"/>
+          <w:sz w:val="20"/>
+        </w:rPr>
+      </w:pPr>
+      <w:r>
+        <w:rPr>
+          <w:rFonts w:ascii="Anthropic Sans;apple-system;BlinkMacSystemFont;Segoe UI;sans-serif" w:hAnsi="Anthropic Sans;apple-system;BlinkMacSystemFont;Segoe UI;sans-serif"/>
+          <w:b/>
+          <w:i w:val="false"/>
+          <w:caps w:val="false"/>
+          <w:smallCaps w:val="false"/>
+          <w:color w:val="000000"/>
+          <w:spacing w:val="0"/>
+          <w:sz w:val="20"/>
+        </w:rPr>
+        <w:t>11</w:t>
+      </w:r>
+    </w:p>
+    <w:p>
+      <w:pPr>
+        <w:pStyle w:val="Normal"/>
+        <w:widowControl/>
+        <w:spacing w:before="0" w:after="30"/>
+        <w:ind w:hanging="0" w:start="0" w:end="0"/>
+        <w:rPr>
+          <w:rFonts w:ascii="Anthropic Sans;apple-system;BlinkMacSystemFont;Segoe UI;sans-serif" w:hAnsi="Anthropic Sans;apple-system;BlinkMacSystemFont;Segoe UI;sans-serif"/>
+          <w:b/>
+          <w:i w:val="false"/>
+          <w:caps w:val="false"/>
+          <w:smallCaps w:val="false"/>
+          <w:color w:val="000000"/>
+          <w:spacing w:val="0"/>
+          <w:sz w:val="20"/>
+        </w:rPr>
+      </w:pPr>
+      <w:r>
+        <w:rPr>
+          <w:rFonts w:ascii="Anthropic Sans;apple-system;BlinkMacSystemFont;Segoe UI;sans-serif" w:hAnsi="Anthropic Sans;apple-system;BlinkMacSystemFont;Segoe UI;sans-serif"/>
+          <w:b/>
+          <w:i w:val="false"/>
+          <w:caps w:val="false"/>
+          <w:smallCaps w:val="false"/>
+          <w:color w:val="000000"/>
+          <w:spacing w:val="0"/>
+          <w:sz w:val="20"/>
+        </w:rPr>
+        <w:t>Sistema de vidas com corações</w:t>
+      </w:r>
+    </w:p>
+    <w:p>
+      <w:pPr>
+        <w:pStyle w:val="Normal"/>
+        <w:widowControl/>
+        <w:spacing w:lineRule="auto" w:line="360" w:before="0" w:after="0"/>
+        <w:ind w:hanging="0" w:start="0" w:end="0"/>
+        <w:rPr>
+          <w:rFonts w:ascii="Anthropic Sans;apple-system;BlinkMacSystemFont;Segoe UI;sans-serif" w:hAnsi="Anthropic Sans;apple-system;BlinkMacSystemFont;Segoe UI;sans-serif"/>
+          <w:b w:val="false"/>
+          <w:i w:val="false"/>
+          <w:caps w:val="false"/>
+          <w:smallCaps w:val="false"/>
+          <w:color w:val="000000"/>
+          <w:spacing w:val="0"/>
+          <w:sz w:val="18"/>
+        </w:rPr>
+      </w:pPr>
+      <w:r>
+        <w:rPr>
+          <w:rFonts w:ascii="Anthropic Sans;apple-system;BlinkMacSystemFont;Segoe UI;sans-serif" w:hAnsi="Anthropic Sans;apple-system;BlinkMacSystemFont;Segoe UI;sans-serif"/>
+          <w:b w:val="false"/>
+          <w:i w:val="false"/>
+          <w:caps w:val="false"/>
+          <w:smallCaps w:val="false"/>
+          <w:color w:val="000000"/>
+          <w:spacing w:val="0"/>
+          <w:sz w:val="18"/>
+        </w:rPr>
+        <w:t>3 corações por sessão de questões. Zerar leva à tela "tente novamente". Cria urgência e atenção — o aluno para de chutar.</w:t>
+      </w:r>
+    </w:p>
+    <w:p>
+      <w:pPr>
+        <w:pStyle w:val="Normal"/>
+        <w:widowControl/>
+        <w:spacing w:before="30" w:after="0"/>
+        <w:ind w:hanging="0" w:start="0" w:end="0"/>
+        <w:rPr>
+          <w:rFonts w:ascii="Anthropic Sans;apple-system;BlinkMacSystemFont;Segoe UI;sans-serif" w:hAnsi="Anthropic Sans;apple-system;BlinkMacSystemFont;Segoe UI;sans-serif"/>
+          <w:b/>
+          <w:i w:val="false"/>
+          <w:caps w:val="false"/>
+          <w:smallCaps w:val="false"/>
+          <w:color w:val="000000"/>
+          <w:spacing w:val="0"/>
+          <w:sz w:val="17"/>
+        </w:rPr>
+      </w:pPr>
+      <w:r>
+        <w:rPr>
+          <w:rFonts w:ascii="Anthropic Sans;apple-system;BlinkMacSystemFont;Segoe UI;sans-serif" w:hAnsi="Anthropic Sans;apple-system;BlinkMacSystemFont;Segoe UI;sans-serif"/>
+          <w:b/>
+          <w:i w:val="false"/>
+          <w:caps w:val="false"/>
+          <w:smallCaps w:val="false"/>
+          <w:color w:val="000000"/>
+          <w:spacing w:val="0"/>
+          <w:sz w:val="17"/>
+        </w:rPr>
+        <w:t>Duolingo</w:t>
+      </w:r>
+    </w:p>
+    <w:p>
+      <w:pPr>
+        <w:pStyle w:val="Normal"/>
+        <w:widowControl/>
+        <w:spacing w:before="0" w:after="0"/>
+        <w:ind w:hanging="0" w:start="0" w:end="0"/>
+        <w:rPr>
+          <w:rFonts w:ascii="Anthropic Sans;apple-system;BlinkMacSystemFont;Segoe UI;sans-serif" w:hAnsi="Anthropic Sans;apple-system;BlinkMacSystemFont;Segoe UI;sans-serif"/>
+          <w:b/>
+          <w:i w:val="false"/>
+          <w:caps w:val="false"/>
+          <w:smallCaps w:val="false"/>
+          <w:color w:val="000000"/>
+          <w:spacing w:val="0"/>
+          <w:sz w:val="20"/>
+        </w:rPr>
+      </w:pPr>
+      <w:r>
+        <w:rPr>
+          <w:rFonts w:ascii="Anthropic Sans;apple-system;BlinkMacSystemFont;Segoe UI;sans-serif" w:hAnsi="Anthropic Sans;apple-system;BlinkMacSystemFont;Segoe UI;sans-serif"/>
+          <w:b/>
+          <w:i w:val="false"/>
+          <w:caps w:val="false"/>
+          <w:smallCaps w:val="false"/>
+          <w:color w:val="000000"/>
+          <w:spacing w:val="0"/>
+          <w:sz w:val="20"/>
+        </w:rPr>
+        <w:t>12</w:t>
+      </w:r>
+    </w:p>
+    <w:p>
+      <w:pPr>
+        <w:pStyle w:val="Normal"/>
+        <w:widowControl/>
+        <w:spacing w:before="0" w:after="30"/>
+        <w:ind w:hanging="0" w:start="0" w:end="0"/>
+        <w:rPr>
+          <w:rFonts w:ascii="Anthropic Sans;apple-system;BlinkMacSystemFont;Segoe UI;sans-serif" w:hAnsi="Anthropic Sans;apple-system;BlinkMacSystemFont;Segoe UI;sans-serif"/>
+          <w:b/>
+          <w:i w:val="false"/>
+          <w:caps w:val="false"/>
+          <w:smallCaps w:val="false"/>
+          <w:color w:val="000000"/>
+          <w:spacing w:val="0"/>
+          <w:sz w:val="20"/>
+        </w:rPr>
+      </w:pPr>
+      <w:r>
+        <w:rPr>
+          <w:rFonts w:ascii="Anthropic Sans;apple-system;BlinkMacSystemFont;Segoe UI;sans-serif" w:hAnsi="Anthropic Sans;apple-system;BlinkMacSystemFont;Segoe UI;sans-serif"/>
+          <w:b/>
+          <w:i w:val="false"/>
+          <w:caps w:val="false"/>
+          <w:smallCaps w:val="false"/>
+          <w:color w:val="000000"/>
+          <w:spacing w:val="0"/>
+          <w:sz w:val="20"/>
+        </w:rPr>
+        <w:t>Streak diário</w:t>
+      </w:r>
+    </w:p>
+    <w:p>
+      <w:pPr>
+        <w:pStyle w:val="Normal"/>
+        <w:widowControl/>
+        <w:spacing w:lineRule="auto" w:line="360" w:before="0" w:after="0"/>
+        <w:ind w:hanging="0" w:start="0" w:end="0"/>
+        <w:rPr>
+          <w:rFonts w:ascii="Anthropic Sans;apple-system;BlinkMacSystemFont;Segoe UI;sans-serif" w:hAnsi="Anthropic Sans;apple-system;BlinkMacSystemFont;Segoe UI;sans-serif"/>
+          <w:b w:val="false"/>
+          <w:i w:val="false"/>
+          <w:caps w:val="false"/>
+          <w:smallCaps w:val="false"/>
+          <w:color w:val="000000"/>
+          <w:spacing w:val="0"/>
+          <w:sz w:val="18"/>
+        </w:rPr>
+      </w:pPr>
+      <w:r>
+        <w:rPr>
+          <w:rFonts w:ascii="Anthropic Sans;apple-system;BlinkMacSystemFont;Segoe UI;sans-serif" w:hAnsi="Anthropic Sans;apple-system;BlinkMacSystemFont;Segoe UI;sans-serif"/>
+          <w:b w:val="false"/>
+          <w:i w:val="false"/>
+          <w:caps w:val="false"/>
+          <w:smallCaps w:val="false"/>
+          <w:color w:val="000000"/>
+          <w:spacing w:val="0"/>
+          <w:sz w:val="18"/>
+        </w:rPr>
+        <w:t>Dias consecutivos de acesso. O Duolingo deve 80% do engajamento a isso. Com PHP/MySQL fica ainda mais confiável que no localStorage.</w:t>
+      </w:r>
+    </w:p>
+    <w:p>
+      <w:pPr>
+        <w:pStyle w:val="Normal"/>
+        <w:widowControl/>
+        <w:spacing w:before="30" w:after="0"/>
+        <w:ind w:hanging="0" w:start="0" w:end="0"/>
+        <w:rPr>
+          <w:rFonts w:ascii="Anthropic Sans;apple-system;BlinkMacSystemFont;Segoe UI;sans-serif" w:hAnsi="Anthropic Sans;apple-system;BlinkMacSystemFont;Segoe UI;sans-serif"/>
+          <w:b/>
+          <w:i w:val="false"/>
+          <w:caps w:val="false"/>
+          <w:smallCaps w:val="false"/>
+          <w:color w:val="000000"/>
+          <w:spacing w:val="0"/>
+          <w:sz w:val="17"/>
+        </w:rPr>
+      </w:pPr>
+      <w:r>
+        <w:rPr>
+          <w:rFonts w:ascii="Anthropic Sans;apple-system;BlinkMacSystemFont;Segoe UI;sans-serif" w:hAnsi="Anthropic Sans;apple-system;BlinkMacSystemFont;Segoe UI;sans-serif"/>
+          <w:b/>
+          <w:i w:val="false"/>
+          <w:caps w:val="false"/>
+          <w:smallCaps w:val="false"/>
+          <w:color w:val="000000"/>
+          <w:spacing w:val="0"/>
+          <w:sz w:val="17"/>
+        </w:rPr>
+        <w:t>Duolingo</w:t>
+      </w:r>
+    </w:p>
+    <w:p>
+      <w:pPr>
+        <w:pStyle w:val="Normal"/>
+        <w:widowControl/>
+        <w:spacing w:before="0" w:after="0"/>
+        <w:ind w:hanging="0" w:start="0" w:end="0"/>
+        <w:rPr>
+          <w:rFonts w:ascii="Anthropic Sans;apple-system;BlinkMacSystemFont;Segoe UI;sans-serif" w:hAnsi="Anthropic Sans;apple-system;BlinkMacSystemFont;Segoe UI;sans-serif"/>
+          <w:b/>
+          <w:i w:val="false"/>
+          <w:caps w:val="false"/>
+          <w:smallCaps w:val="false"/>
+          <w:color w:val="000000"/>
+          <w:spacing w:val="0"/>
+          <w:sz w:val="20"/>
+        </w:rPr>
+      </w:pPr>
+      <w:r>
+        <w:rPr>
+          <w:rFonts w:ascii="Anthropic Sans;apple-system;BlinkMacSystemFont;Segoe UI;sans-serif" w:hAnsi="Anthropic Sans;apple-system;BlinkMacSystemFont;Segoe UI;sans-serif"/>
+          <w:b/>
+          <w:i w:val="false"/>
+          <w:caps w:val="false"/>
+          <w:smallCaps w:val="false"/>
+          <w:color w:val="000000"/>
+          <w:spacing w:val="0"/>
+          <w:sz w:val="20"/>
+        </w:rPr>
+        <w:t>13</w:t>
+      </w:r>
+    </w:p>
+    <w:p>
+      <w:pPr>
+        <w:pStyle w:val="Normal"/>
+        <w:widowControl/>
+        <w:spacing w:before="0" w:after="30"/>
+        <w:ind w:hanging="0" w:start="0" w:end="0"/>
+        <w:rPr>
+          <w:rFonts w:ascii="Anthropic Sans;apple-system;BlinkMacSystemFont;Segoe UI;sans-serif" w:hAnsi="Anthropic Sans;apple-system;BlinkMacSystemFont;Segoe UI;sans-serif"/>
+          <w:b/>
+          <w:i w:val="false"/>
+          <w:caps w:val="false"/>
+          <w:smallCaps w:val="false"/>
+          <w:color w:val="000000"/>
+          <w:spacing w:val="0"/>
+          <w:sz w:val="20"/>
+        </w:rPr>
+      </w:pPr>
+      <w:r>
+        <w:rPr>
+          <w:rFonts w:ascii="Anthropic Sans;apple-system;BlinkMacSystemFont;Segoe UI;sans-serif" w:hAnsi="Anthropic Sans;apple-system;BlinkMacSystemFont;Segoe UI;sans-serif"/>
+          <w:b/>
+          <w:i w:val="false"/>
+          <w:caps w:val="false"/>
+          <w:smallCaps w:val="false"/>
+          <w:color w:val="000000"/>
+          <w:spacing w:val="0"/>
+          <w:sz w:val="20"/>
+        </w:rPr>
+        <w:t>Modal de conclusão mais rico</w:t>
+      </w:r>
+    </w:p>
+    <w:p>
+      <w:pPr>
+        <w:pStyle w:val="Normal"/>
+        <w:widowControl/>
+        <w:spacing w:lineRule="auto" w:line="360" w:before="0" w:after="0"/>
+        <w:ind w:hanging="0" w:start="0" w:end="0"/>
+        <w:rPr>
+          <w:rFonts w:ascii="Anthropic Sans;apple-system;BlinkMacSystemFont;Segoe UI;sans-serif" w:hAnsi="Anthropic Sans;apple-system;BlinkMacSystemFont;Segoe UI;sans-serif"/>
+          <w:b w:val="false"/>
+          <w:i w:val="false"/>
+          <w:caps w:val="false"/>
+          <w:smallCaps w:val="false"/>
+          <w:color w:val="000000"/>
+          <w:spacing w:val="0"/>
+          <w:sz w:val="18"/>
+        </w:rPr>
+      </w:pPr>
+      <w:r>
+        <w:rPr>
+          <w:rFonts w:ascii="Anthropic Sans;apple-system;BlinkMacSystemFont;Segoe UI;sans-serif" w:hAnsi="Anthropic Sans;apple-system;BlinkMacSystemFont;Segoe UI;sans-serif"/>
+          <w:b w:val="false"/>
+          <w:i w:val="false"/>
+          <w:caps w:val="false"/>
+          <w:smallCaps w:val="false"/>
+          <w:color w:val="000000"/>
+          <w:spacing w:val="0"/>
+          <w:sz w:val="18"/>
+        </w:rPr>
+        <w:t>Adicionar streak atual, XP ganho na sessão e patente. O momento de fechamento da aula é o mais importante para fixar o hábito.</w:t>
+      </w:r>
+    </w:p>
+    <w:p>
+      <w:pPr>
+        <w:pStyle w:val="Normal"/>
+        <w:widowControl/>
+        <w:spacing w:before="30" w:after="0"/>
+        <w:ind w:hanging="0" w:start="0" w:end="0"/>
+        <w:rPr>
+          <w:rFonts w:ascii="Anthropic Sans;apple-system;BlinkMacSystemFont;Segoe UI;sans-serif" w:hAnsi="Anthropic Sans;apple-system;BlinkMacSystemFont;Segoe UI;sans-serif"/>
+          <w:b/>
+          <w:i w:val="false"/>
+          <w:caps w:val="false"/>
+          <w:smallCaps w:val="false"/>
+          <w:color w:val="000000"/>
+          <w:spacing w:val="0"/>
+          <w:sz w:val="17"/>
+        </w:rPr>
+      </w:pPr>
+      <w:r>
+        <w:rPr>
+          <w:rFonts w:ascii="Anthropic Sans;apple-system;BlinkMacSystemFont;Segoe UI;sans-serif" w:hAnsi="Anthropic Sans;apple-system;BlinkMacSystemFont;Segoe UI;sans-serif"/>
+          <w:b/>
+          <w:i w:val="false"/>
+          <w:caps w:val="false"/>
+          <w:smallCaps w:val="false"/>
+          <w:color w:val="000000"/>
+          <w:spacing w:val="0"/>
+          <w:sz w:val="17"/>
+        </w:rPr>
+        <w:t>Duolingo</w:t>
+      </w:r>
+    </w:p>
+    <w:p>
+      <w:pPr>
+        <w:pStyle w:val="Linhahorizontal"/>
+        <w:spacing w:before="0" w:after="160"/>
+        <w:rPr>
+          <w:color w:val="000000"/>
+          <w:sz w:val="24"/>
+          <w:szCs w:val="24"/>
+        </w:rPr>
+      </w:pPr>
+      <w:r>
+        <w:rPr>
+          <w:color w:val="000000"/>
+          <w:sz w:val="24"/>
+          <w:szCs w:val="24"/>
+        </w:rPr>
+      </w:r>
+    </w:p>
+    <w:p>
+      <w:pPr>
+        <w:pStyle w:val="BodyText"/>
+        <w:widowControl/>
+        <w:spacing w:lineRule="auto" w:line="278" w:before="0" w:after="90"/>
+        <w:ind w:hanging="0" w:start="0" w:end="0"/>
+        <w:rPr>
+          <w:rFonts w:ascii="Anthropic Sans;apple-system;BlinkMacSystemFont;Segoe UI;sans-serif" w:hAnsi="Anthropic Sans;apple-system;BlinkMacSystemFont;Segoe UI;sans-serif"/>
+          <w:b/>
+          <w:i w:val="false"/>
+          <w:caps/>
+          <w:color w:val="000000"/>
+          <w:spacing w:val="0"/>
+          <w:sz w:val="17"/>
+        </w:rPr>
+      </w:pPr>
+      <w:r>
+        <w:rPr>
+          <w:rFonts w:ascii="Anthropic Sans;apple-system;BlinkMacSystemFont;Segoe UI;sans-serif" w:hAnsi="Anthropic Sans;apple-system;BlinkMacSystemFont;Segoe UI;sans-serif"/>
+          <w:b/>
+          <w:i w:val="false"/>
+          <w:caps/>
+          <w:color w:val="000000"/>
+          <w:spacing w:val="0"/>
+          <w:sz w:val="17"/>
+        </w:rPr>
+        <w:t>Fase PHP — depois da migração estar estável</w:t>
+      </w:r>
+    </w:p>
+    <w:p>
+      <w:pPr>
+        <w:pStyle w:val="BodyText"/>
+        <w:widowControl/>
+        <w:spacing w:lineRule="auto" w:line="278" w:before="0" w:after="0"/>
+        <w:ind w:hanging="0" w:start="0" w:end="0"/>
+        <w:rPr>
+          <w:rFonts w:ascii="Anthropic Sans;apple-system;BlinkMacSystemFont;Segoe UI;sans-serif" w:hAnsi="Anthropic Sans;apple-system;BlinkMacSystemFont;Segoe UI;sans-serif"/>
+          <w:b/>
+          <w:i w:val="false"/>
+          <w:caps w:val="false"/>
+          <w:smallCaps w:val="false"/>
+          <w:color w:val="000000"/>
+          <w:spacing w:val="0"/>
+          <w:sz w:val="20"/>
+        </w:rPr>
+      </w:pPr>
+      <w:r>
+        <w:rPr>
+          <w:rFonts w:ascii="Anthropic Sans;apple-system;BlinkMacSystemFont;Segoe UI;sans-serif" w:hAnsi="Anthropic Sans;apple-system;BlinkMacSystemFont;Segoe UI;sans-serif"/>
+          <w:b/>
+          <w:i w:val="false"/>
+          <w:caps w:val="false"/>
+          <w:smallCaps w:val="false"/>
+          <w:color w:val="000000"/>
+          <w:spacing w:val="0"/>
+          <w:sz w:val="20"/>
+        </w:rPr>
+        <w:t>14</w:t>
+      </w:r>
+    </w:p>
+    <w:p>
+      <w:pPr>
+        <w:pStyle w:val="BodyText"/>
+        <w:widowControl/>
+        <w:spacing w:lineRule="auto" w:line="278" w:before="0" w:after="30"/>
+        <w:ind w:hanging="0" w:start="0" w:end="0"/>
+        <w:rPr>
+          <w:rFonts w:ascii="Anthropic Sans;apple-system;BlinkMacSystemFont;Segoe UI;sans-serif" w:hAnsi="Anthropic Sans;apple-system;BlinkMacSystemFont;Segoe UI;sans-serif"/>
+          <w:b/>
+          <w:i w:val="false"/>
+          <w:caps w:val="false"/>
+          <w:smallCaps w:val="false"/>
+          <w:color w:val="000000"/>
+          <w:spacing w:val="0"/>
+          <w:sz w:val="20"/>
+        </w:rPr>
+      </w:pPr>
+      <w:r>
+        <w:rPr>
+          <w:rFonts w:ascii="Anthropic Sans;apple-system;BlinkMacSystemFont;Segoe UI;sans-serif" w:hAnsi="Anthropic Sans;apple-system;BlinkMacSystemFont;Segoe UI;sans-serif"/>
+          <w:b/>
+          <w:i w:val="false"/>
+          <w:caps w:val="false"/>
+          <w:smallCaps w:val="false"/>
+          <w:color w:val="000000"/>
+          <w:spacing w:val="0"/>
+          <w:sz w:val="20"/>
+        </w:rPr>
+        <w:t>Tabelas MySQL — alunos, progresso, aulas</w:t>
+      </w:r>
+    </w:p>
+    <w:p>
+      <w:pPr>
+        <w:pStyle w:val="BodyText"/>
+        <w:widowControl/>
+        <w:spacing w:lineRule="auto" w:line="360" w:before="0" w:after="0"/>
+        <w:ind w:hanging="0" w:start="0" w:end="0"/>
+        <w:rPr>
+          <w:rFonts w:ascii="Anthropic Sans;apple-system;BlinkMacSystemFont;Segoe UI;sans-serif" w:hAnsi="Anthropic Sans;apple-system;BlinkMacSystemFont;Segoe UI;sans-serif"/>
+          <w:b w:val="false"/>
+          <w:i w:val="false"/>
+          <w:caps w:val="false"/>
+          <w:smallCaps w:val="false"/>
+          <w:color w:val="000000"/>
+          <w:spacing w:val="0"/>
+          <w:sz w:val="18"/>
+        </w:rPr>
+      </w:pPr>
+      <w:r>
+        <w:rPr>
+          <w:rFonts w:ascii="Anthropic Sans;apple-system;BlinkMacSystemFont;Segoe UI;sans-serif" w:hAnsi="Anthropic Sans;apple-system;BlinkMacSystemFont;Segoe UI;sans-serif"/>
+          <w:b w:val="false"/>
+          <w:i w:val="false"/>
+          <w:caps w:val="false"/>
+          <w:smallCaps w:val="false"/>
+          <w:color w:val="000000"/>
+          <w:spacing w:val="0"/>
+          <w:sz w:val="18"/>
+        </w:rPr>
+        <w:t>Substituir localStorage e JSONs. A decisão de login com senha ou só por nome define toda a estrutura.</w:t>
+      </w:r>
+    </w:p>
+    <w:p>
+      <w:pPr>
+        <w:pStyle w:val="BodyText"/>
+        <w:widowControl/>
+        <w:spacing w:lineRule="auto" w:line="278" w:before="30" w:after="0"/>
+        <w:ind w:hanging="0" w:start="0" w:end="0"/>
+        <w:rPr>
+          <w:rFonts w:ascii="Anthropic Sans;apple-system;BlinkMacSystemFont;Segoe UI;sans-serif" w:hAnsi="Anthropic Sans;apple-system;BlinkMacSystemFont;Segoe UI;sans-serif"/>
+          <w:b/>
+          <w:i w:val="false"/>
+          <w:caps w:val="false"/>
+          <w:smallCaps w:val="false"/>
+          <w:color w:val="000000"/>
+          <w:spacing w:val="0"/>
+          <w:sz w:val="17"/>
+        </w:rPr>
+      </w:pPr>
+      <w:r>
+        <w:rPr>
+          <w:rFonts w:ascii="Anthropic Sans;apple-system;BlinkMacSystemFont;Segoe UI;sans-serif" w:hAnsi="Anthropic Sans;apple-system;BlinkMacSystemFont;Segoe UI;sans-serif"/>
+          <w:b/>
+          <w:i w:val="false"/>
+          <w:caps w:val="false"/>
+          <w:smallCaps w:val="false"/>
+          <w:color w:val="000000"/>
+          <w:spacing w:val="0"/>
+          <w:sz w:val="17"/>
+        </w:rPr>
+        <w:t>PHP</w:t>
+      </w:r>
+    </w:p>
+    <w:p>
+      <w:pPr>
+        <w:pStyle w:val="BodyText"/>
+        <w:widowControl/>
+        <w:spacing w:lineRule="auto" w:line="278" w:before="0" w:after="0"/>
+        <w:ind w:hanging="0" w:start="0" w:end="0"/>
+        <w:rPr>
+          <w:rFonts w:ascii="Anthropic Sans;apple-system;BlinkMacSystemFont;Segoe UI;sans-serif" w:hAnsi="Anthropic Sans;apple-system;BlinkMacSystemFont;Segoe UI;sans-serif"/>
+          <w:b/>
+          <w:i w:val="false"/>
+          <w:caps w:val="false"/>
+          <w:smallCaps w:val="false"/>
+          <w:color w:val="000000"/>
+          <w:spacing w:val="0"/>
+          <w:sz w:val="20"/>
+        </w:rPr>
+      </w:pPr>
+      <w:r>
+        <w:rPr>
+          <w:rFonts w:ascii="Anthropic Sans;apple-system;BlinkMacSystemFont;Segoe UI;sans-serif" w:hAnsi="Anthropic Sans;apple-system;BlinkMacSystemFont;Segoe UI;sans-serif"/>
+          <w:b/>
+          <w:i w:val="false"/>
+          <w:caps w:val="false"/>
+          <w:smallCaps w:val="false"/>
+          <w:color w:val="000000"/>
+          <w:spacing w:val="0"/>
+          <w:sz w:val="20"/>
+        </w:rPr>
+        <w:t>15</w:t>
+      </w:r>
+    </w:p>
+    <w:p>
+      <w:pPr>
+        <w:pStyle w:val="BodyText"/>
+        <w:widowControl/>
+        <w:spacing w:lineRule="auto" w:line="278" w:before="0" w:after="30"/>
+        <w:ind w:hanging="0" w:start="0" w:end="0"/>
+        <w:rPr>
+          <w:rFonts w:ascii="Anthropic Sans;apple-system;BlinkMacSystemFont;Segoe UI;sans-serif" w:hAnsi="Anthropic Sans;apple-system;BlinkMacSystemFont;Segoe UI;sans-serif"/>
+          <w:b/>
+          <w:i w:val="false"/>
+          <w:caps w:val="false"/>
+          <w:smallCaps w:val="false"/>
+          <w:color w:val="000000"/>
+          <w:spacing w:val="0"/>
+          <w:sz w:val="20"/>
+        </w:rPr>
+      </w:pPr>
+      <w:r>
+        <w:rPr>
+          <w:rFonts w:ascii="Anthropic Sans;apple-system;BlinkMacSystemFont;Segoe UI;sans-serif" w:hAnsi="Anthropic Sans;apple-system;BlinkMacSystemFont;Segoe UI;sans-serif"/>
+          <w:b/>
+          <w:i w:val="false"/>
+          <w:caps w:val="false"/>
+          <w:smallCaps w:val="false"/>
+          <w:color w:val="000000"/>
+          <w:spacing w:val="0"/>
+          <w:sz w:val="20"/>
+        </w:rPr>
+        <w:t>API PHP para salvar progresso</w:t>
+      </w:r>
+    </w:p>
+    <w:p>
+      <w:pPr>
+        <w:pStyle w:val="BodyText"/>
+        <w:widowControl/>
+        <w:spacing w:lineRule="auto" w:line="360" w:before="0" w:after="0"/>
+        <w:ind w:hanging="0" w:start="0" w:end="0"/>
+        <w:rPr>
+          <w:rFonts w:ascii="Anthropic Sans;apple-system;BlinkMacSystemFont;Segoe UI;sans-serif" w:hAnsi="Anthropic Sans;apple-system;BlinkMacSystemFont;Segoe UI;sans-serif"/>
+          <w:b w:val="false"/>
+          <w:i w:val="false"/>
+          <w:caps w:val="false"/>
+          <w:smallCaps w:val="false"/>
+          <w:color w:val="000000"/>
+          <w:spacing w:val="0"/>
+          <w:sz w:val="18"/>
+        </w:rPr>
+      </w:pPr>
+      <w:r>
+        <w:rPr>
+          <w:rFonts w:ascii="Anthropic Sans;apple-system;BlinkMacSystemFont;Segoe UI;sans-serif" w:hAnsi="Anthropic Sans;apple-system;BlinkMacSystemFont;Segoe UI;sans-serif"/>
+          <w:b w:val="false"/>
+          <w:i w:val="false"/>
+          <w:caps w:val="false"/>
+          <w:smallCaps w:val="false"/>
+          <w:color w:val="000000"/>
+          <w:spacing w:val="0"/>
+          <w:sz w:val="18"/>
+        </w:rPr>
+        <w:t>Endpoint simples que o JS chama via </w:t>
+      </w:r>
+      <w:r>
+        <w:rPr>
+          <w:rFonts w:ascii="ui-monospace;monospace" w:hAnsi="ui-monospace;monospace"/>
+          <w:b w:val="false"/>
+          <w:i w:val="false"/>
+          <w:caps w:val="false"/>
+          <w:smallCaps w:val="false"/>
+          <w:color w:val="000000"/>
+          <w:spacing w:val="0"/>
+          <w:sz w:val="17"/>
+        </w:rPr>
+        <w:t>fetch</w:t>
+      </w:r>
+      <w:r>
+        <w:rPr>
+          <w:rFonts w:ascii="Anthropic Sans;apple-system;BlinkMacSystemFont;Segoe UI;sans-serif" w:hAnsi="Anthropic Sans;apple-system;BlinkMacSystemFont;Segoe UI;sans-serif"/>
+          <w:b w:val="false"/>
+          <w:i w:val="false"/>
+          <w:caps w:val="false"/>
+          <w:smallCaps w:val="false"/>
+          <w:color w:val="000000"/>
+          <w:spacing w:val="0"/>
+          <w:sz w:val="18"/>
+        </w:rPr>
+        <w:t> para salvar globinhos e conclusões. O </w:t>
+      </w:r>
+      <w:r>
+        <w:rPr>
+          <w:rFonts w:ascii="ui-monospace;monospace" w:hAnsi="ui-monospace;monospace"/>
+          <w:b w:val="false"/>
+          <w:i w:val="false"/>
+          <w:caps w:val="false"/>
+          <w:smallCaps w:val="false"/>
+          <w:color w:val="000000"/>
+          <w:spacing w:val="0"/>
+          <w:sz w:val="17"/>
+        </w:rPr>
+        <w:t>DuvidDB</w:t>
+      </w:r>
+      <w:r>
+        <w:rPr>
+          <w:rFonts w:ascii="Anthropic Sans;apple-system;BlinkMacSystemFont;Segoe UI;sans-serif" w:hAnsi="Anthropic Sans;apple-system;BlinkMacSystemFont;Segoe UI;sans-serif"/>
+          <w:b w:val="false"/>
+          <w:i w:val="false"/>
+          <w:caps w:val="false"/>
+          <w:smallCaps w:val="false"/>
+          <w:color w:val="000000"/>
+          <w:spacing w:val="0"/>
+          <w:sz w:val="18"/>
+        </w:rPr>
+        <w:t> vira um cliente desta API.</w:t>
+      </w:r>
+    </w:p>
+    <w:p>
+      <w:pPr>
+        <w:pStyle w:val="BodyText"/>
+        <w:widowControl/>
+        <w:spacing w:lineRule="auto" w:line="278" w:before="30" w:after="0"/>
+        <w:ind w:hanging="0" w:start="0" w:end="0"/>
+        <w:rPr>
+          <w:rFonts w:ascii="Anthropic Sans;apple-system;BlinkMacSystemFont;Segoe UI;sans-serif" w:hAnsi="Anthropic Sans;apple-system;BlinkMacSystemFont;Segoe UI;sans-serif"/>
+          <w:b/>
+          <w:i w:val="false"/>
+          <w:caps w:val="false"/>
+          <w:smallCaps w:val="false"/>
+          <w:color w:val="000000"/>
+          <w:spacing w:val="0"/>
+          <w:sz w:val="17"/>
+        </w:rPr>
+      </w:pPr>
+      <w:r>
+        <w:rPr>
+          <w:rFonts w:ascii="Anthropic Sans;apple-system;BlinkMacSystemFont;Segoe UI;sans-serif" w:hAnsi="Anthropic Sans;apple-system;BlinkMacSystemFont;Segoe UI;sans-serif"/>
+          <w:b/>
+          <w:i w:val="false"/>
+          <w:caps w:val="false"/>
+          <w:smallCaps w:val="false"/>
+          <w:color w:val="000000"/>
+          <w:spacing w:val="0"/>
+          <w:sz w:val="17"/>
+        </w:rPr>
+        <w:t>PHP</w:t>
+      </w:r>
+    </w:p>
+    <w:p>
+      <w:pPr>
+        <w:pStyle w:val="BodyText"/>
+        <w:widowControl/>
+        <w:spacing w:lineRule="auto" w:line="278" w:before="0" w:after="0"/>
+        <w:ind w:hanging="0" w:start="0" w:end="0"/>
+        <w:rPr>
+          <w:rFonts w:ascii="Anthropic Sans;apple-system;BlinkMacSystemFont;Segoe UI;sans-serif" w:hAnsi="Anthropic Sans;apple-system;BlinkMacSystemFont;Segoe UI;sans-serif"/>
+          <w:b/>
+          <w:i w:val="false"/>
+          <w:caps w:val="false"/>
+          <w:smallCaps w:val="false"/>
+          <w:color w:val="000000"/>
+          <w:spacing w:val="0"/>
+          <w:sz w:val="20"/>
+        </w:rPr>
+      </w:pPr>
+      <w:r>
+        <w:rPr>
+          <w:rFonts w:ascii="Anthropic Sans;apple-system;BlinkMacSystemFont;Segoe UI;sans-serif" w:hAnsi="Anthropic Sans;apple-system;BlinkMacSystemFont;Segoe UI;sans-serif"/>
+          <w:b/>
+          <w:i w:val="false"/>
+          <w:caps w:val="false"/>
+          <w:smallCaps w:val="false"/>
+          <w:color w:val="000000"/>
+          <w:spacing w:val="0"/>
+          <w:sz w:val="20"/>
+        </w:rPr>
+        <w:t>16</w:t>
+      </w:r>
+    </w:p>
+    <w:p>
+      <w:pPr>
+        <w:pStyle w:val="BodyText"/>
+        <w:widowControl/>
+        <w:spacing w:lineRule="auto" w:line="278" w:before="0" w:after="30"/>
+        <w:ind w:hanging="0" w:start="0" w:end="0"/>
+        <w:rPr>
+          <w:rFonts w:ascii="Anthropic Sans;apple-system;BlinkMacSystemFont;Segoe UI;sans-serif" w:hAnsi="Anthropic Sans;apple-system;BlinkMacSystemFont;Segoe UI;sans-serif"/>
+          <w:b/>
+          <w:i w:val="false"/>
+          <w:caps w:val="false"/>
+          <w:smallCaps w:val="false"/>
+          <w:color w:val="000000"/>
+          <w:spacing w:val="0"/>
+          <w:sz w:val="20"/>
+        </w:rPr>
+      </w:pPr>
+      <w:r>
+        <w:rPr>
+          <w:rFonts w:ascii="Anthropic Sans;apple-system;BlinkMacSystemFont;Segoe UI;sans-serif" w:hAnsi="Anthropic Sans;apple-system;BlinkMacSystemFont;Segoe UI;sans-serif"/>
+          <w:b/>
+          <w:i w:val="false"/>
+          <w:caps w:val="false"/>
+          <w:smallCaps w:val="false"/>
+          <w:color w:val="000000"/>
+          <w:spacing w:val="0"/>
+          <w:sz w:val="20"/>
+        </w:rPr>
+        <w:t>Ranking global de alunos</w:t>
+      </w:r>
+    </w:p>
+    <w:p>
+      <w:pPr>
+        <w:pStyle w:val="BodyText"/>
+        <w:widowControl/>
+        <w:spacing w:lineRule="auto" w:line="360" w:before="0" w:after="0"/>
+        <w:ind w:hanging="0" w:start="0" w:end="0"/>
+        <w:rPr>
+          <w:rFonts w:ascii="Anthropic Sans;apple-system;BlinkMacSystemFont;Segoe UI;sans-serif" w:hAnsi="Anthropic Sans;apple-system;BlinkMacSystemFont;Segoe UI;sans-serif"/>
+          <w:b w:val="false"/>
+          <w:i w:val="false"/>
+          <w:caps w:val="false"/>
+          <w:smallCaps w:val="false"/>
+          <w:color w:val="000000"/>
+          <w:spacing w:val="0"/>
+          <w:sz w:val="18"/>
+        </w:rPr>
+      </w:pPr>
+      <w:r>
+        <w:rPr>
+          <w:rFonts w:ascii="Anthropic Sans;apple-system;BlinkMacSystemFont;Segoe UI;sans-serif" w:hAnsi="Anthropic Sans;apple-system;BlinkMacSystemFont;Segoe UI;sans-serif"/>
+          <w:b w:val="false"/>
+          <w:i w:val="false"/>
+          <w:caps w:val="false"/>
+          <w:smallCaps w:val="false"/>
+          <w:color w:val="000000"/>
+          <w:spacing w:val="0"/>
+          <w:sz w:val="18"/>
+        </w:rPr>
+        <w:t>Top alunos por globinhos e streak. Impossível sem banco. É o recurso que mais vai criar competição saudável entre alunos.</w:t>
       </w:r>
     </w:p>
     <w:p>
       <w:pPr>
         <w:pStyle w:val="Normal"/>
         <w:jc w:val="start"/>
-        <w:rPr/>
-      </w:pPr>
-      <w:r>
-        <w:rPr/>
-      </w:r>
-    </w:p>
-    <w:p>
-      <w:pPr>
-        <w:pStyle w:val="Normal"/>
+        <w:rPr>
+          <w:color w:val="000000"/>
+        </w:rPr>
+      </w:pPr>
+      <w:r>
+        <w:rPr>
+          <w:color w:val="000000"/>
+        </w:rPr>
+      </w:r>
+    </w:p>
+    <w:p>
+      <w:pPr>
+        <w:pStyle w:val="Normal"/>
+        <w:jc w:val="start"/>
+        <w:rPr/>
+      </w:pPr>
+      <w:r>
+        <w:rPr/>
+      </w:r>
+      <w:r>
+        <w:br w:type="page"/>
+      </w:r>
+    </w:p>
+    <w:p>
+      <w:pPr>
+        <w:pStyle w:val="Normal"/>
+        <w:spacing w:before="0" w:after="160"/>
         <w:jc w:val="start"/>
         <w:rPr/>
       </w:pPr>
@@ -11702,7 +12768,7 @@
       </w:pPr>
       <w:r>
         <w:rPr>
-          <w:rStyle w:val="Cdigo-fonte"/>
+          <w:rStyle w:val="Cdigo-fonteuser"/>
           <w:b/>
         </w:rPr>
         <w:t>duvid-db.js</w:t>
@@ -11713,7 +12779,7 @@
       </w:r>
       <w:r>
         <w:rPr>
-          <w:rStyle w:val="Cdigo-fonte"/>
+          <w:rStyle w:val="Cdigo-fonteuser"/>
         </w:rPr>
         <w:t>DuvidDB</w:t>
       </w:r>
@@ -11739,7 +12805,7 @@
       </w:pPr>
       <w:r>
         <w:rPr>
-          <w:rStyle w:val="Cdigo-fonte"/>
+          <w:rStyle w:val="Cdigo-fonteuser"/>
           <w:b/>
         </w:rPr>
         <w:t>duvid-ui.js</w:t>
@@ -11750,7 +12816,7 @@
       </w:r>
       <w:r>
         <w:rPr>
-          <w:rStyle w:val="Cdigo-fonte"/>
+          <w:rStyle w:val="Cdigo-fonteuser"/>
         </w:rPr>
         <w:t>atualizarInterface</w:t>
       </w:r>
@@ -11760,7 +12826,7 @@
       </w:r>
       <w:r>
         <w:rPr>
-          <w:rStyle w:val="Cdigo-fonte"/>
+          <w:rStyle w:val="Cdigo-fonteuser"/>
         </w:rPr>
         <w:t>dispararComemoracao</w:t>
       </w:r>
@@ -11770,7 +12836,7 @@
       </w:r>
       <w:r>
         <w:rPr>
-          <w:rStyle w:val="Cdigo-fonte"/>
+          <w:rStyle w:val="Cdigo-fonteuser"/>
         </w:rPr>
         <w:t>animarContador</w:t>
       </w:r>
@@ -11796,7 +12862,7 @@
       </w:pPr>
       <w:r>
         <w:rPr>
-          <w:rStyle w:val="Cdigo-fonte"/>
+          <w:rStyle w:val="Cdigo-fonteuser"/>
           <w:b/>
         </w:rPr>
         <w:t>duvid-audio.js</w:t>
@@ -11807,7 +12873,7 @@
       </w:r>
       <w:r>
         <w:rPr>
-          <w:rStyle w:val="Cdigo-fonte"/>
+          <w:rStyle w:val="Cdigo-fonteuser"/>
         </w:rPr>
         <w:t>playSom</w:t>
       </w:r>
@@ -11852,14 +12918,18 @@
       <w:r>
         <w:rPr/>
       </w:r>
+      <w:r>
+        <w:br w:type="page"/>
+      </w:r>
     </w:p>
     <w:p>
       <w:pPr>
         <w:pStyle w:val="Heading2"/>
-        <w:rPr/>
-      </w:pPr>
-      <w:bookmarkStart w:id="54" w:name="__RefHeading___Toc1605_1582771363"/>
-      <w:bookmarkEnd w:id="54"/>
+        <w:spacing w:before="0" w:after="80"/>
+        <w:rPr/>
+      </w:pPr>
+      <w:bookmarkStart w:id="58" w:name="__RefHeading___Toc1605_1582771363"/>
+      <w:bookmarkEnd w:id="58"/>
       <w:r>
         <w:rPr/>
         <w:t>Prompts</w:t>
@@ -11937,7 +13007,7 @@
         <w:rPr>
           <w:color w:val="000000"/>
         </w:rPr>
-        <w:t>"Infográfico educativo vertical (proporção 9:16) no estilo 'roadmap' ou caminho sinuoso, inspirado em materiais didáticos modernos. O design deve apresentar uma estrada central em perspectiva que sobe pela imagem, conectando 6 tópicos numerados de 1 a 6.</w:t>
+        <w:t>"Infográfico educativo vertical (proporção 9:16) no estilo 'roadmap' ou caminho sinuoso, inspirado em materiais didáticos modernos. O design deve apresentar uma estrada central em perspectiva que sobe pela imagem.</w:t>
       </w:r>
     </w:p>
     <w:p>
@@ -12055,6 +13125,77 @@
           <w:color w:val="000000"/>
         </w:rPr>
       </w:r>
+    </w:p>
+    <w:p>
+      <w:pPr>
+        <w:pStyle w:val="Normal"/>
+        <w:jc w:val="start"/>
+        <w:rPr>
+          <w:color w:val="000000"/>
+        </w:rPr>
+      </w:pPr>
+      <w:r>
+        <w:rPr>
+          <w:color w:val="000000"/>
+        </w:rPr>
+      </w:r>
+    </w:p>
+    <w:p>
+      <w:pPr>
+        <w:pStyle w:val="Normal"/>
+        <w:jc w:val="start"/>
+        <w:rPr>
+          <w:color w:val="000000"/>
+        </w:rPr>
+      </w:pPr>
+      <w:r>
+        <w:rPr>
+          <w:color w:val="000000"/>
+        </w:rPr>
+        <w:t>Prompst para as imagens das questões:</w:t>
+      </w:r>
+    </w:p>
+    <w:p>
+      <w:pPr>
+        <w:pStyle w:val="Normal"/>
+        <w:jc w:val="start"/>
+        <w:rPr>
+          <w:color w:val="000000"/>
+        </w:rPr>
+      </w:pPr>
+      <w:r>
+        <w:rPr>
+          <w:rFonts w:eastAsia="Aptos" w:cs=""/>
+          <w:color w:val="000000"/>
+          <w:kern w:val="2"/>
+          <w:sz w:val="24"/>
+          <w:szCs w:val="24"/>
+          <w:lang w:val="pt-BR" w:eastAsia="en-US" w:bidi="ar-SA"/>
+        </w:rPr>
+        <w:t xml:space="preserve">Pegue a ideia central da questão acima e faça a imagem com essa características: Estilo: Ilustração digital educacional limpa, traços nítidos, cores vibrantes mas paleta </w:t>
+      </w:r>
+      <w:r>
+        <w:rPr>
+          <w:color w:val="000000"/>
+        </w:rPr>
+        <w:t xml:space="preserve">profissional, estilo cartum pixel art de livro didático moderno.  Centralizado, foco no conceito. Composição horizontal otimizada para uma altura de 580 pixels. </w:t>
+      </w:r>
+      <w:r>
+        <w:rPr>
+          <w:i/>
+        </w:rPr>
+        <w:t>paleta profissional do site duvid.com.br"</w:t>
+      </w:r>
+      <w:r>
+        <w:rPr/>
+        <w:t>. Uma imagem quadrada, 580 x 580 px, s</w:t>
+      </w:r>
+      <w:r>
+        <w:rPr>
+          <w:color w:val="000000"/>
+        </w:rPr>
+        <w:t>em texto dentro da imagem. A ideia é uma figura que ilustra o que a questão pede.</w:t>
+      </w:r>
       <w:r>
         <w:br w:type="page"/>
       </w:r>
@@ -12077,9 +13218,9 @@
       <w:r>
         <w:rPr/>
       </w:r>
-      <w:bookmarkStart w:id="55" w:name="__RefHeading___Toc1888_3396507"/>
-      <w:bookmarkStart w:id="56" w:name="__RefHeading___Toc1888_3396507"/>
-      <w:bookmarkEnd w:id="56"/>
+      <w:bookmarkStart w:id="59" w:name="__RefHeading___Toc1888_3396507"/>
+      <w:bookmarkStart w:id="60" w:name="__RefHeading___Toc1888_3396507"/>
+      <w:bookmarkEnd w:id="60"/>
     </w:p>
     <w:p>
       <w:pPr>
@@ -12176,7 +13317,7 @@
       <w:jc w:val="end"/>
       <w:rPr/>
     </w:pPr>
-    <w:bookmarkStart w:id="57" w:name="PageNumWizard_HEADER_Estilo_de_página_Pa"/>
+    <w:bookmarkStart w:id="61" w:name="PageNumWizard_HEADER_Estilo_de_página_Pa"/>
     <w:r>
       <w:rPr/>
       <w:fldChar w:fldCharType="begin"/>
@@ -12197,7 +13338,7 @@
       <w:rPr/>
       <w:fldChar w:fldCharType="end"/>
     </w:r>
-    <w:bookmarkEnd w:id="57"/>
+    <w:bookmarkEnd w:id="61"/>
   </w:p>
 </w:hdr>
 </file>
@@ -12211,7 +13352,7 @@
       <w:jc w:val="end"/>
       <w:rPr/>
     </w:pPr>
-    <w:bookmarkStart w:id="58" w:name="PageNumWizard_HEADER_Estilo_de_página_Pa"/>
+    <w:bookmarkStart w:id="62" w:name="PageNumWizard_HEADER_Estilo_de_página_Pa"/>
     <w:r>
       <w:rPr/>
       <w:fldChar w:fldCharType="begin"/>
@@ -12232,7 +13373,7 @@
       <w:rPr/>
       <w:fldChar w:fldCharType="end"/>
     </w:r>
-    <w:bookmarkEnd w:id="58"/>
+    <w:bookmarkEnd w:id="62"/>
   </w:p>
 </w:hdr>
 </file>
@@ -18422,10 +19563,36 @@
       <w:u w:val="single"/>
     </w:rPr>
   </w:style>
+  <w:style w:type="character" w:styleId="Vnculodendice">
+    <w:name w:val="Vínculo de índice"/>
+    <w:qFormat/>
+    <w:rPr/>
+  </w:style>
+  <w:style w:type="character" w:styleId="Marcadores">
+    <w:name w:val="Marcadores"/>
+    <w:qFormat/>
+    <w:rPr>
+      <w:rFonts w:ascii="OpenSymbol" w:hAnsi="OpenSymbol" w:eastAsia="OpenSymbol" w:cs="OpenSymbol"/>
+    </w:rPr>
+  </w:style>
+  <w:style w:type="character" w:styleId="Cdigo-fonte">
+    <w:name w:val="Código-fonte"/>
+    <w:qFormat/>
+    <w:rPr>
+      <w:rFonts w:ascii="Liberation Mono" w:hAnsi="Liberation Mono" w:eastAsia="Liberation Mono" w:cs="Liberation Mono"/>
+    </w:rPr>
+  </w:style>
   <w:style w:type="character" w:styleId="Vnculodendiceuser">
     <w:name w:val="Vínculo de índice (user)"/>
     <w:qFormat/>
     <w:rPr/>
+  </w:style>
+  <w:style w:type="character" w:styleId="Cdigo-fonteuser">
+    <w:name w:val="Código-fonte (user)"/>
+    <w:qFormat/>
+    <w:rPr>
+      <w:rFonts w:ascii="Liberation Mono" w:hAnsi="Liberation Mono" w:eastAsia="Liberation Mono" w:cs="Liberation Mono"/>
+    </w:rPr>
   </w:style>
   <w:style w:type="character" w:styleId="Marcadoresuser">
     <w:name w:val="Marcadores (user)"/>
@@ -18434,39 +19601,13 @@
       <w:rFonts w:ascii="OpenSymbol" w:hAnsi="OpenSymbol" w:eastAsia="OpenSymbol" w:cs="OpenSymbol"/>
     </w:rPr>
   </w:style>
-  <w:style w:type="character" w:styleId="Cdigo-fonteuser">
-    <w:name w:val="Código-fonte (user)"/>
-    <w:qFormat/>
-    <w:rPr>
-      <w:rFonts w:ascii="Liberation Mono" w:hAnsi="Liberation Mono" w:eastAsia="Liberation Mono" w:cs="Liberation Mono"/>
-    </w:rPr>
-  </w:style>
-  <w:style w:type="character" w:styleId="Vnculodendice">
-    <w:name w:val="Vínculo de índice"/>
+  <w:style w:type="character" w:styleId="Smbolosdenumerao">
+    <w:name w:val="Símbolos de numeração"/>
     <w:qFormat/>
     <w:rPr/>
   </w:style>
-  <w:style w:type="character" w:styleId="Cdigo-fonte">
-    <w:name w:val="Código-fonte"/>
-    <w:qFormat/>
-    <w:rPr>
-      <w:rFonts w:ascii="Liberation Mono" w:hAnsi="Liberation Mono" w:eastAsia="Liberation Mono" w:cs="Liberation Mono"/>
-    </w:rPr>
-  </w:style>
-  <w:style w:type="character" w:styleId="Marcadores">
-    <w:name w:val="Marcadores"/>
-    <w:qFormat/>
-    <w:rPr>
-      <w:rFonts w:ascii="OpenSymbol" w:hAnsi="OpenSymbol" w:eastAsia="OpenSymbol" w:cs="OpenSymbol"/>
-    </w:rPr>
-  </w:style>
   <w:style w:type="character" w:styleId="Smbolosdenumeraouser">
     <w:name w:val="Símbolos de numeração (user)"/>
-    <w:qFormat/>
-    <w:rPr/>
-  </w:style>
-  <w:style w:type="character" w:styleId="Smbolosdenumerao">
-    <w:name w:val="Símbolos de numeração"/>
     <w:qFormat/>
     <w:rPr/>
   </w:style>
@@ -18653,8 +19794,8 @@
       <w:color w:themeColor="accent1" w:themeShade="bf" w:val="0F4761"/>
     </w:rPr>
   </w:style>
-  <w:style w:type="paragraph" w:styleId="Cabealhoerodapuser">
-    <w:name w:val="Cabeçalho e rodapé (user)"/>
+  <w:style w:type="paragraph" w:styleId="Cabealhoerodap">
+    <w:name w:val="Cabeçalho e rodapé"/>
     <w:basedOn w:val="Normal"/>
     <w:qFormat/>
     <w:pPr>
@@ -18667,8 +19808,8 @@
     </w:pPr>
     <w:rPr/>
   </w:style>
-  <w:style w:type="paragraph" w:styleId="Cabealhoerodap">
-    <w:name w:val="Cabeçalho e rodapé"/>
+  <w:style w:type="paragraph" w:styleId="Cabealhoerodapuser">
+    <w:name w:val="Cabeçalho e rodapé (user)"/>
     <w:basedOn w:val="Normal"/>
     <w:qFormat/>
     <w:pPr/>
@@ -18676,7 +19817,7 @@
   </w:style>
   <w:style w:type="paragraph" w:styleId="Header">
     <w:name w:val="header"/>
-    <w:basedOn w:val="Cabealhoerodapuser"/>
+    <w:basedOn w:val="Cabealhoerodap"/>
     <w:pPr>
       <w:suppressLineNumbers/>
     </w:pPr>
@@ -18684,7 +19825,7 @@
   </w:style>
   <w:style w:type="paragraph" w:styleId="IndexHeading">
     <w:name w:val="index heading"/>
-    <w:basedOn w:val="Ttulouser"/>
+    <w:basedOn w:val="Ttulo"/>
     <w:pPr>
       <w:suppressLineNumbers/>
       <w:ind w:hanging="0" w:start="0"/>
@@ -18713,13 +19854,64 @@
   </w:style>
   <w:style w:type="paragraph" w:styleId="TOC1">
     <w:name w:val="toc 1"/>
-    <w:basedOn w:val="ndiceuser"/>
+    <w:basedOn w:val="ndice"/>
     <w:pPr>
       <w:tabs>
         <w:tab w:val="clear" w:pos="708"/>
         <w:tab w:val="right" w:pos="8504" w:leader="dot"/>
       </w:tabs>
       <w:ind w:hanging="0" w:start="0"/>
+    </w:pPr>
+    <w:rPr/>
+  </w:style>
+  <w:style w:type="paragraph" w:styleId="Linhahorizontal">
+    <w:name w:val="Linha horizontal"/>
+    <w:basedOn w:val="Normal"/>
+    <w:next w:val="BodyText"/>
+    <w:qFormat/>
+    <w:pPr>
+      <w:suppressLineNumbers/>
+      <w:pBdr>
+        <w:bottom w:val="double" w:sz="2" w:space="0" w:color="808080"/>
+      </w:pBdr>
+      <w:spacing w:before="0" w:after="283"/>
+    </w:pPr>
+    <w:rPr>
+      <w:sz w:val="12"/>
+      <w:szCs w:val="12"/>
+    </w:rPr>
+  </w:style>
+  <w:style w:type="paragraph" w:styleId="Blocodecitao">
+    <w:name w:val="Bloco de citação"/>
+    <w:basedOn w:val="Normal"/>
+    <w:qFormat/>
+    <w:pPr>
+      <w:spacing w:before="0" w:after="283"/>
+      <w:ind w:hanging="0" w:start="567" w:end="567"/>
+    </w:pPr>
+    <w:rPr/>
+  </w:style>
+  <w:style w:type="paragraph" w:styleId="TOC2">
+    <w:name w:val="toc 2"/>
+    <w:basedOn w:val="ndice"/>
+    <w:pPr>
+      <w:tabs>
+        <w:tab w:val="clear" w:pos="708"/>
+        <w:tab w:val="right" w:pos="8221" w:leader="dot"/>
+      </w:tabs>
+      <w:ind w:hanging="0" w:start="283"/>
+    </w:pPr>
+    <w:rPr/>
+  </w:style>
+  <w:style w:type="paragraph" w:styleId="TOC3">
+    <w:name w:val="toc 3"/>
+    <w:basedOn w:val="ndice"/>
+    <w:pPr>
+      <w:tabs>
+        <w:tab w:val="clear" w:pos="708"/>
+        <w:tab w:val="right" w:pos="7937" w:leader="dot"/>
+      </w:tabs>
+      <w:ind w:hanging="0" w:start="567"/>
     </w:pPr>
     <w:rPr/>
   </w:style>
@@ -18750,59 +19942,8 @@
     </w:pPr>
     <w:rPr/>
   </w:style>
-  <w:style w:type="paragraph" w:styleId="TOC2">
-    <w:name w:val="toc 2"/>
-    <w:basedOn w:val="ndiceuser"/>
-    <w:pPr>
-      <w:tabs>
-        <w:tab w:val="clear" w:pos="708"/>
-        <w:tab w:val="right" w:pos="8221" w:leader="dot"/>
-      </w:tabs>
-      <w:ind w:hanging="0" w:start="283"/>
-    </w:pPr>
-    <w:rPr/>
-  </w:style>
-  <w:style w:type="paragraph" w:styleId="TOC3">
-    <w:name w:val="toc 3"/>
-    <w:basedOn w:val="ndiceuser"/>
-    <w:pPr>
-      <w:tabs>
-        <w:tab w:val="clear" w:pos="708"/>
-        <w:tab w:val="right" w:pos="7937" w:leader="dot"/>
-      </w:tabs>
-      <w:ind w:hanging="0" w:start="567"/>
-    </w:pPr>
-    <w:rPr/>
-  </w:style>
-  <w:style w:type="paragraph" w:styleId="Linhahorizontal">
-    <w:name w:val="Linha horizontal"/>
-    <w:basedOn w:val="Normal"/>
-    <w:next w:val="BodyText"/>
-    <w:qFormat/>
-    <w:pPr>
-      <w:suppressLineNumbers/>
-      <w:pBdr>
-        <w:bottom w:val="double" w:sz="2" w:space="0" w:color="808080"/>
-      </w:pBdr>
-      <w:spacing w:before="0" w:after="283"/>
-    </w:pPr>
-    <w:rPr>
-      <w:sz w:val="12"/>
-      <w:szCs w:val="12"/>
-    </w:rPr>
-  </w:style>
-  <w:style w:type="paragraph" w:styleId="Blocodecitao">
-    <w:name w:val="Bloco de citação"/>
-    <w:basedOn w:val="Normal"/>
-    <w:qFormat/>
-    <w:pPr>
-      <w:spacing w:before="0" w:after="283"/>
-      <w:ind w:hanging="0" w:start="567" w:end="567"/>
-    </w:pPr>
-    <w:rPr/>
-  </w:style>
-  <w:style w:type="paragraph" w:styleId="Contedodatabelauser">
-    <w:name w:val="Conteúdo da tabela (user)"/>
+  <w:style w:type="paragraph" w:styleId="Contedodatabela">
+    <w:name w:val="Conteúdo da tabela"/>
     <w:basedOn w:val="Normal"/>
     <w:qFormat/>
     <w:pPr>
@@ -18811,9 +19952,9 @@
     </w:pPr>
     <w:rPr/>
   </w:style>
-  <w:style w:type="paragraph" w:styleId="Ttulodetabelauser">
-    <w:name w:val="Título de tabela (user)"/>
-    <w:basedOn w:val="Contedodatabelauser"/>
+  <w:style w:type="paragraph" w:styleId="Ttulodetabela">
+    <w:name w:val="Título de tabela"/>
+    <w:basedOn w:val="Contedodatabela"/>
     <w:qFormat/>
     <w:pPr>
       <w:suppressLineNumbers/>
@@ -18824,15 +19965,15 @@
       <w:bCs/>
     </w:rPr>
   </w:style>
-  <w:style w:type="paragraph" w:styleId="Contedodoquadro">
-    <w:name w:val="Conteúdo do quadro"/>
+  <w:style w:type="paragraph" w:styleId="Contedodoquadrouser">
+    <w:name w:val="Conteúdo do quadro (user)"/>
     <w:basedOn w:val="Normal"/>
     <w:qFormat/>
     <w:pPr/>
     <w:rPr/>
   </w:style>
-  <w:style w:type="numbering" w:styleId="Semlistauser" w:default="1">
-    <w:name w:val="Sem lista (user)"/>
+  <w:style w:type="numbering" w:styleId="Semlista" w:default="1">
+    <w:name w:val="Sem lista"/>
     <w:uiPriority w:val="99"/>
     <w:semiHidden/>
     <w:unhideWhenUsed/>

--- a/rotinas/DocumentacaoSite.docx
+++ b/rotinas/DocumentacaoSite.docx
@@ -1299,7 +1299,7 @@
               </w:rPr>
               <w:t>Prompts</w:t>
               <w:tab/>
-              <w:t>28</w:t>
+              <w:t>29</w:t>
             </w:r>
           </w:hyperlink>
           <w:r>
@@ -2115,31 +2115,7 @@
                 <w:rFonts w:ascii="Google Sans Text;sans-serif" w:hAnsi="Google Sans Text;sans-serif"/>
                 <w:b/>
               </w:rPr>
-              <w:t>duvid</w:t>
-            </w:r>
-            <w:r>
-              <w:rPr>
-                <w:rStyle w:val="Cdigo-fonte"/>
-                <w:rFonts w:ascii="Google Sans Text;sans-serif" w:hAnsi="Google Sans Text;sans-serif"/>
-                <w:b/>
-              </w:rPr>
-              <w:t>_</w:t>
-            </w:r>
-            <w:r>
-              <w:rPr>
-                <w:rStyle w:val="Cdigo-fonte"/>
-                <w:rFonts w:ascii="Google Sans Text;sans-serif" w:hAnsi="Google Sans Text;sans-serif"/>
-                <w:b/>
-              </w:rPr>
-              <w:t>api</w:t>
-            </w:r>
-            <w:r>
-              <w:rPr>
-                <w:rStyle w:val="Cdigo-fonte"/>
-                <w:rFonts w:ascii="Google Sans Text;sans-serif" w:hAnsi="Google Sans Text;sans-serif"/>
-                <w:b/>
-              </w:rPr>
-              <w:t>.php</w:t>
+              <w:t>duvid_api.php</w:t>
             </w:r>
           </w:p>
         </w:tc>
@@ -12963,7 +12939,187 @@
           <w:spacing w:val="0"/>
           <w:sz w:val="24"/>
         </w:rPr>
-        <w:t>Redesenhe o ícone em anexo em pixel art nítido, de alta resolução (640x430 px) com um fundo contextual. O estilo deve ser 'pixel art polido' (polished pixel art), com cores ricas e sombras definidas (sem borrão) para criar volume e profundidade. O objeto deve ser claramente reconhecível, com detalhes aprimorados em relação a versões simples. Fundo transparente.</w:t>
+        <w:t xml:space="preserve">Redesenhe o ícone em anexo em pixel art nítido, de alta resolução (640x430 px) com um fundo contextual. O estilo deve ser 'pixel art polido' (polished pixel art), com cores ricas e sombras definidas (sem borrão) para criar volume e profundidade. O objeto deve ser claramente reconhecível, com detalhes aprimorados em relação a versões simples. </w:t>
+      </w:r>
+      <w:r>
+        <w:rPr>
+          <w:rFonts w:ascii="Google Sans Flex;Google Sans;Helvetica Neue;sans-serif" w:hAnsi="Google Sans Flex;Google Sans;Helvetica Neue;sans-serif"/>
+          <w:b w:val="false"/>
+          <w:i w:val="false"/>
+          <w:caps w:val="false"/>
+          <w:smallCaps w:val="false"/>
+          <w:color w:val="000000"/>
+          <w:spacing w:val="0"/>
+          <w:sz w:val="24"/>
+        </w:rPr>
+        <w:t>Preencha todo o espaço da imagem.</w:t>
+      </w:r>
+    </w:p>
+    <w:p>
+      <w:pPr>
+        <w:pStyle w:val="Normal"/>
+        <w:jc w:val="both"/>
+        <w:rPr>
+          <w:rFonts w:ascii="Google Sans Flex;Google Sans;Helvetica Neue;sans-serif" w:hAnsi="Google Sans Flex;Google Sans;Helvetica Neue;sans-serif"/>
+          <w:b w:val="false"/>
+          <w:i w:val="false"/>
+          <w:caps w:val="false"/>
+          <w:smallCaps w:val="false"/>
+          <w:color w:val="000000"/>
+          <w:spacing w:val="0"/>
+          <w:sz w:val="24"/>
+        </w:rPr>
+      </w:pPr>
+      <w:r>
+        <w:rPr>
+          <w:rFonts w:ascii="Google Sans Flex;Google Sans;Helvetica Neue;sans-serif" w:hAnsi="Google Sans Flex;Google Sans;Helvetica Neue;sans-serif"/>
+          <w:b w:val="false"/>
+          <w:i w:val="false"/>
+          <w:caps w:val="false"/>
+          <w:smallCaps w:val="false"/>
+          <w:color w:val="000000"/>
+          <w:spacing w:val="0"/>
+          <w:sz w:val="24"/>
+        </w:rPr>
+      </w:r>
+    </w:p>
+    <w:p>
+      <w:pPr>
+        <w:pStyle w:val="Normal"/>
+        <w:jc w:val="both"/>
+        <w:rPr/>
+      </w:pPr>
+      <w:r>
+        <w:rPr>
+          <w:rFonts w:ascii="Google Sans Flex;Google Sans;Helvetica Neue;sans-serif" w:hAnsi="Google Sans Flex;Google Sans;Helvetica Neue;sans-serif"/>
+          <w:b w:val="false"/>
+          <w:i w:val="false"/>
+          <w:caps w:val="false"/>
+          <w:smallCaps w:val="false"/>
+          <w:color w:val="000000"/>
+          <w:spacing w:val="0"/>
+          <w:sz w:val="24"/>
+        </w:rPr>
+        <w:t>Faça uma imagem</w:t>
+      </w:r>
+      <w:r>
+        <w:rPr>
+          <w:rFonts w:ascii="Google Sans Flex;Google Sans;Helvetica Neue;sans-serif" w:hAnsi="Google Sans Flex;Google Sans;Helvetica Neue;sans-serif"/>
+          <w:b w:val="false"/>
+          <w:i w:val="false"/>
+          <w:caps w:val="false"/>
+          <w:smallCaps w:val="false"/>
+          <w:color w:val="000000"/>
+          <w:spacing w:val="0"/>
+          <w:sz w:val="24"/>
+        </w:rPr>
+        <w:t xml:space="preserve"> em pixel art nítido, de alta resolução (640x430 px) com um fundo contextual. O estilo deve ser 'pixel art polido' (polished pixel art), com cores ricas e sombras definidas (sem borrão) para criar volume e profundidade. O objeto deve ser claramente reconhecível, com detalhes aprimorados em relação a versões simples.</w:t>
+      </w:r>
+      <w:r>
+        <w:rPr>
+          <w:rFonts w:ascii="Google Sans Flex;Google Sans;Helvetica Neue;sans-serif" w:hAnsi="Google Sans Flex;Google Sans;Helvetica Neue;sans-serif"/>
+          <w:b w:val="false"/>
+          <w:i w:val="false"/>
+          <w:caps w:val="false"/>
+          <w:smallCaps w:val="false"/>
+          <w:color w:val="000000"/>
+          <w:spacing w:val="0"/>
+          <w:sz w:val="24"/>
+        </w:rPr>
+        <w:t xml:space="preserve"> </w:t>
+      </w:r>
+      <w:r>
+        <w:rPr>
+          <w:rFonts w:ascii="Google Sans Flex;Google Sans;Helvetica Neue;sans-serif" w:hAnsi="Google Sans Flex;Google Sans;Helvetica Neue;sans-serif"/>
+          <w:b w:val="false"/>
+          <w:i w:val="false"/>
+          <w:caps w:val="false"/>
+          <w:smallCaps w:val="false"/>
+          <w:color w:val="000000"/>
+          <w:spacing w:val="0"/>
+          <w:sz w:val="24"/>
+        </w:rPr>
+        <w:t xml:space="preserve">Preencha todo o espaço da imagem. </w:t>
+      </w:r>
+      <w:r>
+        <w:rPr>
+          <w:rFonts w:ascii="Google Sans Flex;Google Sans;Helvetica Neue;sans-serif" w:hAnsi="Google Sans Flex;Google Sans;Helvetica Neue;sans-serif"/>
+          <w:b w:val="false"/>
+          <w:i w:val="false"/>
+          <w:caps w:val="false"/>
+          <w:smallCaps w:val="false"/>
+          <w:color w:val="000000"/>
+          <w:spacing w:val="0"/>
+          <w:sz w:val="24"/>
+        </w:rPr>
+        <w:t xml:space="preserve">Não precisa inserir textos na imagem. </w:t>
+      </w:r>
+      <w:r>
+        <w:rPr>
+          <w:rFonts w:ascii="Google Sans Flex;Google Sans;Helvetica Neue;sans-serif" w:hAnsi="Google Sans Flex;Google Sans;Helvetica Neue;sans-serif"/>
+          <w:b w:val="false"/>
+          <w:i w:val="false"/>
+          <w:caps w:val="false"/>
+          <w:smallCaps w:val="false"/>
+          <w:color w:val="000000"/>
+          <w:spacing w:val="0"/>
+          <w:sz w:val="24"/>
+        </w:rPr>
+        <w:t xml:space="preserve">Deve aparecer </w:t>
+      </w:r>
+      <w:r>
+        <w:rPr>
+          <w:rFonts w:ascii="Google Sans Flex;Google Sans;Helvetica Neue;sans-serif" w:hAnsi="Google Sans Flex;Google Sans;Helvetica Neue;sans-serif"/>
+          <w:b w:val="false"/>
+          <w:i w:val="false"/>
+          <w:caps w:val="false"/>
+          <w:smallCaps w:val="false"/>
+          <w:color w:val="000000"/>
+          <w:spacing w:val="0"/>
+          <w:sz w:val="24"/>
+        </w:rPr>
+        <w:t>esses</w:t>
+      </w:r>
+      <w:r>
+        <w:rPr>
+          <w:rFonts w:ascii="Google Sans Flex;Google Sans;Helvetica Neue;sans-serif" w:hAnsi="Google Sans Flex;Google Sans;Helvetica Neue;sans-serif"/>
+          <w:b w:val="false"/>
+          <w:i w:val="false"/>
+          <w:caps w:val="false"/>
+          <w:smallCaps w:val="false"/>
+          <w:color w:val="000000"/>
+          <w:spacing w:val="0"/>
+          <w:sz w:val="24"/>
+        </w:rPr>
+        <w:t xml:space="preserve"> temas em uma bela composição: </w:t>
+      </w:r>
+    </w:p>
+    <w:p>
+      <w:pPr>
+        <w:pStyle w:val="Normal"/>
+        <w:jc w:val="both"/>
+        <w:rPr>
+          <w:rFonts w:ascii="Google Sans Flex;Google Sans;Helvetica Neue;sans-serif" w:hAnsi="Google Sans Flex;Google Sans;Helvetica Neue;sans-serif"/>
+          <w:b w:val="false"/>
+          <w:i w:val="false"/>
+          <w:caps w:val="false"/>
+          <w:smallCaps w:val="false"/>
+          <w:color w:val="000000"/>
+          <w:spacing w:val="0"/>
+          <w:sz w:val="24"/>
+        </w:rPr>
+      </w:pPr>
+      <w:r>
+        <w:rPr>
+          <w:rFonts w:ascii="Google Sans Flex;Google Sans;Helvetica Neue;sans-serif" w:hAnsi="Google Sans Flex;Google Sans;Helvetica Neue;sans-serif"/>
+          <w:b w:val="false"/>
+          <w:i w:val="false"/>
+          <w:caps w:val="false"/>
+          <w:smallCaps w:val="false"/>
+          <w:color w:val="000000"/>
+          <w:spacing w:val="0"/>
+          <w:sz w:val="24"/>
+        </w:rPr>
       </w:r>
     </w:p>
     <w:p>
@@ -13085,7 +13241,7 @@
         <w:rPr>
           <w:color w:val="000000"/>
         </w:rPr>
-        <w:t>Elementos: Ícones 2D limpos, pequenos mapas, gráficos simplificados e personagens minimalistas (estilo flat design) interagindo com o conteúdo.</w:t>
+        <w:t>Elementos: Ícones limpos, pequenos mapas, gráficos simplificados e personagens minimalistas (estilo flat design) interagindo com o conteúdo.</w:t>
       </w:r>
     </w:p>
     <w:p>

--- a/rotinas/DocumentacaoSite.docx
+++ b/rotinas/DocumentacaoSite.docx
@@ -1302,6 +1302,66 @@
               <w:t>29</w:t>
             </w:r>
           </w:hyperlink>
+        </w:p>
+        <w:p>
+          <w:pPr>
+            <w:pStyle w:val="TOC3"/>
+            <w:tabs>
+              <w:tab w:val="clear" w:pos="7937"/>
+              <w:tab w:val="right" w:pos="8503" w:leader="dot"/>
+            </w:tabs>
+            <w:rPr/>
+          </w:pPr>
+          <w:hyperlink w:anchor="__RefHeading___Toc1690_486302963" w:tooltip="icones">
+            <w:r>
+              <w:rPr>
+                <w:rStyle w:val="Vnculodendice"/>
+              </w:rPr>
+              <w:t>icones</w:t>
+              <w:tab/>
+              <w:t>29</w:t>
+            </w:r>
+          </w:hyperlink>
+        </w:p>
+        <w:p>
+          <w:pPr>
+            <w:pStyle w:val="TOC3"/>
+            <w:tabs>
+              <w:tab w:val="clear" w:pos="7937"/>
+              <w:tab w:val="right" w:pos="8503" w:leader="dot"/>
+            </w:tabs>
+            <w:rPr/>
+          </w:pPr>
+          <w:hyperlink w:anchor="__RefHeading___Toc1692_486302963" w:tooltip="Infográfico">
+            <w:r>
+              <w:rPr>
+                <w:rStyle w:val="Vnculodendice"/>
+              </w:rPr>
+              <w:t>Infográfico</w:t>
+              <w:tab/>
+              <w:t>29</w:t>
+            </w:r>
+          </w:hyperlink>
+        </w:p>
+        <w:p>
+          <w:pPr>
+            <w:pStyle w:val="TOC3"/>
+            <w:tabs>
+              <w:tab w:val="clear" w:pos="7937"/>
+              <w:tab w:val="right" w:pos="8503" w:leader="dot"/>
+            </w:tabs>
+            <w:rPr/>
+          </w:pPr>
+          <w:hyperlink w:anchor="__RefHeading___Toc1694_486302963" w:tooltip="Prompst para as imagens das questões:">
+            <w:r>
+              <w:rPr>
+                <w:rStyle w:val="Vnculodendice"/>
+              </w:rPr>
+              <w:t>Prompst para as imagens das questões:</w:t>
+              <w:tab/>
+              <w:t>30</w:t>
+            </w:r>
+          </w:hyperlink>
           <w:r>
             <w:rPr>
               <w:rStyle w:val="Vnculodendice"/>
@@ -1548,7 +1608,7 @@
       </w:r>
       <w:r>
         <w:rPr>
-          <w:rStyle w:val="Cdigo-fonte"/>
+          <w:rStyle w:val="Cdigo-fonteuser"/>
         </w:rPr>
         <w:t>DuvidDB</w:t>
       </w:r>
@@ -1742,7 +1802,7 @@
           </w:tcPr>
           <w:p>
             <w:pPr>
-              <w:pStyle w:val="Contedodatabela"/>
+              <w:pStyle w:val="Contedodatabelauser"/>
               <w:spacing w:lineRule="auto" w:line="274" w:before="0" w:after="0"/>
               <w:ind w:hanging="0" w:start="0" w:end="0"/>
               <w:rPr/>
@@ -1769,7 +1829,7 @@
           </w:tcPr>
           <w:p>
             <w:pPr>
-              <w:pStyle w:val="Contedodatabela"/>
+              <w:pStyle w:val="Contedodatabelauser"/>
               <w:spacing w:lineRule="auto" w:line="274" w:before="0" w:after="0"/>
               <w:ind w:hanging="0" w:start="0" w:end="0"/>
               <w:rPr/>
@@ -1796,7 +1856,7 @@
           </w:tcPr>
           <w:p>
             <w:pPr>
-              <w:pStyle w:val="Contedodatabela"/>
+              <w:pStyle w:val="Contedodatabelauser"/>
               <w:spacing w:lineRule="auto" w:line="274" w:before="0" w:after="0"/>
               <w:ind w:hanging="0" w:start="0" w:end="0"/>
               <w:rPr/>
@@ -1826,14 +1886,14 @@
           </w:tcPr>
           <w:p>
             <w:pPr>
-              <w:pStyle w:val="Contedodatabela"/>
+              <w:pStyle w:val="Contedodatabelauser"/>
               <w:spacing w:lineRule="auto" w:line="274" w:before="0" w:after="140"/>
               <w:ind w:hanging="0" w:start="0" w:end="0"/>
               <w:rPr/>
             </w:pPr>
             <w:r>
               <w:rPr>
-                <w:rStyle w:val="Cdigo-fonte"/>
+                <w:rStyle w:val="Cdigo-fonteuser"/>
                 <w:rFonts w:ascii="Google Sans Text;sans-serif" w:hAnsi="Google Sans Text;sans-serif"/>
                 <w:b/>
               </w:rPr>
@@ -1854,7 +1914,7 @@
           </w:tcPr>
           <w:p>
             <w:pPr>
-              <w:pStyle w:val="Contedodatabela"/>
+              <w:pStyle w:val="Contedodatabelauser"/>
               <w:spacing w:lineRule="auto" w:line="274" w:before="0" w:after="140"/>
               <w:ind w:hanging="0" w:start="0" w:end="0"/>
               <w:rPr>
@@ -1882,7 +1942,7 @@
           </w:tcPr>
           <w:p>
             <w:pPr>
-              <w:pStyle w:val="Contedodatabela"/>
+              <w:pStyle w:val="Contedodatabelauser"/>
               <w:spacing w:lineRule="auto" w:line="274" w:before="0" w:after="140"/>
               <w:ind w:hanging="0" w:start="0" w:end="0"/>
               <w:rPr>
@@ -1915,14 +1975,14 @@
           </w:tcPr>
           <w:p>
             <w:pPr>
-              <w:pStyle w:val="Contedodatabela"/>
+              <w:pStyle w:val="Contedodatabelauser"/>
               <w:spacing w:lineRule="auto" w:line="274" w:before="0" w:after="140"/>
               <w:ind w:hanging="0" w:start="0" w:end="0"/>
               <w:rPr/>
             </w:pPr>
             <w:r>
               <w:rPr>
-                <w:rStyle w:val="Cdigo-fonte"/>
+                <w:rStyle w:val="Cdigo-fonteuser"/>
                 <w:rFonts w:ascii="Google Sans Text;sans-serif" w:hAnsi="Google Sans Text;sans-serif"/>
                 <w:b/>
               </w:rPr>
@@ -1943,7 +2003,7 @@
           </w:tcPr>
           <w:p>
             <w:pPr>
-              <w:pStyle w:val="Contedodatabela"/>
+              <w:pStyle w:val="Contedodatabelauser"/>
               <w:spacing w:lineRule="auto" w:line="274" w:before="0" w:after="140"/>
               <w:ind w:hanging="0" w:start="0" w:end="0"/>
               <w:rPr/>
@@ -1956,7 +2016,7 @@
             </w:r>
             <w:r>
               <w:rPr>
-                <w:rStyle w:val="Cdigo-fonte"/>
+                <w:rStyle w:val="Cdigo-fonteuser"/>
                 <w:rFonts w:ascii="Google Sans Text;sans-serif" w:hAnsi="Google Sans Text;sans-serif"/>
               </w:rPr>
               <w:t>DuvidDB</w:t>
@@ -1982,7 +2042,7 @@
           </w:tcPr>
           <w:p>
             <w:pPr>
-              <w:pStyle w:val="Contedodatabela"/>
+              <w:pStyle w:val="Contedodatabelauser"/>
               <w:spacing w:lineRule="auto" w:line="274" w:before="0" w:after="140"/>
               <w:ind w:hanging="0" w:start="0" w:end="0"/>
               <w:rPr>
@@ -2015,14 +2075,14 @@
           </w:tcPr>
           <w:p>
             <w:pPr>
-              <w:pStyle w:val="Contedodatabela"/>
+              <w:pStyle w:val="Contedodatabelauser"/>
               <w:spacing w:lineRule="auto" w:line="274" w:before="0" w:after="140"/>
               <w:ind w:hanging="0" w:start="0" w:end="0"/>
               <w:rPr/>
             </w:pPr>
             <w:r>
               <w:rPr>
-                <w:rStyle w:val="Cdigo-fonte"/>
+                <w:rStyle w:val="Cdigo-fonteuser"/>
                 <w:rFonts w:ascii="Google Sans Text;sans-serif" w:hAnsi="Google Sans Text;sans-serif"/>
                 <w:b/>
               </w:rPr>
@@ -2043,7 +2103,7 @@
           </w:tcPr>
           <w:p>
             <w:pPr>
-              <w:pStyle w:val="Contedodatabela"/>
+              <w:pStyle w:val="Contedodatabelauser"/>
               <w:spacing w:lineRule="auto" w:line="274" w:before="0" w:after="140"/>
               <w:ind w:hanging="0" w:start="0" w:end="0"/>
               <w:rPr>
@@ -2071,7 +2131,7 @@
           </w:tcPr>
           <w:p>
             <w:pPr>
-              <w:pStyle w:val="Contedodatabela"/>
+              <w:pStyle w:val="Contedodatabelauser"/>
               <w:spacing w:lineRule="auto" w:line="274" w:before="0" w:after="140"/>
               <w:ind w:hanging="0" w:start="0" w:end="0"/>
               <w:rPr>
@@ -2104,14 +2164,14 @@
           </w:tcPr>
           <w:p>
             <w:pPr>
-              <w:pStyle w:val="Contedodatabela"/>
+              <w:pStyle w:val="Contedodatabelauser"/>
               <w:spacing w:lineRule="auto" w:line="274" w:before="0" w:after="140"/>
               <w:ind w:hanging="0" w:start="0" w:end="0"/>
               <w:rPr/>
             </w:pPr>
             <w:r>
               <w:rPr>
-                <w:rStyle w:val="Cdigo-fonte"/>
+                <w:rStyle w:val="Cdigo-fonteuser"/>
                 <w:rFonts w:ascii="Google Sans Text;sans-serif" w:hAnsi="Google Sans Text;sans-serif"/>
                 <w:b/>
               </w:rPr>
@@ -2132,7 +2192,7 @@
           </w:tcPr>
           <w:p>
             <w:pPr>
-              <w:pStyle w:val="Contedodatabela"/>
+              <w:pStyle w:val="Contedodatabelauser"/>
               <w:spacing w:lineRule="auto" w:line="274" w:before="0" w:after="140"/>
               <w:ind w:hanging="0" w:start="0" w:end="0"/>
               <w:rPr>
@@ -2160,7 +2220,7 @@
           </w:tcPr>
           <w:p>
             <w:pPr>
-              <w:pStyle w:val="Contedodatabela"/>
+              <w:pStyle w:val="Contedodatabelauser"/>
               <w:spacing w:lineRule="auto" w:line="274" w:before="0" w:after="140"/>
               <w:ind w:hanging="0" w:start="0" w:end="0"/>
               <w:rPr>
@@ -2193,14 +2253,14 @@
           </w:tcPr>
           <w:p>
             <w:pPr>
-              <w:pStyle w:val="Contedodatabela"/>
+              <w:pStyle w:val="Contedodatabelauser"/>
               <w:spacing w:lineRule="auto" w:line="274" w:before="0" w:after="140"/>
               <w:ind w:hanging="0" w:start="0" w:end="0"/>
               <w:rPr/>
             </w:pPr>
             <w:r>
               <w:rPr>
-                <w:rStyle w:val="Cdigo-fonte"/>
+                <w:rStyle w:val="Cdigo-fonteuser"/>
                 <w:rFonts w:ascii="Google Sans Text;sans-serif" w:hAnsi="Google Sans Text;sans-serif"/>
                 <w:b/>
               </w:rPr>
@@ -2221,7 +2281,7 @@
           </w:tcPr>
           <w:p>
             <w:pPr>
-              <w:pStyle w:val="Contedodatabela"/>
+              <w:pStyle w:val="Contedodatabelauser"/>
               <w:spacing w:lineRule="auto" w:line="274" w:before="0" w:after="140"/>
               <w:ind w:hanging="0" w:start="0" w:end="0"/>
               <w:rPr/>
@@ -2234,7 +2294,7 @@
             </w:r>
             <w:r>
               <w:rPr>
-                <w:rStyle w:val="Cdigo-fonte"/>
+                <w:rStyle w:val="Cdigo-fonteuser"/>
                 <w:rFonts w:ascii="Google Sans Text;sans-serif" w:hAnsi="Google Sans Text;sans-serif"/>
               </w:rPr>
               <w:t>image-rendering</w:t>
@@ -2260,7 +2320,7 @@
           </w:tcPr>
           <w:p>
             <w:pPr>
-              <w:pStyle w:val="Contedodatabela"/>
+              <w:pStyle w:val="Contedodatabelauser"/>
               <w:spacing w:lineRule="auto" w:line="274" w:before="0" w:after="140"/>
               <w:ind w:hanging="0" w:start="0" w:end="0"/>
               <w:rPr>
@@ -2281,7 +2341,7 @@
     </w:tbl>
     <w:p>
       <w:pPr>
-        <w:pStyle w:val="Linhahorizontal"/>
+        <w:pStyle w:val="Linhahorizontaluser"/>
         <w:spacing w:before="0" w:after="160"/>
         <w:rPr>
           <w:sz w:val="24"/>
@@ -2395,7 +2455,7 @@
           </w:tcPr>
           <w:p>
             <w:pPr>
-              <w:pStyle w:val="Contedodatabela"/>
+              <w:pStyle w:val="Contedodatabelauser"/>
               <w:spacing w:lineRule="auto" w:line="274" w:before="0" w:after="0"/>
               <w:ind w:hanging="0" w:start="0" w:end="0"/>
               <w:rPr/>
@@ -2422,7 +2482,7 @@
           </w:tcPr>
           <w:p>
             <w:pPr>
-              <w:pStyle w:val="Contedodatabela"/>
+              <w:pStyle w:val="Contedodatabelauser"/>
               <w:spacing w:lineRule="auto" w:line="274" w:before="0" w:after="0"/>
               <w:ind w:hanging="0" w:start="0" w:end="0"/>
               <w:rPr/>
@@ -2449,7 +2509,7 @@
           </w:tcPr>
           <w:p>
             <w:pPr>
-              <w:pStyle w:val="Contedodatabela"/>
+              <w:pStyle w:val="Contedodatabelauser"/>
               <w:spacing w:lineRule="auto" w:line="274" w:before="0" w:after="0"/>
               <w:ind w:hanging="0" w:start="0" w:end="0"/>
               <w:rPr/>
@@ -2479,14 +2539,14 @@
           </w:tcPr>
           <w:p>
             <w:pPr>
-              <w:pStyle w:val="Contedodatabela"/>
+              <w:pStyle w:val="Contedodatabelauser"/>
               <w:spacing w:lineRule="auto" w:line="274" w:before="0" w:after="140"/>
               <w:ind w:hanging="0" w:start="0" w:end="0"/>
               <w:rPr/>
             </w:pPr>
             <w:r>
               <w:rPr>
-                <w:rStyle w:val="Cdigo-fonte"/>
+                <w:rStyle w:val="Cdigo-fonteuser"/>
                 <w:rFonts w:ascii="Google Sans Text;sans-serif" w:hAnsi="Google Sans Text;sans-serif"/>
                 <w:b/>
               </w:rPr>
@@ -2507,7 +2567,7 @@
           </w:tcPr>
           <w:p>
             <w:pPr>
-              <w:pStyle w:val="Contedodatabela"/>
+              <w:pStyle w:val="Contedodatabelauser"/>
               <w:spacing w:lineRule="auto" w:line="274" w:before="0" w:after="140"/>
               <w:ind w:hanging="0" w:start="0" w:end="0"/>
               <w:rPr>
@@ -2535,7 +2595,7 @@
           </w:tcPr>
           <w:p>
             <w:pPr>
-              <w:pStyle w:val="Contedodatabela"/>
+              <w:pStyle w:val="Contedodatabelauser"/>
               <w:spacing w:lineRule="auto" w:line="274" w:before="0" w:after="140"/>
               <w:ind w:hanging="0" w:start="0" w:end="0"/>
               <w:rPr>
@@ -2566,14 +2626,14 @@
           </w:tcPr>
           <w:p>
             <w:pPr>
-              <w:pStyle w:val="Contedodatabela"/>
+              <w:pStyle w:val="Contedodatabelauser"/>
               <w:spacing w:lineRule="auto" w:line="274" w:before="0" w:after="140"/>
               <w:ind w:hanging="0" w:start="0" w:end="0"/>
               <w:rPr/>
             </w:pPr>
             <w:r>
               <w:rPr>
-                <w:rStyle w:val="Cdigo-fonte"/>
+                <w:rStyle w:val="Cdigo-fonteuser"/>
                 <w:rFonts w:ascii="Google Sans Text;sans-serif" w:hAnsi="Google Sans Text;sans-serif"/>
                 <w:b/>
               </w:rPr>
@@ -2594,7 +2654,7 @@
           </w:tcPr>
           <w:p>
             <w:pPr>
-              <w:pStyle w:val="Contedodatabela"/>
+              <w:pStyle w:val="Contedodatabelauser"/>
               <w:spacing w:lineRule="auto" w:line="274" w:before="0" w:after="140"/>
               <w:ind w:hanging="0" w:start="0" w:end="0"/>
               <w:rPr/>
@@ -2607,7 +2667,7 @@
             </w:r>
             <w:r>
               <w:rPr>
-                <w:rStyle w:val="Cdigo-fonte"/>
+                <w:rStyle w:val="Cdigo-fonteuser"/>
                 <w:rFonts w:ascii="Google Sans Text;sans-serif" w:hAnsi="Google Sans Text;sans-serif"/>
               </w:rPr>
               <w:t>geopolitica.html</w:t>
@@ -2633,7 +2693,7 @@
           </w:tcPr>
           <w:p>
             <w:pPr>
-              <w:pStyle w:val="Contedodatabela"/>
+              <w:pStyle w:val="Contedodatabelauser"/>
               <w:spacing w:lineRule="auto" w:line="274" w:before="0" w:after="140"/>
               <w:ind w:hanging="0" w:start="0" w:end="0"/>
               <w:rPr>
@@ -2664,14 +2724,14 @@
           </w:tcPr>
           <w:p>
             <w:pPr>
-              <w:pStyle w:val="Contedodatabela"/>
+              <w:pStyle w:val="Contedodatabelauser"/>
               <w:spacing w:lineRule="auto" w:line="274" w:before="0" w:after="140"/>
               <w:ind w:hanging="0" w:start="0" w:end="0"/>
               <w:rPr/>
             </w:pPr>
             <w:r>
               <w:rPr>
-                <w:rStyle w:val="Cdigo-fonte"/>
+                <w:rStyle w:val="Cdigo-fonteuser"/>
                 <w:rFonts w:ascii="Google Sans Text;sans-serif" w:hAnsi="Google Sans Text;sans-serif"/>
                 <w:b/>
               </w:rPr>
@@ -2692,7 +2752,7 @@
           </w:tcPr>
           <w:p>
             <w:pPr>
-              <w:pStyle w:val="Contedodatabela"/>
+              <w:pStyle w:val="Contedodatabelauser"/>
               <w:spacing w:lineRule="auto" w:line="274" w:before="0" w:after="140"/>
               <w:ind w:hanging="0" w:start="0" w:end="0"/>
               <w:rPr>
@@ -2720,7 +2780,7 @@
           </w:tcPr>
           <w:p>
             <w:pPr>
-              <w:pStyle w:val="Contedodatabela"/>
+              <w:pStyle w:val="Contedodatabelauser"/>
               <w:spacing w:lineRule="auto" w:line="274" w:before="0" w:after="140"/>
               <w:ind w:hanging="0" w:start="0" w:end="0"/>
               <w:rPr>
@@ -2739,7 +2799,7 @@
     </w:tbl>
     <w:p>
       <w:pPr>
-        <w:pStyle w:val="Linhahorizontal"/>
+        <w:pStyle w:val="Linhahorizontaluser"/>
         <w:spacing w:before="0" w:after="160"/>
         <w:rPr>
           <w:sz w:val="24"/>
@@ -2822,7 +2882,7 @@
       </w:pPr>
       <w:r>
         <w:rPr>
-          <w:rStyle w:val="Cdigo-fonte"/>
+          <w:rStyle w:val="Cdigo-fonteuser"/>
           <w:rFonts w:ascii="Google Sans Text;sans-serif" w:hAnsi="Google Sans Text;sans-serif"/>
           <w:b/>
         </w:rPr>
@@ -2852,7 +2912,7 @@
       </w:pPr>
       <w:r>
         <w:rPr>
-          <w:rStyle w:val="Cdigo-fonte"/>
+          <w:rStyle w:val="Cdigo-fonteuser"/>
           <w:rFonts w:ascii="Google Sans Text;sans-serif" w:hAnsi="Google Sans Text;sans-serif"/>
           <w:b/>
         </w:rPr>
@@ -2882,7 +2942,7 @@
       </w:pPr>
       <w:r>
         <w:rPr>
-          <w:rStyle w:val="Cdigo-fonte"/>
+          <w:rStyle w:val="Cdigo-fonteuser"/>
           <w:rFonts w:ascii="Google Sans Text;sans-serif" w:hAnsi="Google Sans Text;sans-serif"/>
           <w:b/>
         </w:rPr>
@@ -2897,7 +2957,7 @@
     </w:p>
     <w:p>
       <w:pPr>
-        <w:pStyle w:val="Linhahorizontal"/>
+        <w:pStyle w:val="Linhahorizontaluser"/>
         <w:spacing w:before="0" w:after="160"/>
         <w:rPr>
           <w:sz w:val="24"/>
@@ -3024,7 +3084,7 @@
       </w:r>
       <w:r>
         <w:rPr>
-          <w:rStyle w:val="Cdigo-fonte"/>
+          <w:rStyle w:val="Cdigo-fonteuser"/>
           <w:rFonts w:ascii="Google Sans Text;sans-serif" w:hAnsi="Google Sans Text;sans-serif"/>
         </w:rPr>
         <w:t>duvid-ui.js</w:t>
@@ -3037,7 +3097,7 @@
       </w:r>
       <w:r>
         <w:rPr>
-          <w:rStyle w:val="Cdigo-fonte"/>
+          <w:rStyle w:val="Cdigo-fonteuser"/>
           <w:rFonts w:ascii="Google Sans Text;sans-serif" w:hAnsi="Google Sans Text;sans-serif"/>
         </w:rPr>
         <w:t>DuvidDB.salvarConclusao()</w:t>
@@ -3079,7 +3139,7 @@
       </w:r>
       <w:r>
         <w:rPr>
-          <w:rStyle w:val="Cdigo-fonte"/>
+          <w:rStyle w:val="Cdigo-fonteuser"/>
           <w:rFonts w:ascii="Google Sans Text;sans-serif" w:hAnsi="Google Sans Text;sans-serif"/>
         </w:rPr>
         <w:t>localStorage</w:t>
@@ -3121,7 +3181,7 @@
       </w:r>
       <w:r>
         <w:rPr>
-          <w:rStyle w:val="Cdigo-fonte"/>
+          <w:rStyle w:val="Cdigo-fonteuser"/>
           <w:rFonts w:ascii="Google Sans Text;sans-serif" w:hAnsi="Google Sans Text;sans-serif"/>
         </w:rPr>
         <w:t>gerarHtmlTrofeus()</w:t>
@@ -3253,7 +3313,7 @@
       </w:pPr>
       <w:r>
         <w:rPr>
-          <w:rStyle w:val="Cdigo-fonte"/>
+          <w:rStyle w:val="Cdigo-fonteuser"/>
           <w:b/>
         </w:rPr>
         <w:t>duvid-db.js</w:t>
@@ -3292,7 +3352,7 @@
       </w:r>
       <w:r>
         <w:rPr>
-          <w:rStyle w:val="Cdigo-fonte"/>
+          <w:rStyle w:val="Cdigo-fonteuser"/>
         </w:rPr>
         <w:t>localStorage</w:t>
       </w:r>
@@ -3328,7 +3388,7 @@
       </w:r>
       <w:r>
         <w:rPr>
-          <w:rStyle w:val="Cdigo-fonte"/>
+          <w:rStyle w:val="Cdigo-fonteuser"/>
         </w:rPr>
         <w:t>getGlobinhos()</w:t>
       </w:r>
@@ -3338,7 +3398,7 @@
       </w:r>
       <w:r>
         <w:rPr>
-          <w:rStyle w:val="Cdigo-fonte"/>
+          <w:rStyle w:val="Cdigo-fonteuser"/>
         </w:rPr>
         <w:t>addGlobinhos(pts)</w:t>
       </w:r>
@@ -3348,7 +3408,7 @@
       </w:r>
       <w:r>
         <w:rPr>
-          <w:rStyle w:val="Cdigo-fonte"/>
+          <w:rStyle w:val="Cdigo-fonteuser"/>
         </w:rPr>
         <w:t>salvarConclusao(id, tipo)</w:t>
       </w:r>
@@ -3358,7 +3418,7 @@
       </w:r>
       <w:r>
         <w:rPr>
-          <w:rStyle w:val="Cdigo-fonte"/>
+          <w:rStyle w:val="Cdigo-fonteuser"/>
         </w:rPr>
         <w:t>getProgressoRPG()</w:t>
       </w:r>
@@ -3394,7 +3454,7 @@
       </w:r>
       <w:r>
         <w:rPr>
-          <w:rStyle w:val="Cdigo-fonte"/>
+          <w:rStyle w:val="Cdigo-fonteuser"/>
         </w:rPr>
         <w:t>RANKING_SISTEMA</w:t>
       </w:r>
@@ -3420,7 +3480,7 @@
       </w:pPr>
       <w:r>
         <w:rPr>
-          <w:rStyle w:val="Cdigo-fonte"/>
+          <w:rStyle w:val="Cdigo-fonteuser"/>
           <w:b/>
         </w:rPr>
         <w:t>duvid-core.js</w:t>
@@ -3459,7 +3519,7 @@
       </w:r>
       <w:r>
         <w:rPr>
-          <w:rStyle w:val="Cdigo-fonte"/>
+          <w:rStyle w:val="Cdigo-fonteuser"/>
         </w:rPr>
         <w:t>DOMContentLoaded</w:t>
       </w:r>
@@ -3495,7 +3555,7 @@
       </w:r>
       <w:r>
         <w:rPr>
-          <w:rStyle w:val="Cdigo-fonte"/>
+          <w:rStyle w:val="Cdigo-fonteuser"/>
         </w:rPr>
         <w:t>verificarStatusAula(id)</w:t>
       </w:r>
@@ -3505,7 +3565,7 @@
       </w:r>
       <w:r>
         <w:rPr>
-          <w:rStyle w:val="Cdigo-fonte"/>
+          <w:rStyle w:val="Cdigo-fonteuser"/>
         </w:rPr>
         <w:t>gerenciarIdentificacaoHome()</w:t>
       </w:r>
@@ -3515,7 +3575,7 @@
       </w:r>
       <w:r>
         <w:rPr>
-          <w:rStyle w:val="Cdigo-fonte"/>
+          <w:rStyle w:val="Cdigo-fonteuser"/>
         </w:rPr>
         <w:t>executarReset()</w:t>
       </w:r>
@@ -3552,7 +3612,7 @@
     </w:p>
     <w:p>
       <w:pPr>
-        <w:pStyle w:val="Linhahorizontal"/>
+        <w:pStyle w:val="Linhahorizontaluser"/>
         <w:spacing w:before="0" w:after="80"/>
         <w:rPr>
           <w:sz w:val="24"/>
@@ -3618,7 +3678,7 @@
       </w:pPr>
       <w:r>
         <w:rPr>
-          <w:rStyle w:val="Cdigo-fonte"/>
+          <w:rStyle w:val="Cdigo-fonteuser"/>
           <w:b/>
         </w:rPr>
         <w:t>duvid-ui.js</w:t>
@@ -3683,7 +3743,7 @@
       </w:r>
       <w:r>
         <w:rPr>
-          <w:rStyle w:val="Cdigo-fonte"/>
+          <w:rStyle w:val="Cdigo-fonteuser"/>
         </w:rPr>
         <w:t>executarGatilhoResultado(correto, pts)</w:t>
       </w:r>
@@ -3709,7 +3769,7 @@
       </w:pPr>
       <w:r>
         <w:rPr>
-          <w:rStyle w:val="Cdigo-fonte"/>
+          <w:rStyle w:val="Cdigo-fonteuser"/>
         </w:rPr>
         <w:t>desenharTrilhaNiveis()</w:t>
       </w:r>
@@ -3735,7 +3795,7 @@
       </w:pPr>
       <w:r>
         <w:rPr>
-          <w:rStyle w:val="Cdigo-fonte"/>
+          <w:rStyle w:val="Cdigo-fonteuser"/>
         </w:rPr>
         <w:t>feedbackVisualAcerto()</w:t>
       </w:r>
@@ -3745,7 +3805,7 @@
       </w:r>
       <w:r>
         <w:rPr>
-          <w:rStyle w:val="Cdigo-fonte"/>
+          <w:rStyle w:val="Cdigo-fonteuser"/>
         </w:rPr>
         <w:t>feedbackVisualErro()</w:t>
       </w:r>
@@ -3771,7 +3831,7 @@
       </w:pPr>
       <w:r>
         <w:rPr>
-          <w:rStyle w:val="Cdigo-fonte"/>
+          <w:rStyle w:val="Cdigo-fonteuser"/>
         </w:rPr>
         <w:t>dispararComemoracao()</w:t>
       </w:r>
@@ -3797,7 +3857,7 @@
       </w:pPr>
       <w:r>
         <w:rPr>
-          <w:rStyle w:val="Cdigo-fonte"/>
+          <w:rStyle w:val="Cdigo-fonteuser"/>
           <w:b/>
         </w:rPr>
         <w:t>duvid-audio.js</w:t>
@@ -3862,7 +3922,7 @@
       </w:r>
       <w:r>
         <w:rPr>
-          <w:rStyle w:val="Cdigo-fonte"/>
+          <w:rStyle w:val="Cdigo-fonteuser"/>
         </w:rPr>
         <w:t>playSom('acerto'|'erro'|'click')</w:t>
       </w:r>
@@ -3872,7 +3932,7 @@
       </w:r>
       <w:r>
         <w:rPr>
-          <w:rStyle w:val="Cdigo-fonte"/>
+          <w:rStyle w:val="Cdigo-fonteuser"/>
         </w:rPr>
         <w:t>playSomFinal(aprovado)</w:t>
       </w:r>
@@ -3883,7 +3943,7 @@
     </w:p>
     <w:p>
       <w:pPr>
-        <w:pStyle w:val="Linhahorizontal"/>
+        <w:pStyle w:val="Linhahorizontaluser"/>
         <w:spacing w:before="0" w:after="80"/>
         <w:rPr>
           <w:sz w:val="24"/>
@@ -3949,7 +4009,7 @@
       </w:pPr>
       <w:r>
         <w:rPr>
-          <w:rStyle w:val="Cdigo-fonte"/>
+          <w:rStyle w:val="Cdigo-fonteuser"/>
           <w:b/>
         </w:rPr>
         <w:t>jstextos-padrao.js</w:t>
@@ -4014,7 +4074,7 @@
       </w:r>
       <w:r>
         <w:rPr>
-          <w:rStyle w:val="Cdigo-fonte"/>
+          <w:rStyle w:val="Cdigo-fonteuser"/>
         </w:rPr>
         <w:t>validarRadio()</w:t>
       </w:r>
@@ -4024,7 +4084,7 @@
       </w:r>
       <w:r>
         <w:rPr>
-          <w:rStyle w:val="Cdigo-fonte"/>
+          <w:rStyle w:val="Cdigo-fonteuser"/>
         </w:rPr>
         <w:t>ProcessarResposta()</w:t>
       </w:r>
@@ -4034,7 +4094,7 @@
       </w:r>
       <w:r>
         <w:rPr>
-          <w:rStyle w:val="Cdigo-fonte"/>
+          <w:rStyle w:val="Cdigo-fonteuser"/>
         </w:rPr>
         <w:t>mostraCinza()</w:t>
       </w:r>
@@ -4044,7 +4104,7 @@
       </w:r>
       <w:r>
         <w:rPr>
-          <w:rStyle w:val="Cdigo-fonte"/>
+          <w:rStyle w:val="Cdigo-fonteuser"/>
         </w:rPr>
         <w:t>injetarMetadadosAula()</w:t>
       </w:r>
@@ -4080,7 +4140,7 @@
       </w:r>
       <w:r>
         <w:rPr>
-          <w:rStyle w:val="Cdigo-fonte"/>
+          <w:rStyle w:val="Cdigo-fonteuser"/>
         </w:rPr>
         <w:t>executarGatilhoResultado</w:t>
       </w:r>
@@ -4106,7 +4166,7 @@
       </w:pPr>
       <w:r>
         <w:rPr>
-          <w:rStyle w:val="Cdigo-fonte"/>
+          <w:rStyle w:val="Cdigo-fonteuser"/>
           <w:b/>
         </w:rPr>
         <w:t>jsquestoes.js</w:t>
@@ -4171,7 +4231,7 @@
       </w:r>
       <w:r>
         <w:rPr>
-          <w:rStyle w:val="Cdigo-fonte"/>
+          <w:rStyle w:val="Cdigo-fonteuser"/>
         </w:rPr>
         <w:t>carregarDados(id)</w:t>
       </w:r>
@@ -4181,7 +4241,7 @@
       </w:r>
       <w:r>
         <w:rPr>
-          <w:rStyle w:val="Cdigo-fonte"/>
+          <w:rStyle w:val="Cdigo-fonteuser"/>
         </w:rPr>
         <w:t>renderizarQuestao()</w:t>
       </w:r>
@@ -4191,7 +4251,7 @@
       </w:r>
       <w:r>
         <w:rPr>
-          <w:rStyle w:val="Cdigo-fonte"/>
+          <w:rStyle w:val="Cdigo-fonteuser"/>
         </w:rPr>
         <w:t>verificar()</w:t>
       </w:r>
@@ -4201,7 +4261,7 @@
       </w:r>
       <w:r>
         <w:rPr>
-          <w:rStyle w:val="Cdigo-fonte"/>
+          <w:rStyle w:val="Cdigo-fonteuser"/>
         </w:rPr>
         <w:t>finalizar()</w:t>
       </w:r>
@@ -4212,7 +4272,7 @@
     </w:p>
     <w:p>
       <w:pPr>
-        <w:pStyle w:val="Linhahorizontal"/>
+        <w:pStyle w:val="Linhahorizontaluser"/>
         <w:spacing w:before="0" w:after="80"/>
         <w:rPr>
           <w:sz w:val="24"/>
@@ -4314,7 +4374,7 @@
       </w:r>
       <w:r>
         <w:rPr>
-          <w:rStyle w:val="Cdigo-fonte"/>
+          <w:rStyle w:val="Cdigo-fonteuser"/>
         </w:rPr>
         <w:t>_</w:t>
       </w:r>
@@ -4324,7 +4384,7 @@
       </w:r>
       <w:r>
         <w:rPr>
-          <w:rStyle w:val="Cdigo-fonte"/>
+          <w:rStyle w:val="Cdigo-fonteuser"/>
         </w:rPr>
         <w:t>_focarNivelAtual</w:t>
       </w:r>
@@ -4360,7 +4420,7 @@
       </w:r>
       <w:r>
         <w:rPr>
-          <w:rStyle w:val="Cdigo-fonte"/>
+          <w:rStyle w:val="Cdigo-fonteuser"/>
         </w:rPr>
         <w:t>duvid-ui.js</w:t>
       </w:r>
@@ -4396,7 +4456,7 @@
       </w:r>
       <w:r>
         <w:rPr>
-          <w:rStyle w:val="Cdigo-fonte"/>
+          <w:rStyle w:val="Cdigo-fonteuser"/>
         </w:rPr>
         <w:t>if (typeof ... === "function")</w:t>
       </w:r>
@@ -4407,7 +4467,7 @@
     </w:p>
     <w:p>
       <w:pPr>
-        <w:pStyle w:val="Linhahorizontal"/>
+        <w:pStyle w:val="Linhahorizontaluser"/>
         <w:spacing w:before="0" w:after="80"/>
         <w:rPr>
           <w:sz w:val="24"/>
@@ -4629,7 +4689,7 @@
       </w:pPr>
       <w:r>
         <w:rPr>
-          <w:rStyle w:val="Cdigo-fonte"/>
+          <w:rStyle w:val="Cdigo-fonteuser"/>
           <w:b/>
         </w:rPr>
         <w:t>artigos.json</w:t>
@@ -4662,7 +4722,7 @@
       </w:pPr>
       <w:r>
         <w:rPr>
-          <w:rStyle w:val="Cdigo-fonte"/>
+          <w:rStyle w:val="Cdigo-fonteuser"/>
           <w:b/>
         </w:rPr>
         <w:t>galeria.json</w:t>
@@ -4695,7 +4755,7 @@
       </w:pPr>
       <w:r>
         <w:rPr>
-          <w:rStyle w:val="Cdigo-fonte"/>
+          <w:rStyle w:val="Cdigo-fonteuser"/>
           <w:b/>
         </w:rPr>
         <w:t>scripts-blog.js</w:t>
@@ -4734,7 +4794,7 @@
       </w:r>
       <w:r>
         <w:rPr>
-          <w:rStyle w:val="Cdigo-fonte"/>
+          <w:rStyle w:val="Cdigo-fonteuser"/>
         </w:rPr>
         <w:t>blog.html</w:t>
       </w:r>
@@ -4770,7 +4830,7 @@
       </w:r>
       <w:r>
         <w:rPr>
-          <w:rStyle w:val="Cdigo-fonte"/>
+          <w:rStyle w:val="Cdigo-fonteuser"/>
         </w:rPr>
         <w:t>fetch()</w:t>
       </w:r>
@@ -4780,7 +4840,7 @@
       </w:r>
       <w:r>
         <w:rPr>
-          <w:rStyle w:val="Cdigo-fonte"/>
+          <w:rStyle w:val="Cdigo-fonteuser"/>
         </w:rPr>
         <w:t>Template Literals</w:t>
       </w:r>
@@ -4806,7 +4866,7 @@
       </w:pPr>
       <w:r>
         <w:rPr>
-          <w:rStyle w:val="Cdigo-fonte"/>
+          <w:rStyle w:val="Cdigo-fonteuser"/>
           <w:b/>
         </w:rPr>
         <w:t>blog-estilo.css</w:t>
@@ -4845,7 +4905,7 @@
       </w:r>
       <w:r>
         <w:rPr>
-          <w:rStyle w:val="Cdigo-fonte"/>
+          <w:rStyle w:val="Cdigo-fonteuser"/>
           <w:b/>
         </w:rPr>
         <w:t>/artigos</w:t>
@@ -4884,7 +4944,7 @@
       </w:r>
       <w:r>
         <w:rPr>
-          <w:rStyle w:val="Cdigo-fonte"/>
+          <w:rStyle w:val="Cdigo-fonteuser"/>
           <w:b/>
         </w:rPr>
         <w:t>/fotos</w:t>
@@ -5003,7 +5063,7 @@
       </w:pPr>
       <w:r>
         <w:rPr>
-          <w:rStyle w:val="Cdigo-fonte"/>
+          <w:rStyle w:val="Cdigo-fonteuser"/>
           <w:b/>
         </w:rPr>
         <w:t>NomeAlunos</w:t>
@@ -5014,7 +5074,7 @@
       </w:r>
       <w:r>
         <w:rPr>
-          <w:rStyle w:val="Cdigo-fonte"/>
+          <w:rStyle w:val="Cdigo-fonteuser"/>
         </w:rPr>
         <w:t>localStorage</w:t>
       </w:r>
@@ -5040,7 +5100,7 @@
       </w:pPr>
       <w:r>
         <w:rPr>
-          <w:rStyle w:val="Cdigo-fonte"/>
+          <w:rStyle w:val="Cdigo-fonteuser"/>
           <w:b/>
         </w:rPr>
         <w:t>exibirSaudacao</w:t>
@@ -5053,7 +5113,7 @@
       </w:r>
       <w:r>
         <w:rPr>
-          <w:rStyle w:val="Cdigo-fonte"/>
+          <w:rStyle w:val="Cdigo-fonteuser"/>
           <w:b/>
         </w:rPr>
         <w:t>resetarNome</w:t>
@@ -5080,7 +5140,7 @@
       </w:pPr>
       <w:r>
         <w:rPr>
-          <w:rStyle w:val="Cdigo-fonte"/>
+          <w:rStyle w:val="Cdigo-fonteuser"/>
           <w:b/>
         </w:rPr>
         <w:t>injetarMetadadosAula</w:t>
@@ -5091,7 +5151,7 @@
       </w:r>
       <w:r>
         <w:rPr>
-          <w:rStyle w:val="Cdigo-fonte"/>
+          <w:rStyle w:val="Cdigo-fonteuser"/>
         </w:rPr>
         <w:t>&lt;h1&gt;</w:t>
       </w:r>
@@ -5101,7 +5161,7 @@
       </w:r>
       <w:r>
         <w:rPr>
-          <w:rStyle w:val="Cdigo-fonte"/>
+          <w:rStyle w:val="Cdigo-fonteuser"/>
         </w:rPr>
         <w:t>&lt;title&gt;</w:t>
       </w:r>
@@ -5151,7 +5211,7 @@
       </w:pPr>
       <w:r>
         <w:rPr>
-          <w:rStyle w:val="Cdigo-fonte"/>
+          <w:rStyle w:val="Cdigo-fonteuser"/>
           <w:b/>
         </w:rPr>
         <w:t>ProcessarResposta</w:t>
@@ -5178,7 +5238,7 @@
       </w:pPr>
       <w:r>
         <w:rPr>
-          <w:rStyle w:val="Cdigo-fonte"/>
+          <w:rStyle w:val="Cdigo-fonteuser"/>
           <w:b/>
         </w:rPr>
         <w:t>validarRadio</w:t>
@@ -5205,7 +5265,7 @@
       </w:pPr>
       <w:r>
         <w:rPr>
-          <w:rStyle w:val="Cdigo-fonte"/>
+          <w:rStyle w:val="Cdigo-fonteuser"/>
           <w:b/>
         </w:rPr>
         <w:t>feedbackVisualAcerto</w:t>
@@ -5232,7 +5292,7 @@
       </w:pPr>
       <w:r>
         <w:rPr>
-          <w:rStyle w:val="Cdigo-fonte"/>
+          <w:rStyle w:val="Cdigo-fonteuser"/>
           <w:b/>
         </w:rPr>
         <w:t>Play</w:t>
@@ -5243,7 +5303,7 @@
       </w:r>
       <w:r>
         <w:rPr>
-          <w:rStyle w:val="Cdigo-fonte"/>
+          <w:rStyle w:val="Cdigo-fonteuser"/>
         </w:rPr>
         <w:t>/audios/</w:t>
       </w:r>
@@ -5293,7 +5353,7 @@
       </w:pPr>
       <w:r>
         <w:rPr>
-          <w:rStyle w:val="Cdigo-fonte"/>
+          <w:rStyle w:val="Cdigo-fonteuser"/>
           <w:b/>
         </w:rPr>
         <w:t>MostrarProximo</w:t>
@@ -5330,7 +5390,7 @@
       </w:pPr>
       <w:r>
         <w:rPr>
-          <w:rStyle w:val="Cdigo-fonte"/>
+          <w:rStyle w:val="Cdigo-fonteuser"/>
           <w:b/>
         </w:rPr>
         <w:t>addProgressBar</w:t>
@@ -5341,7 +5401,7 @@
       </w:r>
       <w:r>
         <w:rPr>
-          <w:rStyle w:val="Cdigo-fonte"/>
+          <w:rStyle w:val="Cdigo-fonteuser"/>
         </w:rPr>
         <w:t>.topico</w:t>
       </w:r>
@@ -5391,7 +5451,7 @@
       </w:pPr>
       <w:r>
         <w:rPr>
-          <w:rStyle w:val="Cdigo-fonte"/>
+          <w:rStyle w:val="Cdigo-fonteuser"/>
           <w:b/>
         </w:rPr>
         <w:t>mostraCinza</w:t>
@@ -5418,7 +5478,7 @@
       </w:pPr>
       <w:r>
         <w:rPr>
-          <w:rStyle w:val="Cdigo-fonte"/>
+          <w:rStyle w:val="Cdigo-fonteuser"/>
           <w:b/>
         </w:rPr>
         <w:t>desativarBotoes</w:t>
@@ -5431,7 +5491,7 @@
       </w:r>
       <w:r>
         <w:rPr>
-          <w:rStyle w:val="Cdigo-fonte"/>
+          <w:rStyle w:val="Cdigo-fonteuser"/>
           <w:b/>
         </w:rPr>
         <w:t>desativarTextos</w:t>
@@ -5444,7 +5504,7 @@
       </w:r>
       <w:r>
         <w:rPr>
-          <w:rStyle w:val="Cdigo-fonte"/>
+          <w:rStyle w:val="Cdigo-fonteuser"/>
           <w:b/>
         </w:rPr>
         <w:t>desativarImagens</w:t>
@@ -5471,7 +5531,7 @@
       </w:pPr>
       <w:r>
         <w:rPr>
-          <w:rStyle w:val="Cdigo-fonte"/>
+          <w:rStyle w:val="Cdigo-fonteuser"/>
           <w:b/>
         </w:rPr>
         <w:t>mostrarNota</w:t>
@@ -5482,7 +5542,7 @@
       </w:r>
       <w:r>
         <w:rPr>
-          <w:rStyle w:val="Cdigo-fonte"/>
+          <w:rStyle w:val="Cdigo-fonteuser"/>
         </w:rPr>
         <w:t>id01</w:t>
       </w:r>
@@ -5493,7 +5553,7 @@
     </w:p>
     <w:p>
       <w:pPr>
-        <w:pStyle w:val="Linhahorizontal"/>
+        <w:pStyle w:val="Linhahorizontaluser"/>
         <w:spacing w:before="0" w:after="160"/>
         <w:rPr/>
       </w:pPr>
@@ -5516,7 +5576,7 @@
     </w:p>
     <w:p>
       <w:pPr>
-        <w:pStyle w:val="Blocodecitao"/>
+        <w:pStyle w:val="Blocodecitaouser"/>
         <w:spacing w:before="0" w:after="160"/>
         <w:rPr/>
       </w:pPr>
@@ -5532,7 +5592,7 @@
       </w:r>
       <w:r>
         <w:rPr>
-          <w:rStyle w:val="Cdigo-fonte"/>
+          <w:rStyle w:val="Cdigo-fonteuser"/>
         </w:rPr>
         <w:t>localStorage</w:t>
       </w:r>
@@ -5542,7 +5602,7 @@
       </w:r>
       <w:r>
         <w:rPr>
-          <w:rStyle w:val="Cdigo-fonte"/>
+          <w:rStyle w:val="Cdigo-fonteuser"/>
         </w:rPr>
         <w:t>concluido_3ano/Textos3/Texto01/tt1.html</w:t>
       </w:r>
@@ -5634,7 +5694,7 @@
       </w:pPr>
       <w:r>
         <w:rPr>
-          <w:rStyle w:val="Cdigo-fonte"/>
+          <w:rStyle w:val="Cdigo-fonteuser"/>
           <w:b/>
         </w:rPr>
         <w:t>carregarAulas(ano)</w:t>
@@ -5645,7 +5705,7 @@
       </w:r>
       <w:r>
         <w:rPr>
-          <w:rStyle w:val="Cdigo-fonte"/>
+          <w:rStyle w:val="Cdigo-fonteuser"/>
         </w:rPr>
         <w:t>fetch</w:t>
       </w:r>
@@ -5681,7 +5741,7 @@
       </w:r>
       <w:r>
         <w:rPr>
-          <w:rStyle w:val="Cdigo-fonte"/>
+          <w:rStyle w:val="Cdigo-fonteuser"/>
         </w:rPr>
         <w:t>map</w:t>
       </w:r>
@@ -5691,7 +5751,7 @@
       </w:r>
       <w:r>
         <w:rPr>
-          <w:rStyle w:val="Cdigo-fonte"/>
+          <w:rStyle w:val="Cdigo-fonteuser"/>
         </w:rPr>
         <w:t>localStorage</w:t>
       </w:r>
@@ -5767,7 +5827,7 @@
       </w:pPr>
       <w:r>
         <w:rPr>
-          <w:rStyle w:val="Cdigo-fonte"/>
+          <w:rStyle w:val="Cdigo-fonteuser"/>
           <w:b/>
         </w:rPr>
         <w:t>mostrarProgressoGlobal(aulas, ano)</w:t>
@@ -5814,7 +5874,7 @@
       </w:r>
       <w:r>
         <w:rPr>
-          <w:rStyle w:val="Cdigo-fonte"/>
+          <w:rStyle w:val="Cdigo-fonteuser"/>
         </w:rPr>
         <w:t>transition: width 1s</w:t>
       </w:r>
@@ -5864,7 +5924,7 @@
       </w:pPr>
       <w:r>
         <w:rPr>
-          <w:rStyle w:val="Cdigo-fonte"/>
+          <w:rStyle w:val="Cdigo-fonteuser"/>
           <w:b/>
         </w:rPr>
         <w:t>atualizarResumoHome()</w:t>
@@ -5901,7 +5961,7 @@
       </w:r>
       <w:r>
         <w:rPr>
-          <w:rStyle w:val="Cdigo-fonte"/>
+          <w:rStyle w:val="Cdigo-fonteuser"/>
         </w:rPr>
         <w:t>notaFinal.mp3</w:t>
       </w:r>
@@ -5951,7 +6011,7 @@
       </w:pPr>
       <w:r>
         <w:rPr>
-          <w:rStyle w:val="Cdigo-fonte"/>
+          <w:rStyle w:val="Cdigo-fonteuser"/>
           <w:b/>
         </w:rPr>
         <w:t>ExpandeDiv</w:t>
@@ -5978,7 +6038,7 @@
       </w:pPr>
       <w:r>
         <w:rPr>
-          <w:rStyle w:val="Cdigo-fonte"/>
+          <w:rStyle w:val="Cdigo-fonteuser"/>
           <w:b/>
         </w:rPr>
         <w:t>window.onclick</w:t>
@@ -5990,7 +6050,7 @@
     </w:p>
     <w:p>
       <w:pPr>
-        <w:pStyle w:val="Linhahorizontal"/>
+        <w:pStyle w:val="Linhahorizontaluser"/>
         <w:spacing w:before="0" w:after="160"/>
         <w:rPr/>
       </w:pPr>
@@ -6013,7 +6073,7 @@
     </w:p>
     <w:p>
       <w:pPr>
-        <w:pStyle w:val="Blocodecitao"/>
+        <w:pStyle w:val="Blocodecitaouser"/>
         <w:spacing w:before="0" w:after="160"/>
         <w:rPr/>
       </w:pPr>
@@ -6112,7 +6172,7 @@
       </w:pPr>
       <w:r>
         <w:rPr>
-          <w:rStyle w:val="Cdigo-fonte"/>
+          <w:rStyle w:val="Cdigo-fonteuser"/>
           <w:b/>
         </w:rPr>
         <w:t>injetarComponentesGlobais</w:t>
@@ -6123,7 +6183,7 @@
       </w:r>
       <w:r>
         <w:rPr>
-          <w:rStyle w:val="Cdigo-fonte"/>
+          <w:rStyle w:val="Cdigo-fonteuser"/>
         </w:rPr>
         <w:t>fetch</w:t>
       </w:r>
@@ -6133,7 +6193,7 @@
       </w:r>
       <w:r>
         <w:rPr>
-          <w:rStyle w:val="Cdigo-fonte"/>
+          <w:rStyle w:val="Cdigo-fonteuser"/>
         </w:rPr>
         <w:t>header.html</w:t>
       </w:r>
@@ -6143,7 +6203,7 @@
       </w:r>
       <w:r>
         <w:rPr>
-          <w:rStyle w:val="Cdigo-fonte"/>
+          <w:rStyle w:val="Cdigo-fonteuser"/>
         </w:rPr>
         <w:t>footer.html</w:t>
       </w:r>
@@ -6189,7 +6249,7 @@
       </w:r>
       <w:r>
         <w:rPr>
-          <w:rStyle w:val="Cdigo-fonte"/>
+          <w:rStyle w:val="Cdigo-fonteuser"/>
         </w:rPr>
         <w:t>verificarSeEhAula()</w:t>
       </w:r>
@@ -6235,7 +6295,7 @@
       </w:r>
       <w:r>
         <w:rPr>
-          <w:rStyle w:val="Cdigo-fonte"/>
+          <w:rStyle w:val="Cdigo-fonteuser"/>
         </w:rPr>
         <w:t>notaFixa</w:t>
       </w:r>
@@ -6291,7 +6351,7 @@
       </w:r>
       <w:r>
         <w:rPr>
-          <w:rStyle w:val="Cdigo-fonte"/>
+          <w:rStyle w:val="Cdigo-fonteuser"/>
           <w:b/>
         </w:rPr>
         <w:t>inicializarControleFonte</w:t>
@@ -6308,7 +6368,7 @@
       </w:r>
       <w:r>
         <w:rPr>
-          <w:rStyle w:val="Cdigo-fonte"/>
+          <w:rStyle w:val="Cdigo-fonteuser"/>
         </w:rPr>
         <w:t>localStorage</w:t>
       </w:r>
@@ -6340,7 +6400,7 @@
       </w:r>
       <w:r>
         <w:rPr>
-          <w:rStyle w:val="Cdigo-fonte"/>
+          <w:rStyle w:val="Cdigo-fonteuser"/>
           <w:b/>
         </w:rPr>
         <w:t>Dark Mode</w:t>
@@ -6357,7 +6417,7 @@
       </w:r>
       <w:r>
         <w:rPr>
-          <w:rStyle w:val="Cdigo-fonte"/>
+          <w:rStyle w:val="Cdigo-fonteuser"/>
         </w:rPr>
         <w:t>body</w:t>
       </w:r>
@@ -6417,7 +6477,7 @@
       </w:r>
       <w:r>
         <w:rPr>
-          <w:rStyle w:val="Cdigo-fonte"/>
+          <w:rStyle w:val="Cdigo-fonteuser"/>
         </w:rPr>
         <w:t>window.onscroll</w:t>
       </w:r>
@@ -6443,7 +6503,7 @@
       </w:pPr>
       <w:r>
         <w:rPr>
-          <w:rStyle w:val="Cdigo-fonte"/>
+          <w:rStyle w:val="Cdigo-fonteuser"/>
           <w:b/>
         </w:rPr>
         <w:t>voltarAoTopo</w:t>
@@ -6503,7 +6563,7 @@
       </w:r>
       <w:r>
         <w:rPr>
-          <w:rStyle w:val="Cdigo-fonte"/>
+          <w:rStyle w:val="Cdigo-fonteuser"/>
         </w:rPr>
         <w:t>ano-atual</w:t>
       </w:r>
@@ -6513,7 +6573,7 @@
       </w:r>
       <w:r>
         <w:rPr>
-          <w:rStyle w:val="Cdigo-fonte"/>
+          <w:rStyle w:val="Cdigo-fonteuser"/>
         </w:rPr>
         <w:t>new Date().getFullYear()</w:t>
       </w:r>
@@ -6524,7 +6584,7 @@
     </w:p>
     <w:p>
       <w:pPr>
-        <w:pStyle w:val="Linhahorizontal"/>
+        <w:pStyle w:val="Linhahorizontaluser"/>
         <w:spacing w:before="0" w:after="160"/>
         <w:rPr/>
       </w:pPr>
@@ -6547,7 +6607,7 @@
     </w:p>
     <w:p>
       <w:pPr>
-        <w:pStyle w:val="Blocodecitao"/>
+        <w:pStyle w:val="Blocodecitaouser"/>
         <w:spacing w:before="0" w:after="160"/>
         <w:rPr/>
       </w:pPr>
@@ -6563,7 +6623,7 @@
       </w:r>
       <w:r>
         <w:rPr>
-          <w:rStyle w:val="Cdigo-fonte"/>
+          <w:rStyle w:val="Cdigo-fonteuser"/>
         </w:rPr>
         <w:t>async/await</w:t>
       </w:r>
@@ -6573,7 +6633,7 @@
       </w:r>
       <w:r>
         <w:rPr>
-          <w:rStyle w:val="Cdigo-fonte"/>
+          <w:rStyle w:val="Cdigo-fonteuser"/>
         </w:rPr>
         <w:t>defer</w:t>
       </w:r>
@@ -6583,7 +6643,7 @@
       </w:r>
       <w:r>
         <w:rPr>
-          <w:rStyle w:val="Cdigo-fonte"/>
+          <w:rStyle w:val="Cdigo-fonteuser"/>
         </w:rPr>
         <w:t>DOMContentLoaded</w:t>
       </w:r>
@@ -6657,7 +6717,7 @@
       </w:r>
       <w:r>
         <w:rPr>
-          <w:rStyle w:val="Cdigo-fonte"/>
+          <w:rStyle w:val="Cdigo-fonteuser"/>
           <w:b/>
         </w:rPr>
         <w:t>container-login</w:t>
@@ -6674,7 +6734,7 @@
       </w:r>
       <w:r>
         <w:rPr>
-          <w:rStyle w:val="Cdigo-fonte"/>
+          <w:rStyle w:val="Cdigo-fonteuser"/>
         </w:rPr>
         <w:t>jstextos-padrao.js</w:t>
       </w:r>
@@ -6684,7 +6744,7 @@
       </w:r>
       <w:r>
         <w:rPr>
-          <w:rStyle w:val="Cdigo-fonte"/>
+          <w:rStyle w:val="Cdigo-fonteuser"/>
         </w:rPr>
         <w:t>head</w:t>
       </w:r>
@@ -6720,7 +6780,7 @@
       </w:r>
       <w:r>
         <w:rPr>
-          <w:rStyle w:val="Cdigo-fonte"/>
+          <w:rStyle w:val="Cdigo-fonteuser"/>
         </w:rPr>
         <w:t>localStorage</w:t>
       </w:r>
@@ -6730,7 +6790,7 @@
       </w:r>
       <w:r>
         <w:rPr>
-          <w:rStyle w:val="Cdigo-fonte"/>
+          <w:rStyle w:val="Cdigo-fonteuser"/>
         </w:rPr>
         <w:t>nomeEstudante</w:t>
       </w:r>
@@ -6753,7 +6813,7 @@
       </w:r>
       <w:r>
         <w:rPr>
-          <w:rStyle w:val="Cdigo-fonte"/>
+          <w:rStyle w:val="Cdigo-fonteuser"/>
         </w:rPr>
         <w:t>resumo-geral</w:t>
       </w:r>
@@ -6800,7 +6860,7 @@
       </w:r>
       <w:r>
         <w:rPr>
-          <w:rStyle w:val="Cdigo-fonte"/>
+          <w:rStyle w:val="Cdigo-fonteuser"/>
         </w:rPr>
         <w:t>atualizarResumoHome()</w:t>
       </w:r>
@@ -6862,7 +6922,7 @@
       </w:r>
       <w:r>
         <w:rPr>
-          <w:rStyle w:val="Cdigo-fonte"/>
+          <w:rStyle w:val="Cdigo-fonteuser"/>
         </w:rPr>
         <w:t>fa-trophy</w:t>
       </w:r>
@@ -6872,7 +6932,7 @@
       </w:r>
       <w:r>
         <w:rPr>
-          <w:rStyle w:val="Cdigo-fonte"/>
+          <w:rStyle w:val="Cdigo-fonteuser"/>
         </w:rPr>
         <w:t>w3-animate-zoom</w:t>
       </w:r>
@@ -6932,7 +6992,7 @@
       </w:r>
       <w:r>
         <w:rPr>
-          <w:rStyle w:val="Cdigo-fonte"/>
+          <w:rStyle w:val="Cdigo-fonteuser"/>
         </w:rPr>
         <w:t>carregarFrase()</w:t>
       </w:r>
@@ -6942,7 +7002,7 @@
       </w:r>
       <w:r>
         <w:rPr>
-          <w:rStyle w:val="Cdigo-fonte"/>
+          <w:rStyle w:val="Cdigo-fonteuser"/>
         </w:rPr>
         <w:t>fetch</w:t>
       </w:r>
@@ -6952,7 +7012,7 @@
       </w:r>
       <w:r>
         <w:rPr>
-          <w:rStyle w:val="Cdigo-fonte"/>
+          <w:rStyle w:val="Cdigo-fonteuser"/>
         </w:rPr>
         <w:t>frases.json</w:t>
       </w:r>
@@ -6988,7 +7048,7 @@
       </w:r>
       <w:r>
         <w:rPr>
-          <w:rStyle w:val="Cdigo-fonte"/>
+          <w:rStyle w:val="Cdigo-fonteuser"/>
         </w:rPr>
         <w:t>setInterval</w:t>
       </w:r>
@@ -6998,7 +7058,7 @@
       </w:r>
       <w:r>
         <w:rPr>
-          <w:rStyle w:val="Cdigo-fonte"/>
+          <w:rStyle w:val="Cdigo-fonteuser"/>
         </w:rPr>
         <w:t>opacity</w:t>
       </w:r>
@@ -7047,7 +7107,7 @@
       </w:r>
       <w:r>
         <w:rPr>
-          <w:rStyle w:val="Cdigo-fonte"/>
+          <w:rStyle w:val="Cdigo-fonteuser"/>
         </w:rPr>
         <w:t>carregar.js</w:t>
       </w:r>
@@ -7083,7 +7143,7 @@
       </w:r>
       <w:r>
         <w:rPr>
-          <w:rStyle w:val="Cdigo-fonte"/>
+          <w:rStyle w:val="Cdigo-fonteuser"/>
         </w:rPr>
         <w:t>verificarSeEhAula()</w:t>
       </w:r>
@@ -7232,7 +7292,7 @@
       </w:r>
       <w:r>
         <w:rPr>
-          <w:rStyle w:val="Cdigo-fonteuser"/>
+          <w:rStyle w:val="Cdigo-fonte"/>
         </w:rPr>
         <w:t>id: 1</w:t>
       </w:r>
@@ -7242,7 +7302,7 @@
       </w:r>
       <w:r>
         <w:rPr>
-          <w:rStyle w:val="Cdigo-fonteuser"/>
+          <w:rStyle w:val="Cdigo-fonte"/>
         </w:rPr>
         <w:t>id: 10</w:t>
       </w:r>
@@ -7278,7 +7338,7 @@
       </w:r>
       <w:r>
         <w:rPr>
-          <w:rStyle w:val="Cdigo-fonteuser"/>
+          <w:rStyle w:val="Cdigo-fonte"/>
         </w:rPr>
         <w:t>102_q1.png</w:t>
       </w:r>
@@ -7858,7 +7918,7 @@
       </w:r>
       <w:r>
         <w:rPr>
-          <w:rStyle w:val="Cdigo-fonteuser"/>
+          <w:rStyle w:val="Cdigo-fonte"/>
         </w:rPr>
         <w:t>"imagem_apoio": ""</w:t>
       </w:r>
@@ -7868,7 +7928,7 @@
       </w:r>
       <w:r>
         <w:rPr>
-          <w:rStyle w:val="Cdigo-fonteuser"/>
+          <w:rStyle w:val="Cdigo-fonte"/>
         </w:rPr>
         <w:t>null</w:t>
       </w:r>
@@ -7878,7 +7938,7 @@
       </w:r>
       <w:r>
         <w:rPr>
-          <w:rStyle w:val="Cdigo-fonteuser"/>
+          <w:rStyle w:val="Cdigo-fonte"/>
         </w:rPr>
         <w:t>undefined</w:t>
       </w:r>
@@ -7924,7 +7984,7 @@
       </w:r>
       <w:r>
         <w:rPr>
-          <w:rStyle w:val="Cdigo-fonteuser"/>
+          <w:rStyle w:val="Cdigo-fonte"/>
         </w:rPr>
         <w:t>onerror="this.style.display='none'"</w:t>
       </w:r>
@@ -9817,7 +9877,7 @@
       </w:r>
       <w:r>
         <w:rPr>
-          <w:rStyle w:val="Cdigo-fonte"/>
+          <w:rStyle w:val="Cdigo-fonteuser"/>
         </w:rPr>
         <w:t>DuvidDB</w:t>
       </w:r>
@@ -9827,7 +9887,7 @@
       </w:r>
       <w:r>
         <w:rPr>
-          <w:rStyle w:val="Cdigo-fonte"/>
+          <w:rStyle w:val="Cdigo-fonteuser"/>
         </w:rPr>
         <w:t>localStorage</w:t>
       </w:r>
@@ -9837,7 +9897,7 @@
       </w:r>
       <w:r>
         <w:rPr>
-          <w:rStyle w:val="Cdigo-fonte"/>
+          <w:rStyle w:val="Cdigo-fonteuser"/>
         </w:rPr>
         <w:t>getGlobinhos()</w:t>
       </w:r>
@@ -9847,7 +9907,7 @@
       </w:r>
       <w:r>
         <w:rPr>
-          <w:rStyle w:val="Cdigo-fonte"/>
+          <w:rStyle w:val="Cdigo-fonteuser"/>
         </w:rPr>
         <w:t>addGlobinhos(n)</w:t>
       </w:r>
@@ -9857,7 +9917,7 @@
       </w:r>
       <w:r>
         <w:rPr>
-          <w:rStyle w:val="Cdigo-fonte"/>
+          <w:rStyle w:val="Cdigo-fonteuser"/>
         </w:rPr>
         <w:t>salvarConclusao(id, tipo)</w:t>
       </w:r>
@@ -9867,7 +9927,7 @@
       </w:r>
       <w:r>
         <w:rPr>
-          <w:rStyle w:val="Cdigo-fonte"/>
+          <w:rStyle w:val="Cdigo-fonteuser"/>
         </w:rPr>
         <w:t>getNome()</w:t>
       </w:r>
@@ -9903,7 +9963,7 @@
       </w:r>
       <w:r>
         <w:rPr>
-          <w:rStyle w:val="Cdigo-fonte"/>
+          <w:rStyle w:val="Cdigo-fonteuser"/>
         </w:rPr>
         <w:t>ModeloCss.css</w:t>
       </w:r>
@@ -9913,7 +9973,7 @@
       </w:r>
       <w:r>
         <w:rPr>
-          <w:rStyle w:val="Cdigo-fonte"/>
+          <w:rStyle w:val="Cdigo-fonteuser"/>
         </w:rPr>
         <w:t>w3-top</w:t>
       </w:r>
@@ -9923,7 +9983,7 @@
       </w:r>
       <w:r>
         <w:rPr>
-          <w:rStyle w:val="Cdigo-fonte"/>
+          <w:rStyle w:val="Cdigo-fonteuser"/>
         </w:rPr>
         <w:t>body</w:t>
       </w:r>
@@ -9975,7 +10035,7 @@
       </w:pPr>
       <w:r>
         <w:rPr>
-          <w:rStyle w:val="Cdigo-fonte"/>
+          <w:rStyle w:val="Cdigo-fonteuser"/>
         </w:rPr>
         <w:t>#saldoTotalHeader</w:t>
       </w:r>
@@ -9985,7 +10045,7 @@
       </w:r>
       <w:r>
         <w:rPr>
-          <w:rStyle w:val="Cdigo-fonte"/>
+          <w:rStyle w:val="Cdigo-fonteuser"/>
         </w:rPr>
         <w:t>.caixa-total-dourada</w:t>
       </w:r>
@@ -10011,7 +10071,7 @@
       </w:pPr>
       <w:r>
         <w:rPr>
-          <w:rStyle w:val="Cdigo-fonte"/>
+          <w:rStyle w:val="Cdigo-fonteuser"/>
         </w:rPr>
         <w:t>#notaFixa</w:t>
       </w:r>
@@ -10037,7 +10097,7 @@
       </w:pPr>
       <w:r>
         <w:rPr>
-          <w:rStyle w:val="Cdigo-fonte"/>
+          <w:rStyle w:val="Cdigo-fonteuser"/>
         </w:rPr>
         <w:t>#painel-pontos</w:t>
       </w:r>
@@ -10073,7 +10133,7 @@
       </w:r>
       <w:r>
         <w:rPr>
-          <w:rStyle w:val="Cdigo-fonte"/>
+          <w:rStyle w:val="Cdigo-fonteuser"/>
         </w:rPr>
         <w:t>?id=XXX</w:t>
       </w:r>
@@ -10083,7 +10143,7 @@
       </w:r>
       <w:r>
         <w:rPr>
-          <w:rStyle w:val="Cdigo-fonte"/>
+          <w:rStyle w:val="Cdigo-fonteuser"/>
         </w:rPr>
         <w:t>aulaID = new URLSearchParams(window.location.search).get('id')</w:t>
       </w:r>
@@ -10119,7 +10179,7 @@
       </w:r>
       <w:r>
         <w:rPr>
-          <w:rStyle w:val="Cdigo-fonte"/>
+          <w:rStyle w:val="Cdigo-fonteuser"/>
         </w:rPr>
         <w:t>atualizarGlobinhosGeral()</w:t>
       </w:r>
@@ -10129,7 +10189,7 @@
       </w:r>
       <w:r>
         <w:rPr>
-          <w:rStyle w:val="Cdigo-fonte"/>
+          <w:rStyle w:val="Cdigo-fonteuser"/>
         </w:rPr>
         <w:t>duvid-core.js</w:t>
       </w:r>
@@ -10139,7 +10199,7 @@
       </w:r>
       <w:r>
         <w:rPr>
-          <w:rStyle w:val="Cdigo-fonte"/>
+          <w:rStyle w:val="Cdigo-fonteuser"/>
         </w:rPr>
         <w:t>#saldoTotalHeader</w:t>
       </w:r>
@@ -10149,7 +10209,7 @@
       </w:r>
       <w:r>
         <w:rPr>
-          <w:rStyle w:val="Cdigo-fonte"/>
+          <w:rStyle w:val="Cdigo-fonteuser"/>
         </w:rPr>
         <w:t>#valor-total-central</w:t>
       </w:r>
@@ -10185,7 +10245,7 @@
       </w:r>
       <w:r>
         <w:rPr>
-          <w:rStyle w:val="Cdigo-fonte"/>
+          <w:rStyle w:val="Cdigo-fonteuser"/>
         </w:rPr>
         <w:t>finalizar()</w:t>
       </w:r>
@@ -10324,7 +10384,7 @@
       </w:r>
       <w:r>
         <w:rPr>
-          <w:rStyle w:val="Cdigo-fonte"/>
+          <w:rStyle w:val="Cdigo-fonteuser"/>
         </w:rPr>
         <w:t>Ctrl + H</w:t>
       </w:r>
@@ -10364,7 +10424,7 @@
       </w:r>
       <w:r>
         <w:rPr>
-          <w:rStyle w:val="Cdigo-fonte"/>
+          <w:rStyle w:val="Cdigo-fonteuser"/>
           <w:b/>
         </w:rPr>
         <w:t>.*</w:t>
@@ -10375,7 +10435,7 @@
       </w:r>
       <w:r>
         <w:rPr>
-          <w:rStyle w:val="Cdigo-fonte"/>
+          <w:rStyle w:val="Cdigo-fonteuser"/>
         </w:rPr>
         <w:t>Alt + R</w:t>
       </w:r>
@@ -10425,7 +10485,7 @@
       </w:r>
       <w:r>
         <w:rPr>
-          <w:rStyle w:val="Cdigo-fonte"/>
+          <w:rStyle w:val="Cdigo-fonteuser"/>
         </w:rPr>
         <w:t>"([a-e])[\)\.\-\s]+</w:t>
       </w:r>
@@ -10461,7 +10521,7 @@
       </w:r>
       <w:r>
         <w:rPr>
-          <w:rStyle w:val="Cdigo-fonte"/>
+          <w:rStyle w:val="Cdigo-fonteuser"/>
         </w:rPr>
         <w:t>"</w:t>
       </w:r>
@@ -10498,7 +10558,7 @@
     </w:p>
     <w:p>
       <w:pPr>
-        <w:pStyle w:val="Linhahorizontal"/>
+        <w:pStyle w:val="Linhahorizontaluser"/>
         <w:spacing w:before="0" w:after="160"/>
         <w:rPr>
           <w:sz w:val="24"/>
@@ -10564,7 +10624,7 @@
       </w:pPr>
       <w:r>
         <w:rPr>
-          <w:rStyle w:val="Cdigo-fonte"/>
+          <w:rStyle w:val="Cdigo-fonteuser"/>
         </w:rPr>
         <w:t>"</w:t>
       </w:r>
@@ -10590,7 +10650,7 @@
       </w:pPr>
       <w:r>
         <w:rPr>
-          <w:rStyle w:val="Cdigo-fonte"/>
+          <w:rStyle w:val="Cdigo-fonteuser"/>
         </w:rPr>
         <w:t>([a-e])</w:t>
       </w:r>
@@ -10616,7 +10676,7 @@
       </w:pPr>
       <w:r>
         <w:rPr>
-          <w:rStyle w:val="Cdigo-fonte"/>
+          <w:rStyle w:val="Cdigo-fonteuser"/>
         </w:rPr>
         <w:t>[\)\.\-\s]+</w:t>
       </w:r>
@@ -10652,7 +10712,7 @@
       </w:r>
       <w:r>
         <w:rPr>
-          <w:rStyle w:val="Cdigo-fonte"/>
+          <w:rStyle w:val="Cdigo-fonteuser"/>
         </w:rPr>
         <w:t xml:space="preserve">"a) </w:t>
       </w:r>
@@ -10662,7 +10722,7 @@
       </w:r>
       <w:r>
         <w:rPr>
-          <w:rStyle w:val="Cdigo-fonte"/>
+          <w:rStyle w:val="Cdigo-fonteuser"/>
         </w:rPr>
         <w:t>"</w:t>
       </w:r>
@@ -11003,7 +11063,7 @@
       </w:r>
       <w:r>
         <w:rPr>
-          <w:rStyle w:val="Cdigo-fonteuser"/>
+          <w:rStyle w:val="Cdigo-fonte"/>
         </w:rPr>
         <w:t>localStorage</w:t>
       </w:r>
@@ -11066,7 +11126,7 @@
     </w:p>
     <w:p>
       <w:pPr>
-        <w:pStyle w:val="Linhahorizontaluser"/>
+        <w:pStyle w:val="Linhahorizontal"/>
         <w:spacing w:before="0" w:after="160"/>
         <w:rPr>
           <w:sz w:val="24"/>
@@ -12228,7 +12288,7 @@
     </w:p>
     <w:p>
       <w:pPr>
-        <w:pStyle w:val="Linhahorizontal"/>
+        <w:pStyle w:val="Linhahorizontaluser"/>
         <w:spacing w:before="0" w:after="160"/>
         <w:rPr>
           <w:color w:val="000000"/>
@@ -12744,7 +12804,7 @@
       </w:pPr>
       <w:r>
         <w:rPr>
-          <w:rStyle w:val="Cdigo-fonteuser"/>
+          <w:rStyle w:val="Cdigo-fonte"/>
           <w:b/>
         </w:rPr>
         <w:t>duvid-db.js</w:t>
@@ -12755,7 +12815,7 @@
       </w:r>
       <w:r>
         <w:rPr>
-          <w:rStyle w:val="Cdigo-fonteuser"/>
+          <w:rStyle w:val="Cdigo-fonte"/>
         </w:rPr>
         <w:t>DuvidDB</w:t>
       </w:r>
@@ -12781,7 +12841,7 @@
       </w:pPr>
       <w:r>
         <w:rPr>
-          <w:rStyle w:val="Cdigo-fonteuser"/>
+          <w:rStyle w:val="Cdigo-fonte"/>
           <w:b/>
         </w:rPr>
         <w:t>duvid-ui.js</w:t>
@@ -12792,7 +12852,7 @@
       </w:r>
       <w:r>
         <w:rPr>
-          <w:rStyle w:val="Cdigo-fonteuser"/>
+          <w:rStyle w:val="Cdigo-fonte"/>
         </w:rPr>
         <w:t>atualizarInterface</w:t>
       </w:r>
@@ -12802,7 +12862,7 @@
       </w:r>
       <w:r>
         <w:rPr>
-          <w:rStyle w:val="Cdigo-fonteuser"/>
+          <w:rStyle w:val="Cdigo-fonte"/>
         </w:rPr>
         <w:t>dispararComemoracao</w:t>
       </w:r>
@@ -12812,7 +12872,7 @@
       </w:r>
       <w:r>
         <w:rPr>
-          <w:rStyle w:val="Cdigo-fonteuser"/>
+          <w:rStyle w:val="Cdigo-fonte"/>
         </w:rPr>
         <w:t>animarContador</w:t>
       </w:r>
@@ -12838,7 +12898,7 @@
       </w:pPr>
       <w:r>
         <w:rPr>
-          <w:rStyle w:val="Cdigo-fonteuser"/>
+          <w:rStyle w:val="Cdigo-fonte"/>
           <w:b/>
         </w:rPr>
         <w:t>duvid-audio.js</w:t>
@@ -12849,7 +12909,7 @@
       </w:r>
       <w:r>
         <w:rPr>
-          <w:rStyle w:val="Cdigo-fonteuser"/>
+          <w:rStyle w:val="Cdigo-fonte"/>
         </w:rPr>
         <w:t>playSom</w:t>
       </w:r>
@@ -12913,10 +12973,11 @@
     </w:p>
     <w:p>
       <w:pPr>
-        <w:pStyle w:val="Normal"/>
-        <w:jc w:val="start"/>
-        <w:rPr/>
-      </w:pPr>
+        <w:pStyle w:val="Heading3"/>
+        <w:rPr/>
+      </w:pPr>
+      <w:bookmarkStart w:id="59" w:name="__RefHeading___Toc1690_486302963"/>
+      <w:bookmarkEnd w:id="59"/>
       <w:r>
         <w:rPr/>
         <w:t>icones</w:t>
@@ -12939,9 +13000,13 @@
           <w:spacing w:val="0"/>
           <w:sz w:val="24"/>
         </w:rPr>
-        <w:t xml:space="preserve">Redesenhe o ícone em anexo em pixel art nítido, de alta resolução (640x430 px) com um fundo contextual. O estilo deve ser 'pixel art polido' (polished pixel art), com cores ricas e sombras definidas (sem borrão) para criar volume e profundidade. O objeto deve ser claramente reconhecível, com detalhes aprimorados em relação a versões simples. </w:t>
-      </w:r>
-      <w:r>
+        <w:t>Redesenhe o ícone em anexo em pixel art nítido, de alta resolução (640x430 px) com um fundo contextual. O estilo deve ser 'pixel art polido' (polished pixel art), com cores ricas e sombras definidas (sem borrão) para criar volume e profundidade. O objeto deve ser claramente reconhecível, com detalhes aprimorados em relação a versões simples. Preencha todo o espaço da imagem.</w:t>
+      </w:r>
+    </w:p>
+    <w:p>
+      <w:pPr>
+        <w:pStyle w:val="Normal"/>
+        <w:jc w:val="both"/>
         <w:rPr>
           <w:rFonts w:ascii="Google Sans Flex;Google Sans;Helvetica Neue;sans-serif" w:hAnsi="Google Sans Flex;Google Sans;Helvetica Neue;sans-serif"/>
           <w:b w:val="false"/>
@@ -12952,13 +13017,8 @@
           <w:spacing w:val="0"/>
           <w:sz w:val="24"/>
         </w:rPr>
-        <w:t>Preencha todo o espaço da imagem.</w:t>
-      </w:r>
-    </w:p>
-    <w:p>
-      <w:pPr>
-        <w:pStyle w:val="Normal"/>
-        <w:jc w:val="both"/>
+      </w:pPr>
+      <w:r>
         <w:rPr>
           <w:rFonts w:ascii="Google Sans Flex;Google Sans;Helvetica Neue;sans-serif" w:hAnsi="Google Sans Flex;Google Sans;Helvetica Neue;sans-serif"/>
           <w:b w:val="false"/>
@@ -12969,6 +13029,13 @@
           <w:spacing w:val="0"/>
           <w:sz w:val="24"/>
         </w:rPr>
+      </w:r>
+    </w:p>
+    <w:p>
+      <w:pPr>
+        <w:pStyle w:val="Normal"/>
+        <w:jc w:val="both"/>
+        <w:rPr/>
       </w:pPr>
       <w:r>
         <w:rPr>
@@ -12981,15 +13048,13 @@
           <w:spacing w:val="0"/>
           <w:sz w:val="24"/>
         </w:rPr>
+        <w:t xml:space="preserve">Faça uma imagem em pixel art nítido, de alta resolução (640x430 px) com um fundo contextual. O estilo deve ser 'pixel art polido' (polished pixel art), com cores ricas e sombras definidas (sem borrão) para criar volume e profundidade. O objeto deve ser claramente reconhecível, com detalhes aprimorados em relação a versões simples. Preencha todo o espaço da imagem. Não precisa inserir textos na imagem. Deve aparecer esses temas em uma bela composição: </w:t>
       </w:r>
     </w:p>
     <w:p>
       <w:pPr>
         <w:pStyle w:val="Normal"/>
         <w:jc w:val="both"/>
-        <w:rPr/>
-      </w:pPr>
-      <w:r>
         <w:rPr>
           <w:rFonts w:ascii="Google Sans Flex;Google Sans;Helvetica Neue;sans-serif" w:hAnsi="Google Sans Flex;Google Sans;Helvetica Neue;sans-serif"/>
           <w:b w:val="false"/>
@@ -13000,8 +13065,7 @@
           <w:spacing w:val="0"/>
           <w:sz w:val="24"/>
         </w:rPr>
-        <w:t>Faça uma imagem</w:t>
-      </w:r>
+      </w:pPr>
       <w:r>
         <w:rPr>
           <w:rFonts w:ascii="Google Sans Flex;Google Sans;Helvetica Neue;sans-serif" w:hAnsi="Google Sans Flex;Google Sans;Helvetica Neue;sans-serif"/>
@@ -13013,141 +13077,33 @@
           <w:spacing w:val="0"/>
           <w:sz w:val="24"/>
         </w:rPr>
-        <w:t xml:space="preserve"> em pixel art nítido, de alta resolução (640x430 px) com um fundo contextual. O estilo deve ser 'pixel art polido' (polished pixel art), com cores ricas e sombras definidas (sem borrão) para criar volume e profundidade. O objeto deve ser claramente reconhecível, com detalhes aprimorados em relação a versões simples.</w:t>
-      </w:r>
-      <w:r>
-        <w:rPr>
-          <w:rFonts w:ascii="Google Sans Flex;Google Sans;Helvetica Neue;sans-serif" w:hAnsi="Google Sans Flex;Google Sans;Helvetica Neue;sans-serif"/>
-          <w:b w:val="false"/>
-          <w:i w:val="false"/>
-          <w:caps w:val="false"/>
-          <w:smallCaps w:val="false"/>
+      </w:r>
+    </w:p>
+    <w:p>
+      <w:pPr>
+        <w:pStyle w:val="Normal"/>
+        <w:jc w:val="start"/>
+        <w:rPr>
           <w:color w:val="000000"/>
-          <w:spacing w:val="0"/>
-          <w:sz w:val="24"/>
-        </w:rPr>
-        <w:t xml:space="preserve"> </w:t>
-      </w:r>
-      <w:r>
-        <w:rPr>
-          <w:rFonts w:ascii="Google Sans Flex;Google Sans;Helvetica Neue;sans-serif" w:hAnsi="Google Sans Flex;Google Sans;Helvetica Neue;sans-serif"/>
-          <w:b w:val="false"/>
-          <w:i w:val="false"/>
-          <w:caps w:val="false"/>
-          <w:smallCaps w:val="false"/>
+        </w:rPr>
+      </w:pPr>
+      <w:r>
+        <w:rPr>
           <w:color w:val="000000"/>
-          <w:spacing w:val="0"/>
-          <w:sz w:val="24"/>
-        </w:rPr>
-        <w:t xml:space="preserve">Preencha todo o espaço da imagem. </w:t>
-      </w:r>
-      <w:r>
-        <w:rPr>
-          <w:rFonts w:ascii="Google Sans Flex;Google Sans;Helvetica Neue;sans-serif" w:hAnsi="Google Sans Flex;Google Sans;Helvetica Neue;sans-serif"/>
-          <w:b w:val="false"/>
-          <w:i w:val="false"/>
-          <w:caps w:val="false"/>
-          <w:smallCaps w:val="false"/>
+        </w:rPr>
+      </w:r>
+    </w:p>
+    <w:p>
+      <w:pPr>
+        <w:pStyle w:val="Heading3"/>
+        <w:rPr>
           <w:color w:val="000000"/>
-          <w:spacing w:val="0"/>
-          <w:sz w:val="24"/>
-        </w:rPr>
-        <w:t xml:space="preserve">Não precisa inserir textos na imagem. </w:t>
-      </w:r>
-      <w:r>
-        <w:rPr>
-          <w:rFonts w:ascii="Google Sans Flex;Google Sans;Helvetica Neue;sans-serif" w:hAnsi="Google Sans Flex;Google Sans;Helvetica Neue;sans-serif"/>
-          <w:b w:val="false"/>
-          <w:i w:val="false"/>
-          <w:caps w:val="false"/>
-          <w:smallCaps w:val="false"/>
-          <w:color w:val="000000"/>
-          <w:spacing w:val="0"/>
-          <w:sz w:val="24"/>
-        </w:rPr>
-        <w:t xml:space="preserve">Deve aparecer </w:t>
-      </w:r>
-      <w:r>
-        <w:rPr>
-          <w:rFonts w:ascii="Google Sans Flex;Google Sans;Helvetica Neue;sans-serif" w:hAnsi="Google Sans Flex;Google Sans;Helvetica Neue;sans-serif"/>
-          <w:b w:val="false"/>
-          <w:i w:val="false"/>
-          <w:caps w:val="false"/>
-          <w:smallCaps w:val="false"/>
-          <w:color w:val="000000"/>
-          <w:spacing w:val="0"/>
-          <w:sz w:val="24"/>
-        </w:rPr>
-        <w:t>esses</w:t>
-      </w:r>
-      <w:r>
-        <w:rPr>
-          <w:rFonts w:ascii="Google Sans Flex;Google Sans;Helvetica Neue;sans-serif" w:hAnsi="Google Sans Flex;Google Sans;Helvetica Neue;sans-serif"/>
-          <w:b w:val="false"/>
-          <w:i w:val="false"/>
-          <w:caps w:val="false"/>
-          <w:smallCaps w:val="false"/>
-          <w:color w:val="000000"/>
-          <w:spacing w:val="0"/>
-          <w:sz w:val="24"/>
-        </w:rPr>
-        <w:t xml:space="preserve"> temas em uma bela composição: </w:t>
-      </w:r>
-    </w:p>
-    <w:p>
-      <w:pPr>
-        <w:pStyle w:val="Normal"/>
-        <w:jc w:val="both"/>
-        <w:rPr>
-          <w:rFonts w:ascii="Google Sans Flex;Google Sans;Helvetica Neue;sans-serif" w:hAnsi="Google Sans Flex;Google Sans;Helvetica Neue;sans-serif"/>
-          <w:b w:val="false"/>
-          <w:i w:val="false"/>
-          <w:caps w:val="false"/>
-          <w:smallCaps w:val="false"/>
-          <w:color w:val="000000"/>
-          <w:spacing w:val="0"/>
-          <w:sz w:val="24"/>
-        </w:rPr>
-      </w:pPr>
-      <w:r>
-        <w:rPr>
-          <w:rFonts w:ascii="Google Sans Flex;Google Sans;Helvetica Neue;sans-serif" w:hAnsi="Google Sans Flex;Google Sans;Helvetica Neue;sans-serif"/>
-          <w:b w:val="false"/>
-          <w:i w:val="false"/>
-          <w:caps w:val="false"/>
-          <w:smallCaps w:val="false"/>
-          <w:color w:val="000000"/>
-          <w:spacing w:val="0"/>
-          <w:sz w:val="24"/>
-        </w:rPr>
-      </w:r>
-    </w:p>
-    <w:p>
-      <w:pPr>
-        <w:pStyle w:val="Normal"/>
-        <w:jc w:val="start"/>
-        <w:rPr>
-          <w:color w:val="000000"/>
-        </w:rPr>
-      </w:pPr>
-      <w:r>
-        <w:rPr>
-          <w:color w:val="000000"/>
-        </w:rPr>
-      </w:r>
-    </w:p>
-    <w:p>
-      <w:pPr>
-        <w:pStyle w:val="Normal"/>
-        <w:jc w:val="start"/>
-        <w:rPr>
-          <w:color w:val="000000"/>
-        </w:rPr>
-      </w:pPr>
-      <w:r>
-        <w:rPr>
-          <w:color w:val="000000"/>
-        </w:rPr>
+        </w:rPr>
+      </w:pPr>
+      <w:bookmarkStart w:id="60" w:name="__RefHeading___Toc1692_486302963"/>
+      <w:bookmarkEnd w:id="60"/>
+      <w:r>
+        <w:rPr/>
         <w:t>Infográfico</w:t>
       </w:r>
     </w:p>
@@ -13308,6 +13264,19 @@
         <w:rPr>
           <w:color w:val="000000"/>
         </w:rPr>
+      </w:r>
+    </w:p>
+    <w:p>
+      <w:pPr>
+        <w:pStyle w:val="Heading3"/>
+        <w:rPr>
+          <w:color w:val="000000"/>
+        </w:rPr>
+      </w:pPr>
+      <w:bookmarkStart w:id="61" w:name="__RefHeading___Toc1694_486302963"/>
+      <w:bookmarkEnd w:id="61"/>
+      <w:r>
+        <w:rPr/>
         <w:t>Prompst para as imagens das questões:</w:t>
       </w:r>
     </w:p>
@@ -13328,7 +13297,7 @@
           <w:szCs w:val="24"/>
           <w:lang w:val="pt-BR" w:eastAsia="en-US" w:bidi="ar-SA"/>
         </w:rPr>
-        <w:t xml:space="preserve">Pegue a ideia central da questão acima e faça a imagem com essa características: Estilo: Ilustração digital educacional limpa, traços nítidos, cores vibrantes mas paleta </w:t>
+        <w:t xml:space="preserve">Pegue a ideia central da questão acima e faça a imagem com essas características: Estilo: Ilustração digital educacional limpa, traços nítidos, cores vibrantes mas paleta </w:t>
       </w:r>
       <w:r>
         <w:rPr>
@@ -13374,9 +13343,9 @@
       <w:r>
         <w:rPr/>
       </w:r>
-      <w:bookmarkStart w:id="59" w:name="__RefHeading___Toc1888_3396507"/>
-      <w:bookmarkStart w:id="60" w:name="__RefHeading___Toc1888_3396507"/>
-      <w:bookmarkEnd w:id="60"/>
+      <w:bookmarkStart w:id="62" w:name="__RefHeading___Toc1888_3396507"/>
+      <w:bookmarkStart w:id="63" w:name="__RefHeading___Toc1888_3396507"/>
+      <w:bookmarkEnd w:id="63"/>
     </w:p>
     <w:p>
       <w:pPr>
@@ -13473,7 +13442,7 @@
       <w:jc w:val="end"/>
       <w:rPr/>
     </w:pPr>
-    <w:bookmarkStart w:id="61" w:name="PageNumWizard_HEADER_Estilo_de_página_Pa"/>
+    <w:bookmarkStart w:id="64" w:name="PageNumWizard_HEADER_Estilo_de_página_Pa"/>
     <w:r>
       <w:rPr/>
       <w:fldChar w:fldCharType="begin"/>
@@ -13494,7 +13463,7 @@
       <w:rPr/>
       <w:fldChar w:fldCharType="end"/>
     </w:r>
-    <w:bookmarkEnd w:id="61"/>
+    <w:bookmarkEnd w:id="64"/>
   </w:p>
 </w:hdr>
 </file>
@@ -13508,7 +13477,7 @@
       <w:jc w:val="end"/>
       <w:rPr/>
     </w:pPr>
-    <w:bookmarkStart w:id="62" w:name="PageNumWizard_HEADER_Estilo_de_página_Pa"/>
+    <w:bookmarkStart w:id="65" w:name="PageNumWizard_HEADER_Estilo_de_página_Pa"/>
     <w:r>
       <w:rPr/>
       <w:fldChar w:fldCharType="begin"/>
@@ -13529,7 +13498,7 @@
       <w:rPr/>
       <w:fldChar w:fldCharType="end"/>
     </w:r>
-    <w:bookmarkEnd w:id="62"/>
+    <w:bookmarkEnd w:id="65"/>
   </w:p>
 </w:hdr>
 </file>
@@ -19719,10 +19688,36 @@
       <w:u w:val="single"/>
     </w:rPr>
   </w:style>
+  <w:style w:type="character" w:styleId="Vnculodendiceuser">
+    <w:name w:val="Vínculo de índice (user)"/>
+    <w:qFormat/>
+    <w:rPr/>
+  </w:style>
+  <w:style w:type="character" w:styleId="Marcadoresuser">
+    <w:name w:val="Marcadores (user)"/>
+    <w:qFormat/>
+    <w:rPr>
+      <w:rFonts w:ascii="OpenSymbol" w:hAnsi="OpenSymbol" w:eastAsia="OpenSymbol" w:cs="OpenSymbol"/>
+    </w:rPr>
+  </w:style>
+  <w:style w:type="character" w:styleId="Cdigo-fonteuser">
+    <w:name w:val="Código-fonte (user)"/>
+    <w:qFormat/>
+    <w:rPr>
+      <w:rFonts w:ascii="Liberation Mono" w:hAnsi="Liberation Mono" w:eastAsia="Liberation Mono" w:cs="Liberation Mono"/>
+    </w:rPr>
+  </w:style>
   <w:style w:type="character" w:styleId="Vnculodendice">
     <w:name w:val="Vínculo de índice"/>
     <w:qFormat/>
     <w:rPr/>
+  </w:style>
+  <w:style w:type="character" w:styleId="Cdigo-fonte">
+    <w:name w:val="Código-fonte"/>
+    <w:qFormat/>
+    <w:rPr>
+      <w:rFonts w:ascii="Liberation Mono" w:hAnsi="Liberation Mono" w:eastAsia="Liberation Mono" w:cs="Liberation Mono"/>
+    </w:rPr>
   </w:style>
   <w:style w:type="character" w:styleId="Marcadores">
     <w:name w:val="Marcadores"/>
@@ -19731,39 +19726,13 @@
       <w:rFonts w:ascii="OpenSymbol" w:hAnsi="OpenSymbol" w:eastAsia="OpenSymbol" w:cs="OpenSymbol"/>
     </w:rPr>
   </w:style>
-  <w:style w:type="character" w:styleId="Cdigo-fonte">
-    <w:name w:val="Código-fonte"/>
-    <w:qFormat/>
-    <w:rPr>
-      <w:rFonts w:ascii="Liberation Mono" w:hAnsi="Liberation Mono" w:eastAsia="Liberation Mono" w:cs="Liberation Mono"/>
-    </w:rPr>
-  </w:style>
-  <w:style w:type="character" w:styleId="Vnculodendiceuser">
-    <w:name w:val="Vínculo de índice (user)"/>
+  <w:style w:type="character" w:styleId="Smbolosdenumeraouser">
+    <w:name w:val="Símbolos de numeração (user)"/>
     <w:qFormat/>
     <w:rPr/>
   </w:style>
-  <w:style w:type="character" w:styleId="Cdigo-fonteuser">
-    <w:name w:val="Código-fonte (user)"/>
-    <w:qFormat/>
-    <w:rPr>
-      <w:rFonts w:ascii="Liberation Mono" w:hAnsi="Liberation Mono" w:eastAsia="Liberation Mono" w:cs="Liberation Mono"/>
-    </w:rPr>
-  </w:style>
-  <w:style w:type="character" w:styleId="Marcadoresuser">
-    <w:name w:val="Marcadores (user)"/>
-    <w:qFormat/>
-    <w:rPr>
-      <w:rFonts w:ascii="OpenSymbol" w:hAnsi="OpenSymbol" w:eastAsia="OpenSymbol" w:cs="OpenSymbol"/>
-    </w:rPr>
-  </w:style>
   <w:style w:type="character" w:styleId="Smbolosdenumerao">
     <w:name w:val="Símbolos de numeração"/>
-    <w:qFormat/>
-    <w:rPr/>
-  </w:style>
-  <w:style w:type="character" w:styleId="Smbolosdenumeraouser">
-    <w:name w:val="Símbolos de numeração (user)"/>
     <w:qFormat/>
     <w:rPr/>
   </w:style>
@@ -19950,8 +19919,8 @@
       <w:color w:themeColor="accent1" w:themeShade="bf" w:val="0F4761"/>
     </w:rPr>
   </w:style>
-  <w:style w:type="paragraph" w:styleId="Cabealhoerodap">
-    <w:name w:val="Cabeçalho e rodapé"/>
+  <w:style w:type="paragraph" w:styleId="Cabealhoerodapuser">
+    <w:name w:val="Cabeçalho e rodapé (user)"/>
     <w:basedOn w:val="Normal"/>
     <w:qFormat/>
     <w:pPr>
@@ -19964,8 +19933,8 @@
     </w:pPr>
     <w:rPr/>
   </w:style>
-  <w:style w:type="paragraph" w:styleId="Cabealhoerodapuser">
-    <w:name w:val="Cabeçalho e rodapé (user)"/>
+  <w:style w:type="paragraph" w:styleId="Cabealhoerodap">
+    <w:name w:val="Cabeçalho e rodapé"/>
     <w:basedOn w:val="Normal"/>
     <w:qFormat/>
     <w:pPr/>
@@ -19973,7 +19942,7 @@
   </w:style>
   <w:style w:type="paragraph" w:styleId="Header">
     <w:name w:val="header"/>
-    <w:basedOn w:val="Cabealhoerodap"/>
+    <w:basedOn w:val="Cabealhoerodapuser"/>
     <w:pPr>
       <w:suppressLineNumbers/>
     </w:pPr>
@@ -19981,7 +19950,7 @@
   </w:style>
   <w:style w:type="paragraph" w:styleId="IndexHeading">
     <w:name w:val="index heading"/>
-    <w:basedOn w:val="Ttulo"/>
+    <w:basedOn w:val="Ttulouser"/>
     <w:pPr>
       <w:suppressLineNumbers/>
       <w:ind w:hanging="0" w:start="0"/>
@@ -20010,13 +19979,64 @@
   </w:style>
   <w:style w:type="paragraph" w:styleId="TOC1">
     <w:name w:val="toc 1"/>
-    <w:basedOn w:val="ndice"/>
+    <w:basedOn w:val="ndiceuser"/>
     <w:pPr>
       <w:tabs>
         <w:tab w:val="clear" w:pos="708"/>
         <w:tab w:val="right" w:pos="8504" w:leader="dot"/>
       </w:tabs>
       <w:ind w:hanging="0" w:start="0"/>
+    </w:pPr>
+    <w:rPr/>
+  </w:style>
+  <w:style w:type="paragraph" w:styleId="Linhahorizontaluser">
+    <w:name w:val="Linha horizontal (user)"/>
+    <w:basedOn w:val="Normal"/>
+    <w:next w:val="BodyText"/>
+    <w:qFormat/>
+    <w:pPr>
+      <w:suppressLineNumbers/>
+      <w:pBdr>
+        <w:bottom w:val="double" w:sz="2" w:space="0" w:color="808080"/>
+      </w:pBdr>
+      <w:spacing w:before="0" w:after="283"/>
+    </w:pPr>
+    <w:rPr>
+      <w:sz w:val="12"/>
+      <w:szCs w:val="12"/>
+    </w:rPr>
+  </w:style>
+  <w:style w:type="paragraph" w:styleId="Blocodecitaouser">
+    <w:name w:val="Bloco de citação (user)"/>
+    <w:basedOn w:val="Normal"/>
+    <w:qFormat/>
+    <w:pPr>
+      <w:spacing w:before="0" w:after="283"/>
+      <w:ind w:hanging="0" w:start="567" w:end="567"/>
+    </w:pPr>
+    <w:rPr/>
+  </w:style>
+  <w:style w:type="paragraph" w:styleId="TOC2">
+    <w:name w:val="toc 2"/>
+    <w:basedOn w:val="ndiceuser"/>
+    <w:pPr>
+      <w:tabs>
+        <w:tab w:val="clear" w:pos="708"/>
+        <w:tab w:val="right" w:pos="8221" w:leader="dot"/>
+      </w:tabs>
+      <w:ind w:hanging="0" w:start="283"/>
+    </w:pPr>
+    <w:rPr/>
+  </w:style>
+  <w:style w:type="paragraph" w:styleId="TOC3">
+    <w:name w:val="toc 3"/>
+    <w:basedOn w:val="ndiceuser"/>
+    <w:pPr>
+      <w:tabs>
+        <w:tab w:val="clear" w:pos="708"/>
+        <w:tab w:val="right" w:pos="7937" w:leader="dot"/>
+      </w:tabs>
+      <w:ind w:hanging="0" w:start="567"/>
     </w:pPr>
     <w:rPr/>
   </w:style>
@@ -20047,59 +20067,8 @@
     </w:pPr>
     <w:rPr/>
   </w:style>
-  <w:style w:type="paragraph" w:styleId="TOC2">
-    <w:name w:val="toc 2"/>
-    <w:basedOn w:val="ndice"/>
-    <w:pPr>
-      <w:tabs>
-        <w:tab w:val="clear" w:pos="708"/>
-        <w:tab w:val="right" w:pos="8221" w:leader="dot"/>
-      </w:tabs>
-      <w:ind w:hanging="0" w:start="283"/>
-    </w:pPr>
-    <w:rPr/>
-  </w:style>
-  <w:style w:type="paragraph" w:styleId="TOC3">
-    <w:name w:val="toc 3"/>
-    <w:basedOn w:val="ndice"/>
-    <w:pPr>
-      <w:tabs>
-        <w:tab w:val="clear" w:pos="708"/>
-        <w:tab w:val="right" w:pos="7937" w:leader="dot"/>
-      </w:tabs>
-      <w:ind w:hanging="0" w:start="567"/>
-    </w:pPr>
-    <w:rPr/>
-  </w:style>
-  <w:style w:type="paragraph" w:styleId="Linhahorizontaluser">
-    <w:name w:val="Linha horizontal (user)"/>
-    <w:basedOn w:val="Normal"/>
-    <w:next w:val="BodyText"/>
-    <w:qFormat/>
-    <w:pPr>
-      <w:suppressLineNumbers/>
-      <w:pBdr>
-        <w:bottom w:val="double" w:sz="2" w:space="0" w:color="808080"/>
-      </w:pBdr>
-      <w:spacing w:before="0" w:after="283"/>
-    </w:pPr>
-    <w:rPr>
-      <w:sz w:val="12"/>
-      <w:szCs w:val="12"/>
-    </w:rPr>
-  </w:style>
-  <w:style w:type="paragraph" w:styleId="Blocodecitaouser">
-    <w:name w:val="Bloco de citação (user)"/>
-    <w:basedOn w:val="Normal"/>
-    <w:qFormat/>
-    <w:pPr>
-      <w:spacing w:before="0" w:after="283"/>
-      <w:ind w:hanging="0" w:start="567" w:end="567"/>
-    </w:pPr>
-    <w:rPr/>
-  </w:style>
-  <w:style w:type="paragraph" w:styleId="Contedodatabela">
-    <w:name w:val="Conteúdo da tabela"/>
+  <w:style w:type="paragraph" w:styleId="Contedodatabelauser">
+    <w:name w:val="Conteúdo da tabela (user)"/>
     <w:basedOn w:val="Normal"/>
     <w:qFormat/>
     <w:pPr>
@@ -20108,9 +20077,9 @@
     </w:pPr>
     <w:rPr/>
   </w:style>
-  <w:style w:type="paragraph" w:styleId="Ttulodetabela">
-    <w:name w:val="Título de tabela"/>
-    <w:basedOn w:val="Contedodatabela"/>
+  <w:style w:type="paragraph" w:styleId="Ttulodetabelauser">
+    <w:name w:val="Título de tabela (user)"/>
+    <w:basedOn w:val="Contedodatabelauser"/>
     <w:qFormat/>
     <w:pPr>
       <w:suppressLineNumbers/>
@@ -20121,15 +20090,15 @@
       <w:bCs/>
     </w:rPr>
   </w:style>
-  <w:style w:type="paragraph" w:styleId="Contedodoquadrouser">
-    <w:name w:val="Conteúdo do quadro (user)"/>
+  <w:style w:type="paragraph" w:styleId="Contedodoquadro">
+    <w:name w:val="Conteúdo do quadro"/>
     <w:basedOn w:val="Normal"/>
     <w:qFormat/>
     <w:pPr/>
     <w:rPr/>
   </w:style>
-  <w:style w:type="numbering" w:styleId="Semlista" w:default="1">
-    <w:name w:val="Sem lista"/>
+  <w:style w:type="numbering" w:styleId="Semlistauser" w:default="1">
+    <w:name w:val="Sem lista (user)"/>
     <w:uiPriority w:val="99"/>
     <w:semiHidden/>
     <w:unhideWhenUsed/>
